--- a/por/docx/60.content.docx
+++ b/por/docx/60.content.docx
@@ -19,7 +19,7 @@
         <w:rPr>
           <w:lang w:val="pt_PT" w:bidi="pt_PT"/>
         </w:rPr>
-        <w:t>Resource: Notas de Tradução (unfoldingWord)</w:t>
+        <w:t>Resource: unfoldingWord® Translation Notes</w:t>
       </w:r>
       <w:r>
         <w:rPr>
@@ -90,7 +90,7 @@
         <w:rPr>
           <w:lang w:val="pt_PT" w:bidi="pt_PT"/>
         </w:rPr>
-        <w:t>Notas de Tradução (unfoldingWord)</w:t>
+        <w:t>unfoldingWord® Translation Notes</w:t>
       </w:r>
     </w:p>
     <w:p>

--- a/por/docx/60.content.docx
+++ b/por/docx/60.content.docx
@@ -210,6 +210,21 @@
           <w:b/>
           <w:lang w:val="pt_PT" w:bidi="pt_PT"/>
         </w:rPr>
+        <w:t>Πέτρος</w:t>
+      </w:r>
+    </w:p>
+    <w:p>
+      <w:pPr/>
+      <w:r>
+        <w:rPr>
+          <w:lang w:val="pt_PT" w:bidi="pt_PT"/>
+        </w:rPr>
+      </w:r>
+      <w:r>
+        <w:rPr>
+          <w:b/>
+          <w:lang w:val="pt_PT" w:bidi="pt_PT"/>
+        </w:rPr>
         <w:t>"Eu, Pedro".</w:t>
       </w:r>
     </w:p>
@@ -389,6 +404,21 @@
           <w:b/>
           <w:lang w:val="pt_PT" w:bidi="pt_PT"/>
         </w:rPr>
+        <w:t>ἐκλεκτοῖς παρεπιδήμοις</w:t>
+      </w:r>
+    </w:p>
+    <w:p>
+      <w:pPr/>
+      <w:r>
+        <w:rPr>
+          <w:lang w:val="pt_PT" w:bidi="pt_PT"/>
+        </w:rPr>
+      </w:r>
+      <w:r>
+        <w:rPr>
+          <w:b/>
+          <w:lang w:val="pt_PT" w:bidi="pt_PT"/>
+        </w:rPr>
         <w:t>"ao povo de Deus que vive espalhado".</w:t>
       </w:r>
     </w:p>
@@ -472,6 +502,21 @@
           <w:b/>
           <w:lang w:val="pt_PT" w:bidi="pt_PT"/>
         </w:rPr>
+        <w:t>ἐκλεκτοῖς παρεπιδήμοις διασπορᾶς</w:t>
+      </w:r>
+    </w:p>
+    <w:p>
+      <w:pPr/>
+      <w:r>
+        <w:rPr>
+          <w:lang w:val="pt_PT" w:bidi="pt_PT"/>
+        </w:rPr>
+      </w:r>
+      <w:r>
+        <w:rPr>
+          <w:b/>
+          <w:lang w:val="pt_PT" w:bidi="pt_PT"/>
+        </w:rPr>
         <w:t>"ao povo de Deus que vive espalhado nas províncias".</w:t>
       </w:r>
     </w:p>
@@ -594,6 +639,21 @@
           <w:b/>
           <w:lang w:val="pt_PT" w:bidi="pt_PT"/>
         </w:rPr>
+        <w:t>ἐκλεκτοῖς παρεπιδήμοις διασπορᾶς</w:t>
+      </w:r>
+    </w:p>
+    <w:p>
+      <w:pPr/>
+      <w:r>
+        <w:rPr>
+          <w:lang w:val="pt_PT" w:bidi="pt_PT"/>
+        </w:rPr>
+      </w:r>
+      <w:r>
+        <w:rPr>
+          <w:b/>
+          <w:lang w:val="pt_PT" w:bidi="pt_PT"/>
+        </w:rPr>
         <w:t>"ao povo de Deus que vive espalhado nas províncias".</w:t>
       </w:r>
     </w:p>
@@ -729,6 +789,21 @@
           <w:b/>
           <w:lang w:val="pt_PT" w:bidi="pt_PT"/>
         </w:rPr>
+        <w:t>διασπορᾶς</w:t>
+      </w:r>
+    </w:p>
+    <w:p>
+      <w:pPr/>
+      <w:r>
+        <w:rPr>
+          <w:lang w:val="pt_PT" w:bidi="pt_PT"/>
+        </w:rPr>
+      </w:r>
+      <w:r>
+        <w:rPr>
+          <w:b/>
+          <w:lang w:val="pt_PT" w:bidi="pt_PT"/>
+        </w:rPr>
         <w:t>"que vive espalhado nas províncias".</w:t>
       </w:r>
     </w:p>
@@ -1102,6 +1177,21 @@
           <w:b/>
           <w:lang w:val="pt_PT" w:bidi="pt_PT"/>
         </w:rPr>
+        <w:t>αἵματος Ἰησοῦ Χριστοῦ</w:t>
+      </w:r>
+    </w:p>
+    <w:p>
+      <w:pPr/>
+      <w:r>
+        <w:rPr>
+          <w:lang w:val="pt_PT" w:bidi="pt_PT"/>
+        </w:rPr>
+      </w:r>
+      <w:r>
+        <w:rPr>
+          <w:b/>
+          <w:lang w:val="pt_PT" w:bidi="pt_PT"/>
+        </w:rPr>
         <w:t>"pelo seu sangue".</w:t>
       </w:r>
     </w:p>
@@ -1198,6 +1288,21 @@
           <w:b/>
           <w:lang w:val="pt_PT" w:bidi="pt_PT"/>
         </w:rPr>
+        <w:t>χάρις ὑμῖν καὶ εἰρήνη πληθυνθείη</w:t>
+      </w:r>
+    </w:p>
+    <w:p>
+      <w:pPr/>
+      <w:r>
+        <w:rPr>
+          <w:lang w:val="pt_PT" w:bidi="pt_PT"/>
+        </w:rPr>
+      </w:r>
+      <w:r>
+        <w:rPr>
+          <w:b/>
+          <w:lang w:val="pt_PT" w:bidi="pt_PT"/>
+        </w:rPr>
         <w:t>"Que vocês tenham, mais e mais, a graça e a paz de Deus!".</w:t>
       </w:r>
     </w:p>
@@ -1281,6 +1386,21 @@
           <w:b/>
           <w:lang w:val="pt_PT" w:bidi="pt_PT"/>
         </w:rPr>
+        <w:t>χάρις ὑμῖν καὶ εἰρήνη πληθυνθείη</w:t>
+      </w:r>
+    </w:p>
+    <w:p>
+      <w:pPr/>
+      <w:r>
+        <w:rPr>
+          <w:lang w:val="pt_PT" w:bidi="pt_PT"/>
+        </w:rPr>
+      </w:r>
+      <w:r>
+        <w:rPr>
+          <w:b/>
+          <w:lang w:val="pt_PT" w:bidi="pt_PT"/>
+        </w:rPr>
         <w:t>"Que vocês tenham, mais e mais, a graça e a paz de Deus!".</w:t>
       </w:r>
     </w:p>
@@ -1390,6 +1510,21 @@
           <w:b/>
           <w:lang w:val="pt_PT" w:bidi="pt_PT"/>
         </w:rPr>
+        <w:t>χάρις ὑμῖν καὶ εἰρήνη πληθυνθείη</w:t>
+      </w:r>
+    </w:p>
+    <w:p>
+      <w:pPr/>
+      <w:r>
+        <w:rPr>
+          <w:lang w:val="pt_PT" w:bidi="pt_PT"/>
+        </w:rPr>
+      </w:r>
+      <w:r>
+        <w:rPr>
+          <w:b/>
+          <w:lang w:val="pt_PT" w:bidi="pt_PT"/>
+        </w:rPr>
         <w:t>"Que vocês tenham, mais e mais, a graça e a paz de Deus!".</w:t>
       </w:r>
     </w:p>
@@ -1582,6 +1717,21 @@
           <w:b/>
           <w:lang w:val="pt_PT" w:bidi="pt_PT"/>
         </w:rPr>
+        <w:t>πρόγνωσιν Θεοῦ Πατρός</w:t>
+      </w:r>
+    </w:p>
+    <w:p>
+      <w:pPr/>
+      <w:r>
+        <w:rPr>
+          <w:lang w:val="pt_PT" w:bidi="pt_PT"/>
+        </w:rPr>
+      </w:r>
+      <w:r>
+        <w:rPr>
+          <w:b/>
+          <w:lang w:val="pt_PT" w:bidi="pt_PT"/>
+        </w:rPr>
         <w:t>"escolhidos de acordo com o propósito de Deus, o Pai".</w:t>
       </w:r>
     </w:p>
@@ -1864,6 +2014,21 @@
           <w:b/>
           <w:lang w:val="pt_PT" w:bidi="pt_PT"/>
         </w:rPr>
+        <w:t>ἐν ἁγιασμῷ Πνεύματος</w:t>
+      </w:r>
+    </w:p>
+    <w:p>
+      <w:pPr/>
+      <w:r>
+        <w:rPr>
+          <w:lang w:val="pt_PT" w:bidi="pt_PT"/>
+        </w:rPr>
+      </w:r>
+      <w:r>
+        <w:rPr>
+          <w:b/>
+          <w:lang w:val="pt_PT" w:bidi="pt_PT"/>
+        </w:rPr>
         <w:t>"E pelo Espírito de Deus vocês foram feitos um povo dedicado a ele a fim de obedecerem".</w:t>
       </w:r>
     </w:p>
@@ -2082,6 +2247,21 @@
           <w:b/>
           <w:lang w:val="pt_PT" w:bidi="pt_PT"/>
         </w:rPr>
+        <w:t>εἰς ὑπακοὴν</w:t>
+      </w:r>
+    </w:p>
+    <w:p>
+      <w:pPr/>
+      <w:r>
+        <w:rPr>
+          <w:lang w:val="pt_PT" w:bidi="pt_PT"/>
+        </w:rPr>
+      </w:r>
+      <w:r>
+        <w:rPr>
+          <w:b/>
+          <w:lang w:val="pt_PT" w:bidi="pt_PT"/>
+        </w:rPr>
         <w:t>"dedicado a ele a fim de obedecerem".</w:t>
       </w:r>
     </w:p>
@@ -2191,6 +2371,21 @@
           <w:b/>
           <w:lang w:val="pt_PT" w:bidi="pt_PT"/>
         </w:rPr>
+        <w:t>εἰς ὑπακοὴν</w:t>
+      </w:r>
+    </w:p>
+    <w:p>
+      <w:pPr/>
+      <w:r>
+        <w:rPr>
+          <w:lang w:val="pt_PT" w:bidi="pt_PT"/>
+        </w:rPr>
+      </w:r>
+      <w:r>
+        <w:rPr>
+          <w:b/>
+          <w:lang w:val="pt_PT" w:bidi="pt_PT"/>
+        </w:rPr>
         <w:t>"dedicado a ele a fim de obedecerem".</w:t>
       </w:r>
     </w:p>
@@ -2286,6 +2481,21 @@
         <w:rPr>
           <w:lang w:val="pt_PT" w:bidi="pt_PT"/>
         </w:rPr>
+      </w:r>
+    </w:p>
+    <w:p>
+      <w:pPr/>
+      <w:r>
+        <w:rPr>
+          <w:lang w:val="pt_PT" w:bidi="pt_PT"/>
+        </w:rPr>
+      </w:r>
+      <w:r>
+        <w:rPr>
+          <w:b/>
+          <w:lang w:val="pt_PT" w:bidi="pt_PT"/>
+        </w:rPr>
+        <w:t>ῥαντισμὸν αἵματος Ἰησοῦ Χριστοῦ</w:t>
       </w:r>
     </w:p>
     <w:p>
@@ -2445,6 +2655,21 @@
           <w:b/>
           <w:lang w:val="pt_PT" w:bidi="pt_PT"/>
         </w:rPr>
+        <w:t>εὐλογητὸς</w:t>
+      </w:r>
+    </w:p>
+    <w:p>
+      <w:pPr/>
+      <w:r>
+        <w:rPr>
+          <w:lang w:val="pt_PT" w:bidi="pt_PT"/>
+        </w:rPr>
+      </w:r>
+      <w:r>
+        <w:rPr>
+          <w:b/>
+          <w:lang w:val="pt_PT" w:bidi="pt_PT"/>
+        </w:rPr>
         <w:t>"Louvemos ao Deus e Pai".</w:t>
       </w:r>
     </w:p>
@@ -2727,6 +2952,21 @@
           <w:b/>
           <w:lang w:val="pt_PT" w:bidi="pt_PT"/>
         </w:rPr>
+        <w:t>ἡμῶν &amp; ἡμᾶς</w:t>
+      </w:r>
+    </w:p>
+    <w:p>
+      <w:pPr/>
+      <w:r>
+        <w:rPr>
+          <w:lang w:val="pt_PT" w:bidi="pt_PT"/>
+        </w:rPr>
+      </w:r>
+      <w:r>
+        <w:rPr>
+          <w:b/>
+          <w:lang w:val="pt_PT" w:bidi="pt_PT"/>
+        </w:rPr>
         <w:t>"do nosso Senhor... ele nos deu".</w:t>
       </w:r>
     </w:p>
@@ -2836,6 +3076,21 @@
           <w:b/>
           <w:lang w:val="pt_PT" w:bidi="pt_PT"/>
         </w:rPr>
+        <w:t>τοῦ Κυρίου ἡμῶν</w:t>
+      </w:r>
+    </w:p>
+    <w:p>
+      <w:pPr/>
+      <w:r>
+        <w:rPr>
+          <w:lang w:val="pt_PT" w:bidi="pt_PT"/>
+        </w:rPr>
+      </w:r>
+      <w:r>
+        <w:rPr>
+          <w:b/>
+          <w:lang w:val="pt_PT" w:bidi="pt_PT"/>
+        </w:rPr>
         <w:t>"do nosso Senhor Jesus Cristo".</w:t>
       </w:r>
     </w:p>
@@ -2932,6 +3187,21 @@
           <w:b/>
           <w:lang w:val="pt_PT" w:bidi="pt_PT"/>
         </w:rPr>
+        <w:t>κατὰ τὸ πολὺ αὐτοῦ ἔλεος</w:t>
+      </w:r>
+    </w:p>
+    <w:p>
+      <w:pPr/>
+      <w:r>
+        <w:rPr>
+          <w:lang w:val="pt_PT" w:bidi="pt_PT"/>
+        </w:rPr>
+      </w:r>
+      <w:r>
+        <w:rPr>
+          <w:b/>
+          <w:lang w:val="pt_PT" w:bidi="pt_PT"/>
+        </w:rPr>
         <w:t>"Por causa da sua grande misericórdia".</w:t>
       </w:r>
     </w:p>
@@ -3028,6 +3298,21 @@
           <w:b/>
           <w:lang w:val="pt_PT" w:bidi="pt_PT"/>
         </w:rPr>
+        <w:t>ὁ &amp; ἀναγεννήσας ἡμᾶς</w:t>
+      </w:r>
+    </w:p>
+    <w:p>
+      <w:pPr/>
+      <w:r>
+        <w:rPr>
+          <w:lang w:val="pt_PT" w:bidi="pt_PT"/>
+        </w:rPr>
+      </w:r>
+      <w:r>
+        <w:rPr>
+          <w:b/>
+          <w:lang w:val="pt_PT" w:bidi="pt_PT"/>
+        </w:rPr>
         <w:t>"ele nos deu uma nova vida".</w:t>
       </w:r>
     </w:p>
@@ -3233,6 +3518,21 @@
           <w:b/>
           <w:lang w:val="pt_PT" w:bidi="pt_PT"/>
         </w:rPr>
+        <w:t>εἰς ἐλπίδα ζῶσαν</w:t>
+      </w:r>
+    </w:p>
+    <w:p>
+      <w:pPr/>
+      <w:r>
+        <w:rPr>
+          <w:lang w:val="pt_PT" w:bidi="pt_PT"/>
+        </w:rPr>
+      </w:r>
+      <w:r>
+        <w:rPr>
+          <w:b/>
+          <w:lang w:val="pt_PT" w:bidi="pt_PT"/>
+        </w:rPr>
         <w:t>"Por isso o nosso coração está cheio de uma esperança viva".</w:t>
       </w:r>
     </w:p>
@@ -3315,6 +3615,21 @@
         <w:rPr>
           <w:lang w:val="pt_PT" w:bidi="pt_PT"/>
         </w:rPr>
+      </w:r>
+    </w:p>
+    <w:p>
+      <w:pPr/>
+      <w:r>
+        <w:rPr>
+          <w:lang w:val="pt_PT" w:bidi="pt_PT"/>
+        </w:rPr>
+      </w:r>
+      <w:r>
+        <w:rPr>
+          <w:b/>
+          <w:lang w:val="pt_PT" w:bidi="pt_PT"/>
+        </w:rPr>
+        <w:t>εἰς ἐλπίδα ζῶσαν</w:t>
       </w:r>
     </w:p>
     <w:p>
@@ -3519,6 +3834,21 @@
           <w:b/>
           <w:lang w:val="pt_PT" w:bidi="pt_PT"/>
         </w:rPr>
+        <w:t>εἰς κληρονομίαν ἄφθαρτον, καὶ ἀμίαντον, καὶ ἀμάραντον</w:t>
+      </w:r>
+    </w:p>
+    <w:p>
+      <w:pPr/>
+      <w:r>
+        <w:rPr>
+          <w:lang w:val="pt_PT" w:bidi="pt_PT"/>
+        </w:rPr>
+      </w:r>
+      <w:r>
+        <w:rPr>
+          <w:b/>
+          <w:lang w:val="pt_PT" w:bidi="pt_PT"/>
+        </w:rPr>
         <w:t>"Assim esperamos possuir as ricas bênçãos que Deus guarda para o seu povo".</w:t>
       </w:r>
     </w:p>
@@ -3737,6 +4067,21 @@
           <w:b/>
           <w:lang w:val="pt_PT" w:bidi="pt_PT"/>
         </w:rPr>
+        <w:t>κληρονομίαν ἄφθαρτον, καὶ ἀμίαντον, καὶ ἀμάραντον</w:t>
+      </w:r>
+    </w:p>
+    <w:p>
+      <w:pPr/>
+      <w:r>
+        <w:rPr>
+          <w:lang w:val="pt_PT" w:bidi="pt_PT"/>
+        </w:rPr>
+      </w:r>
+      <w:r>
+        <w:rPr>
+          <w:b/>
+          <w:lang w:val="pt_PT" w:bidi="pt_PT"/>
+        </w:rPr>
         <w:t>"as ricas bênçãos que Deus guarda para o seu povo. Ele as guarda no céu, onde elas não perdem o valor e não podem se estragar, nem ser destruídas".</w:t>
       </w:r>
     </w:p>
@@ -4012,6 +4357,21 @@
           <w:b/>
           <w:lang w:val="pt_PT" w:bidi="pt_PT"/>
         </w:rPr>
+        <w:t>διὰ πίστεως</w:t>
+      </w:r>
+    </w:p>
+    <w:p>
+      <w:pPr/>
+      <w:r>
+        <w:rPr>
+          <w:lang w:val="pt_PT" w:bidi="pt_PT"/>
+        </w:rPr>
+      </w:r>
+      <w:r>
+        <w:rPr>
+          <w:b/>
+          <w:lang w:val="pt_PT" w:bidi="pt_PT"/>
+        </w:rPr>
         <w:t>"por meio da fé".</w:t>
       </w:r>
     </w:p>
@@ -4108,6 +4468,21 @@
           <w:b/>
           <w:lang w:val="pt_PT" w:bidi="pt_PT"/>
         </w:rPr>
+        <w:t>εἰς σωτηρίαν</w:t>
+      </w:r>
+    </w:p>
+    <w:p>
+      <w:pPr/>
+      <w:r>
+        <w:rPr>
+          <w:lang w:val="pt_PT" w:bidi="pt_PT"/>
+        </w:rPr>
+      </w:r>
+      <w:r>
+        <w:rPr>
+          <w:b/>
+          <w:lang w:val="pt_PT" w:bidi="pt_PT"/>
+        </w:rPr>
         <w:t>"para a salvação".</w:t>
       </w:r>
     </w:p>
@@ -4300,6 +4675,21 @@
           <w:b/>
           <w:lang w:val="pt_PT" w:bidi="pt_PT"/>
         </w:rPr>
+        <w:t>ἑτοίμην ἀποκαλυφθῆναι</w:t>
+      </w:r>
+    </w:p>
+    <w:p>
+      <w:pPr/>
+      <w:r>
+        <w:rPr>
+          <w:lang w:val="pt_PT" w:bidi="pt_PT"/>
+        </w:rPr>
+      </w:r>
+      <w:r>
+        <w:rPr>
+          <w:b/>
+          <w:lang w:val="pt_PT" w:bidi="pt_PT"/>
+        </w:rPr>
         <w:t xml:space="preserve">"que está pronta para ser revelada". </w:t>
       </w:r>
     </w:p>
@@ -4383,6 +4773,21 @@
           <w:b/>
           <w:lang w:val="pt_PT" w:bidi="pt_PT"/>
         </w:rPr>
+        <w:t>ἐν καιρῷ ἐσχάτῳ</w:t>
+      </w:r>
+    </w:p>
+    <w:p>
+      <w:pPr/>
+      <w:r>
+        <w:rPr>
+          <w:lang w:val="pt_PT" w:bidi="pt_PT"/>
+        </w:rPr>
+      </w:r>
+      <w:r>
+        <w:rPr>
+          <w:b/>
+          <w:lang w:val="pt_PT" w:bidi="pt_PT"/>
+        </w:rPr>
         <w:t>"no fim dos tempos".</w:t>
       </w:r>
     </w:p>
@@ -4477,6 +4882,21 @@
         <w:rPr>
           <w:lang w:val="pt_PT" w:bidi="pt_PT"/>
         </w:rPr>
+      </w:r>
+    </w:p>
+    <w:p>
+      <w:pPr/>
+      <w:r>
+        <w:rPr>
+          <w:lang w:val="pt_PT" w:bidi="pt_PT"/>
+        </w:rPr>
+      </w:r>
+      <w:r>
+        <w:rPr>
+          <w:b/>
+          <w:lang w:val="pt_PT" w:bidi="pt_PT"/>
+        </w:rPr>
+        <w:t>ἐν ᾧ</w:t>
       </w:r>
     </w:p>
     <w:p>
@@ -4605,6 +5025,21 @@
           <w:b/>
           <w:lang w:val="pt_PT" w:bidi="pt_PT"/>
         </w:rPr>
+        <w:t>ἐν ᾧ ἀγαλλιᾶσθε</w:t>
+      </w:r>
+    </w:p>
+    <w:p>
+      <w:pPr/>
+      <w:r>
+        <w:rPr>
+          <w:lang w:val="pt_PT" w:bidi="pt_PT"/>
+        </w:rPr>
+      </w:r>
+      <w:r>
+        <w:rPr>
+          <w:b/>
+          <w:lang w:val="pt_PT" w:bidi="pt_PT"/>
+        </w:rPr>
         <w:t>"Alegrem-se por isso".</w:t>
       </w:r>
     </w:p>
@@ -4701,6 +5136,21 @@
           <w:b/>
           <w:lang w:val="pt_PT" w:bidi="pt_PT"/>
         </w:rPr>
+        <w:t>ἄρτι, εἰ δέον λυπηθέντες</w:t>
+      </w:r>
+    </w:p>
+    <w:p>
+      <w:pPr/>
+      <w:r>
+        <w:rPr>
+          <w:lang w:val="pt_PT" w:bidi="pt_PT"/>
+        </w:rPr>
+      </w:r>
+      <w:r>
+        <w:rPr>
+          <w:b/>
+          <w:lang w:val="pt_PT" w:bidi="pt_PT"/>
+        </w:rPr>
         <w:t>"se bem que agora é possível que vocês fiquem tristes por algum tempo".</w:t>
       </w:r>
     </w:p>
@@ -4867,6 +5317,21 @@
           <w:b/>
           <w:lang w:val="pt_PT" w:bidi="pt_PT"/>
         </w:rPr>
+        <w:t>τὸ δοκίμιον ὑμῶν τῆς πίστεως &amp; διὰ πυρὸς δὲ δοκιμαζομένου</w:t>
+      </w:r>
+    </w:p>
+    <w:p>
+      <w:pPr/>
+      <w:r>
+        <w:rPr>
+          <w:lang w:val="pt_PT" w:bidi="pt_PT"/>
+        </w:rPr>
+      </w:r>
+      <w:r>
+        <w:rPr>
+          <w:b/>
+          <w:lang w:val="pt_PT" w:bidi="pt_PT"/>
+        </w:rPr>
         <w:t>"a fé que vocês têm é verdadeira... é provado pelo fogo".</w:t>
       </w:r>
     </w:p>
@@ -4989,6 +5454,21 @@
           <w:b/>
           <w:lang w:val="pt_PT" w:bidi="pt_PT"/>
         </w:rPr>
+        <w:t>τὸ δοκίμιον ὑμῶν τῆς πίστεως</w:t>
+      </w:r>
+    </w:p>
+    <w:p>
+      <w:pPr/>
+      <w:r>
+        <w:rPr>
+          <w:lang w:val="pt_PT" w:bidi="pt_PT"/>
+        </w:rPr>
+      </w:r>
+      <w:r>
+        <w:rPr>
+          <w:b/>
+          <w:lang w:val="pt_PT" w:bidi="pt_PT"/>
+        </w:rPr>
         <w:t>"que a fé que vocês têm é verdadeira".</w:t>
       </w:r>
     </w:p>
@@ -5194,6 +5674,21 @@
           <w:b/>
           <w:lang w:val="pt_PT" w:bidi="pt_PT"/>
         </w:rPr>
+        <w:t>ὑμῶν τῆς πίστεως πολυτιμότερον χρυσίου τοῦ ἀπολλυμένου, διὰ πυρὸς δὲ δοκιμαζομένου</w:t>
+      </w:r>
+    </w:p>
+    <w:p>
+      <w:pPr/>
+      <w:r>
+        <w:rPr>
+          <w:lang w:val="pt_PT" w:bidi="pt_PT"/>
+        </w:rPr>
+      </w:r>
+      <w:r>
+        <w:rPr>
+          <w:b/>
+          <w:lang w:val="pt_PT" w:bidi="pt_PT"/>
+        </w:rPr>
         <w:t>"a fé que vocês têm... Pois até o ouro, que pode ser destruído, é provado pelo fogo".</w:t>
       </w:r>
     </w:p>
@@ -5399,6 +5894,21 @@
           <w:b/>
           <w:lang w:val="pt_PT" w:bidi="pt_PT"/>
         </w:rPr>
+        <w:t>ἐν ἀποκαλύψει Ἰησοῦ Χριστοῦ</w:t>
+      </w:r>
+    </w:p>
+    <w:p>
+      <w:pPr/>
+      <w:r>
+        <w:rPr>
+          <w:lang w:val="pt_PT" w:bidi="pt_PT"/>
+        </w:rPr>
+      </w:r>
+      <w:r>
+        <w:rPr>
+          <w:b/>
+          <w:lang w:val="pt_PT" w:bidi="pt_PT"/>
+        </w:rPr>
         <w:t>"no dia em que Jesus Cristo for revelado".</w:t>
       </w:r>
     </w:p>
@@ -5604,6 +6114,21 @@
           <w:b/>
           <w:lang w:val="pt_PT" w:bidi="pt_PT"/>
         </w:rPr>
+        <w:t>χαρᾷ ἀνεκλαλήτῳ καὶ δεδοξασμένῃ</w:t>
+      </w:r>
+    </w:p>
+    <w:p>
+      <w:pPr/>
+      <w:r>
+        <w:rPr>
+          <w:lang w:val="pt_PT" w:bidi="pt_PT"/>
+        </w:rPr>
+      </w:r>
+      <w:r>
+        <w:rPr>
+          <w:b/>
+          <w:lang w:val="pt_PT" w:bidi="pt_PT"/>
+        </w:rPr>
         <w:t>"Assim vocês se alegram com uma alegria tão grande e gloriosa".</w:t>
       </w:r>
     </w:p>
@@ -5822,6 +6347,21 @@
           <w:b/>
           <w:lang w:val="pt_PT" w:bidi="pt_PT"/>
         </w:rPr>
+        <w:t>τῆς πίστεως ὑμῶν</w:t>
+      </w:r>
+    </w:p>
+    <w:p>
+      <w:pPr/>
+      <w:r>
+        <w:rPr>
+          <w:lang w:val="pt_PT" w:bidi="pt_PT"/>
+        </w:rPr>
+      </w:r>
+      <w:r>
+        <w:rPr>
+          <w:b/>
+          <w:lang w:val="pt_PT" w:bidi="pt_PT"/>
+        </w:rPr>
         <w:t>"o resultado da fé que possuem".</w:t>
       </w:r>
     </w:p>
@@ -5918,6 +6458,21 @@
           <w:b/>
           <w:lang w:val="pt_PT" w:bidi="pt_PT"/>
         </w:rPr>
+        <w:t>σωτηρίαν ψυχῶν</w:t>
+      </w:r>
+    </w:p>
+    <w:p>
+      <w:pPr/>
+      <w:r>
+        <w:rPr>
+          <w:lang w:val="pt_PT" w:bidi="pt_PT"/>
+        </w:rPr>
+      </w:r>
+      <w:r>
+        <w:rPr>
+          <w:b/>
+          <w:lang w:val="pt_PT" w:bidi="pt_PT"/>
+        </w:rPr>
         <w:t>"a sua salvação".</w:t>
       </w:r>
     </w:p>
@@ -6014,6 +6569,21 @@
           <w:b/>
           <w:lang w:val="pt_PT" w:bidi="pt_PT"/>
         </w:rPr>
+        <w:t>σωτηρίαν ψυχῶν</w:t>
+      </w:r>
+    </w:p>
+    <w:p>
+      <w:pPr/>
+      <w:r>
+        <w:rPr>
+          <w:lang w:val="pt_PT" w:bidi="pt_PT"/>
+        </w:rPr>
+      </w:r>
+      <w:r>
+        <w:rPr>
+          <w:b/>
+          <w:lang w:val="pt_PT" w:bidi="pt_PT"/>
+        </w:rPr>
         <w:t>"estão recebendo a sua salvação".</w:t>
       </w:r>
     </w:p>
@@ -6123,6 +6693,21 @@
           <w:b/>
           <w:lang w:val="pt_PT" w:bidi="pt_PT"/>
         </w:rPr>
+        <w:t>ἐξεζήτησαν καὶ ἐξηραύνησαν</w:t>
+      </w:r>
+    </w:p>
+    <w:p>
+      <w:pPr/>
+      <w:r>
+        <w:rPr>
+          <w:lang w:val="pt_PT" w:bidi="pt_PT"/>
+        </w:rPr>
+      </w:r>
+      <w:r>
+        <w:rPr>
+          <w:b/>
+          <w:lang w:val="pt_PT" w:bidi="pt_PT"/>
+        </w:rPr>
         <w:t>"perguntaram e procuraram saber com muito cuidado".</w:t>
       </w:r>
     </w:p>
@@ -6232,6 +6817,21 @@
           <w:b/>
           <w:lang w:val="pt_PT" w:bidi="pt_PT"/>
         </w:rPr>
+        <w:t>ἧς σωτηρίας</w:t>
+      </w:r>
+    </w:p>
+    <w:p>
+      <w:pPr/>
+      <w:r>
+        <w:rPr>
+          <w:lang w:val="pt_PT" w:bidi="pt_PT"/>
+        </w:rPr>
+      </w:r>
+      <w:r>
+        <w:rPr>
+          <w:b/>
+          <w:lang w:val="pt_PT" w:bidi="pt_PT"/>
+        </w:rPr>
         <w:t>"a respeito da salvação".</w:t>
       </w:r>
     </w:p>
@@ -6328,6 +6928,21 @@
           <w:b/>
           <w:lang w:val="pt_PT" w:bidi="pt_PT"/>
         </w:rPr>
+        <w:t>τῆς εἰς ὑμᾶς χάριτος</w:t>
+      </w:r>
+    </w:p>
+    <w:p>
+      <w:pPr/>
+      <w:r>
+        <w:rPr>
+          <w:lang w:val="pt_PT" w:bidi="pt_PT"/>
+        </w:rPr>
+      </w:r>
+      <w:r>
+        <w:rPr>
+          <w:b/>
+          <w:lang w:val="pt_PT" w:bidi="pt_PT"/>
+        </w:rPr>
         <w:t>"da salvação que Deus ia dar a vocês".</w:t>
       </w:r>
     </w:p>
@@ -6463,6 +7078,21 @@
           <w:b/>
           <w:lang w:val="pt_PT" w:bidi="pt_PT"/>
         </w:rPr>
+        <w:t>εἰς τίνα ἢ ποῖον καιρὸν</w:t>
+      </w:r>
+    </w:p>
+    <w:p>
+      <w:pPr/>
+      <w:r>
+        <w:rPr>
+          <w:lang w:val="pt_PT" w:bidi="pt_PT"/>
+        </w:rPr>
+      </w:r>
+      <w:r>
+        <w:rPr>
+          <w:b/>
+          <w:lang w:val="pt_PT" w:bidi="pt_PT"/>
+        </w:rPr>
         <w:t>"em que tempo e como".</w:t>
       </w:r>
     </w:p>
@@ -6598,6 +7228,21 @@
           <w:b/>
           <w:lang w:val="pt_PT" w:bidi="pt_PT"/>
         </w:rPr>
+        <w:t>τὸ &amp; Πνεῦμα Χριστοῦ</w:t>
+      </w:r>
+    </w:p>
+    <w:p>
+      <w:pPr/>
+      <w:r>
+        <w:rPr>
+          <w:lang w:val="pt_PT" w:bidi="pt_PT"/>
+        </w:rPr>
+      </w:r>
+      <w:r>
+        <w:rPr>
+          <w:b/>
+          <w:lang w:val="pt_PT" w:bidi="pt_PT"/>
+        </w:rPr>
         <w:t>"O Espírito de Cristo".</w:t>
       </w:r>
     </w:p>
@@ -6707,6 +7352,21 @@
           <w:b/>
           <w:lang w:val="pt_PT" w:bidi="pt_PT"/>
         </w:rPr>
+        <w:t>προμαρτυρόμενον</w:t>
+      </w:r>
+    </w:p>
+    <w:p>
+      <w:pPr/>
+      <w:r>
+        <w:rPr>
+          <w:lang w:val="pt_PT" w:bidi="pt_PT"/>
+        </w:rPr>
+      </w:r>
+      <w:r>
+        <w:rPr>
+          <w:b/>
+          <w:lang w:val="pt_PT" w:bidi="pt_PT"/>
+        </w:rPr>
         <w:t>"ao predizer".</w:t>
       </w:r>
     </w:p>
@@ -6905,6 +7565,21 @@
           <w:b/>
           <w:lang w:val="pt_PT" w:bidi="pt_PT"/>
         </w:rPr>
+        <w:t>οἷς ἀπεκαλύφθη</w:t>
+      </w:r>
+    </w:p>
+    <w:p>
+      <w:pPr/>
+      <w:r>
+        <w:rPr>
+          <w:lang w:val="pt_PT" w:bidi="pt_PT"/>
+        </w:rPr>
+      </w:r>
+      <w:r>
+        <w:rPr>
+          <w:b/>
+          <w:lang w:val="pt_PT" w:bidi="pt_PT"/>
+        </w:rPr>
         <w:t>"Deus revelou a eles".</w:t>
       </w:r>
     </w:p>
@@ -7071,6 +7746,21 @@
           <w:b/>
           <w:lang w:val="pt_PT" w:bidi="pt_PT"/>
         </w:rPr>
+        <w:t>Πνεύματι Ἁγίῳ, ἀποσταλέντι ἀπ’ οὐρανοῦ</w:t>
+      </w:r>
+    </w:p>
+    <w:p>
+      <w:pPr/>
+      <w:r>
+        <w:rPr>
+          <w:lang w:val="pt_PT" w:bidi="pt_PT"/>
+        </w:rPr>
+      </w:r>
+      <w:r>
+        <w:rPr>
+          <w:b/>
+          <w:lang w:val="pt_PT" w:bidi="pt_PT"/>
+        </w:rPr>
         <w:t>"pelo poder do Espírito Santo, mandado do céu".</w:t>
       </w:r>
     </w:p>
@@ -7250,6 +7940,21 @@
           <w:b/>
           <w:lang w:val="pt_PT" w:bidi="pt_PT"/>
         </w:rPr>
+        <w:t>εἰς ἃ</w:t>
+      </w:r>
+    </w:p>
+    <w:p>
+      <w:pPr/>
+      <w:r>
+        <w:rPr>
+          <w:lang w:val="pt_PT" w:bidi="pt_PT"/>
+        </w:rPr>
+      </w:r>
+      <w:r>
+        <w:rPr>
+          <w:b/>
+          <w:lang w:val="pt_PT" w:bidi="pt_PT"/>
+        </w:rPr>
         <w:t>"Essas são coisas".</w:t>
       </w:r>
     </w:p>
@@ -7346,6 +8051,21 @@
           <w:b/>
           <w:lang w:val="pt_PT" w:bidi="pt_PT"/>
         </w:rPr>
+        <w:t>εἰς ἃ ἐπιθυμοῦσιν ἄγγελοι παρακύψαι</w:t>
+      </w:r>
+    </w:p>
+    <w:p>
+      <w:pPr/>
+      <w:r>
+        <w:rPr>
+          <w:lang w:val="pt_PT" w:bidi="pt_PT"/>
+        </w:rPr>
+      </w:r>
+      <w:r>
+        <w:rPr>
+          <w:b/>
+          <w:lang w:val="pt_PT" w:bidi="pt_PT"/>
+        </w:rPr>
         <w:t>"que até os anjos gostariam de entender".</w:t>
       </w:r>
     </w:p>
@@ -7441,6 +8161,21 @@
         <w:rPr>
           <w:lang w:val="pt_PT" w:bidi="pt_PT"/>
         </w:rPr>
+      </w:r>
+    </w:p>
+    <w:p>
+      <w:pPr/>
+      <w:r>
+        <w:rPr>
+          <w:lang w:val="pt_PT" w:bidi="pt_PT"/>
+        </w:rPr>
+      </w:r>
+      <w:r>
+        <w:rPr>
+          <w:b/>
+          <w:lang w:val="pt_PT" w:bidi="pt_PT"/>
+        </w:rPr>
+        <w:t>διὸ</w:t>
       </w:r>
     </w:p>
     <w:p>
@@ -7563,6 +8298,21 @@
           <w:b/>
           <w:lang w:val="pt_PT" w:bidi="pt_PT"/>
         </w:rPr>
+        <w:t>ἀναζωσάμενοι τὰς ὀσφύας τῆς διανοίας ὑμῶν, νήφοντες, τελείως ἐλπίσατε</w:t>
+      </w:r>
+    </w:p>
+    <w:p>
+      <w:pPr/>
+      <w:r>
+        <w:rPr>
+          <w:lang w:val="pt_PT" w:bidi="pt_PT"/>
+        </w:rPr>
+      </w:r>
+      <w:r>
+        <w:rPr>
+          <w:b/>
+          <w:lang w:val="pt_PT" w:bidi="pt_PT"/>
+        </w:rPr>
         <w:t>"estejam prontos para agir. Continuem alertas".</w:t>
       </w:r>
     </w:p>
@@ -7711,6 +8461,21 @@
           <w:b/>
           <w:lang w:val="pt_PT" w:bidi="pt_PT"/>
         </w:rPr>
+        <w:t>ἀναζωσάμενοι τὰς ὀσφύας τῆς διανοίας ὑμῶν</w:t>
+      </w:r>
+    </w:p>
+    <w:p>
+      <w:pPr/>
+      <w:r>
+        <w:rPr>
+          <w:lang w:val="pt_PT" w:bidi="pt_PT"/>
+        </w:rPr>
+      </w:r>
+      <w:r>
+        <w:rPr>
+          <w:b/>
+          <w:lang w:val="pt_PT" w:bidi="pt_PT"/>
+        </w:rPr>
         <w:t>"estejam prontos para agir. Continuem alertas".</w:t>
       </w:r>
     </w:p>
@@ -7820,6 +8585,21 @@
           <w:b/>
           <w:lang w:val="pt_PT" w:bidi="pt_PT"/>
         </w:rPr>
+        <w:t>νήφοντες</w:t>
+      </w:r>
+    </w:p>
+    <w:p>
+      <w:pPr/>
+      <w:r>
+        <w:rPr>
+          <w:lang w:val="pt_PT" w:bidi="pt_PT"/>
+        </w:rPr>
+      </w:r>
+      <w:r>
+        <w:rPr>
+          <w:b/>
+          <w:lang w:val="pt_PT" w:bidi="pt_PT"/>
+        </w:rPr>
         <w:t>"Continuem alertas".</w:t>
       </w:r>
     </w:p>
@@ -7929,6 +8709,21 @@
           <w:b/>
           <w:lang w:val="pt_PT" w:bidi="pt_PT"/>
         </w:rPr>
+        <w:t>τὴν φερομένην ὑμῖν χάριν</w:t>
+      </w:r>
+    </w:p>
+    <w:p>
+      <w:pPr/>
+      <w:r>
+        <w:rPr>
+          <w:lang w:val="pt_PT" w:bidi="pt_PT"/>
+        </w:rPr>
+      </w:r>
+      <w:r>
+        <w:rPr>
+          <w:b/>
+          <w:lang w:val="pt_PT" w:bidi="pt_PT"/>
+        </w:rPr>
         <w:t>"na bênção que será dada a vocês".</w:t>
       </w:r>
     </w:p>
@@ -8012,6 +8807,21 @@
           <w:b/>
           <w:lang w:val="pt_PT" w:bidi="pt_PT"/>
         </w:rPr>
+        <w:t>τὴν φερομένην ὑμῖν χάριν</w:t>
+      </w:r>
+    </w:p>
+    <w:p>
+      <w:pPr/>
+      <w:r>
+        <w:rPr>
+          <w:lang w:val="pt_PT" w:bidi="pt_PT"/>
+        </w:rPr>
+      </w:r>
+      <w:r>
+        <w:rPr>
+          <w:b/>
+          <w:lang w:val="pt_PT" w:bidi="pt_PT"/>
+        </w:rPr>
         <w:t>"na bênção que será dada a vocês".</w:t>
       </w:r>
     </w:p>
@@ -8107,6 +8917,21 @@
         <w:rPr>
           <w:lang w:val="pt_PT" w:bidi="pt_PT"/>
         </w:rPr>
+      </w:r>
+    </w:p>
+    <w:p>
+      <w:pPr/>
+      <w:r>
+        <w:rPr>
+          <w:lang w:val="pt_PT" w:bidi="pt_PT"/>
+        </w:rPr>
+      </w:r>
+      <w:r>
+        <w:rPr>
+          <w:b/>
+          <w:lang w:val="pt_PT" w:bidi="pt_PT"/>
+        </w:rPr>
+        <w:t>τὴν φερομένην ὑμῖν χάριν</w:t>
       </w:r>
     </w:p>
     <w:p>
@@ -8362,6 +9187,21 @@
           <w:b/>
           <w:lang w:val="pt_PT" w:bidi="pt_PT"/>
         </w:rPr>
+        <w:t>ὡς τέκνα ὑπακοῆς</w:t>
+      </w:r>
+    </w:p>
+    <w:p>
+      <w:pPr/>
+      <w:r>
+        <w:rPr>
+          <w:lang w:val="pt_PT" w:bidi="pt_PT"/>
+        </w:rPr>
+      </w:r>
+      <w:r>
+        <w:rPr>
+          <w:b/>
+          <w:lang w:val="pt_PT" w:bidi="pt_PT"/>
+        </w:rPr>
         <w:t>"Sejam obedientes a Deus".</w:t>
       </w:r>
     </w:p>
@@ -8471,6 +9311,21 @@
           <w:b/>
           <w:lang w:val="pt_PT" w:bidi="pt_PT"/>
         </w:rPr>
+        <w:t>τέκνα ὑπακοῆς</w:t>
+      </w:r>
+    </w:p>
+    <w:p>
+      <w:pPr/>
+      <w:r>
+        <w:rPr>
+          <w:lang w:val="pt_PT" w:bidi="pt_PT"/>
+        </w:rPr>
+      </w:r>
+      <w:r>
+        <w:rPr>
+          <w:b/>
+          <w:lang w:val="pt_PT" w:bidi="pt_PT"/>
+        </w:rPr>
         <w:t>"Sejam obedientes".</w:t>
       </w:r>
     </w:p>
@@ -8593,6 +9448,21 @@
           <w:b/>
           <w:lang w:val="pt_PT" w:bidi="pt_PT"/>
         </w:rPr>
+        <w:t>μὴ συνσχηματιζόμενοι ταῖς πρότερον &amp; ἐπιθυμίαις</w:t>
+      </w:r>
+    </w:p>
+    <w:p>
+      <w:pPr/>
+      <w:r>
+        <w:rPr>
+          <w:lang w:val="pt_PT" w:bidi="pt_PT"/>
+        </w:rPr>
+      </w:r>
+      <w:r>
+        <w:rPr>
+          <w:b/>
+          <w:lang w:val="pt_PT" w:bidi="pt_PT"/>
+        </w:rPr>
         <w:t>"e não deixem que a vida de vocês seja dominada por aqueles desejos que vocês tinham quando ainda eram ignorantes".</w:t>
       </w:r>
     </w:p>
@@ -8785,6 +9655,21 @@
           <w:b/>
           <w:lang w:val="pt_PT" w:bidi="pt_PT"/>
         </w:rPr>
+        <w:t>ἐν τῇ ἀγνοίᾳ ὑμῶν</w:t>
+      </w:r>
+    </w:p>
+    <w:p>
+      <w:pPr/>
+      <w:r>
+        <w:rPr>
+          <w:lang w:val="pt_PT" w:bidi="pt_PT"/>
+        </w:rPr>
+      </w:r>
+      <w:r>
+        <w:rPr>
+          <w:b/>
+          <w:lang w:val="pt_PT" w:bidi="pt_PT"/>
+        </w:rPr>
         <w:t>"quando ainda eram ignorantes".</w:t>
       </w:r>
     </w:p>
@@ -8990,6 +9875,21 @@
           <w:b/>
           <w:lang w:val="pt_PT" w:bidi="pt_PT"/>
         </w:rPr>
+        <w:t>ἐν πάσῃ ἀναστροφῇ</w:t>
+      </w:r>
+    </w:p>
+    <w:p>
+      <w:pPr/>
+      <w:r>
+        <w:rPr>
+          <w:lang w:val="pt_PT" w:bidi="pt_PT"/>
+        </w:rPr>
+      </w:r>
+      <w:r>
+        <w:rPr>
+          <w:b/>
+          <w:lang w:val="pt_PT" w:bidi="pt_PT"/>
+        </w:rPr>
         <w:t>"em tudo o que fizerem".</w:t>
       </w:r>
     </w:p>
@@ -9099,6 +9999,21 @@
           <w:b/>
           <w:lang w:val="pt_PT" w:bidi="pt_PT"/>
         </w:rPr>
+        <w:t>γέγραπται</w:t>
+      </w:r>
+    </w:p>
+    <w:p>
+      <w:pPr/>
+      <w:r>
+        <w:rPr>
+          <w:lang w:val="pt_PT" w:bidi="pt_PT"/>
+        </w:rPr>
+      </w:r>
+      <w:r>
+        <w:rPr>
+          <w:b/>
+          <w:lang w:val="pt_PT" w:bidi="pt_PT"/>
+        </w:rPr>
         <w:t>"Porque as Escrituras Sagradas dizem".</w:t>
       </w:r>
     </w:p>
@@ -9168,6 +10083,21 @@
         <w:rPr>
           <w:lang w:val="pt_PT" w:bidi="pt_PT"/>
         </w:rPr>
+      </w:r>
+    </w:p>
+    <w:p>
+      <w:pPr/>
+      <w:r>
+        <w:rPr>
+          <w:lang w:val="pt_PT" w:bidi="pt_PT"/>
+        </w:rPr>
+      </w:r>
+      <w:r>
+        <w:rPr>
+          <w:b/>
+          <w:lang w:val="pt_PT" w:bidi="pt_PT"/>
+        </w:rPr>
+        <w:t>γέγραπται</w:t>
       </w:r>
     </w:p>
     <w:p>
@@ -9296,6 +10226,21 @@
           <w:b/>
           <w:lang w:val="pt_PT" w:bidi="pt_PT"/>
         </w:rPr>
+        <w:t>ἅγιοι ἔσεσθε</w:t>
+      </w:r>
+    </w:p>
+    <w:p>
+      <w:pPr/>
+      <w:r>
+        <w:rPr>
+          <w:lang w:val="pt_PT" w:bidi="pt_PT"/>
+        </w:rPr>
+      </w:r>
+      <w:r>
+        <w:rPr>
+          <w:b/>
+          <w:lang w:val="pt_PT" w:bidi="pt_PT"/>
+        </w:rPr>
         <w:t>"Sejam santos".</w:t>
       </w:r>
     </w:p>
@@ -9379,6 +10324,21 @@
           <w:b/>
           <w:lang w:val="pt_PT" w:bidi="pt_PT"/>
         </w:rPr>
+        <w:t>ὅτι ἐγὼ ἅγιος</w:t>
+      </w:r>
+    </w:p>
+    <w:p>
+      <w:pPr/>
+      <w:r>
+        <w:rPr>
+          <w:lang w:val="pt_PT" w:bidi="pt_PT"/>
+        </w:rPr>
+      </w:r>
+      <w:r>
+        <w:rPr>
+          <w:b/>
+          <w:lang w:val="pt_PT" w:bidi="pt_PT"/>
+        </w:rPr>
         <w:t>"porque eu sou santo".</w:t>
       </w:r>
     </w:p>
@@ -9475,6 +10435,21 @@
           <w:b/>
           <w:lang w:val="pt_PT" w:bidi="pt_PT"/>
         </w:rPr>
+        <w:t>εἰ &amp; ἐπικαλεῖσθε</w:t>
+      </w:r>
+    </w:p>
+    <w:p>
+      <w:pPr/>
+      <w:r>
+        <w:rPr>
+          <w:lang w:val="pt_PT" w:bidi="pt_PT"/>
+        </w:rPr>
+      </w:r>
+      <w:r>
+        <w:rPr>
+          <w:b/>
+          <w:lang w:val="pt_PT" w:bidi="pt_PT"/>
+        </w:rPr>
         <w:t>"vocês o chamam de Pai".</w:t>
       </w:r>
     </w:p>
@@ -9654,6 +10629,21 @@
           <w:b/>
           <w:lang w:val="pt_PT" w:bidi="pt_PT"/>
         </w:rPr>
+        <w:t>τὸν τῆς παροικίας ὑμῶν χρόνον</w:t>
+      </w:r>
+    </w:p>
+    <w:p>
+      <w:pPr/>
+      <w:r>
+        <w:rPr>
+          <w:lang w:val="pt_PT" w:bidi="pt_PT"/>
+        </w:rPr>
+      </w:r>
+      <w:r>
+        <w:rPr>
+          <w:b/>
+          <w:lang w:val="pt_PT" w:bidi="pt_PT"/>
+        </w:rPr>
         <w:t>"Portanto, durante o resto da vida de vocês aqui na terra tenham respeito a ele".</w:t>
       </w:r>
     </w:p>
@@ -9833,6 +10823,21 @@
           <w:b/>
           <w:lang w:val="pt_PT" w:bidi="pt_PT"/>
         </w:rPr>
+        <w:t>ἐλυτρώθητε</w:t>
+      </w:r>
+    </w:p>
+    <w:p>
+      <w:pPr/>
+      <w:r>
+        <w:rPr>
+          <w:lang w:val="pt_PT" w:bidi="pt_PT"/>
+        </w:rPr>
+      </w:r>
+      <w:r>
+        <w:rPr>
+          <w:b/>
+          <w:lang w:val="pt_PT" w:bidi="pt_PT"/>
+        </w:rPr>
         <w:t>"o preço que foi pago para livrá-los".</w:t>
       </w:r>
     </w:p>
@@ -9916,6 +10921,21 @@
           <w:b/>
           <w:lang w:val="pt_PT" w:bidi="pt_PT"/>
         </w:rPr>
+        <w:t>ἐκ τῆς ματαίας ὑμῶν ἀναστροφῆς πατροπαραδότου</w:t>
+      </w:r>
+    </w:p>
+    <w:p>
+      <w:pPr/>
+      <w:r>
+        <w:rPr>
+          <w:lang w:val="pt_PT" w:bidi="pt_PT"/>
+        </w:rPr>
+      </w:r>
+      <w:r>
+        <w:rPr>
+          <w:b/>
+          <w:lang w:val="pt_PT" w:bidi="pt_PT"/>
+        </w:rPr>
         <w:t>"da vida inútil que herdaram dos seus antepassados".</w:t>
       </w:r>
     </w:p>
@@ -10025,6 +11045,21 @@
           <w:b/>
           <w:lang w:val="pt_PT" w:bidi="pt_PT"/>
         </w:rPr>
+        <w:t>ἐκ τῆς ματαίας ὑμῶν ἀναστροφῆς</w:t>
+      </w:r>
+    </w:p>
+    <w:p>
+      <w:pPr/>
+      <w:r>
+        <w:rPr>
+          <w:lang w:val="pt_PT" w:bidi="pt_PT"/>
+        </w:rPr>
+      </w:r>
+      <w:r>
+        <w:rPr>
+          <w:b/>
+          <w:lang w:val="pt_PT" w:bidi="pt_PT"/>
+        </w:rPr>
         <w:t>"da vida inútil que herdaram dos seus antepassados".</w:t>
       </w:r>
     </w:p>
@@ -10134,6 +11169,21 @@
           <w:b/>
           <w:lang w:val="pt_PT" w:bidi="pt_PT"/>
         </w:rPr>
+        <w:t>πατροπαραδότου</w:t>
+      </w:r>
+    </w:p>
+    <w:p>
+      <w:pPr/>
+      <w:r>
+        <w:rPr>
+          <w:lang w:val="pt_PT" w:bidi="pt_PT"/>
+        </w:rPr>
+      </w:r>
+      <w:r>
+        <w:rPr>
+          <w:b/>
+          <w:lang w:val="pt_PT" w:bidi="pt_PT"/>
+        </w:rPr>
         <w:t>"herdaram dos seus antepassados".</w:t>
       </w:r>
     </w:p>
@@ -10313,6 +11363,21 @@
           <w:b/>
           <w:lang w:val="pt_PT" w:bidi="pt_PT"/>
         </w:rPr>
+        <w:t>ὡς ἀμνοῦ ἀμώμου καὶ ἀσπίλου</w:t>
+      </w:r>
+    </w:p>
+    <w:p>
+      <w:pPr/>
+      <w:r>
+        <w:rPr>
+          <w:lang w:val="pt_PT" w:bidi="pt_PT"/>
+        </w:rPr>
+      </w:r>
+      <w:r>
+        <w:rPr>
+          <w:b/>
+          <w:lang w:val="pt_PT" w:bidi="pt_PT"/>
+        </w:rPr>
         <w:t>"como um cordeiro sem defeito nem mancha".</w:t>
       </w:r>
     </w:p>
@@ -10396,6 +11461,21 @@
           <w:b/>
           <w:lang w:val="pt_PT" w:bidi="pt_PT"/>
         </w:rPr>
+        <w:t>ἀμώμου καὶ ἀσπίλου</w:t>
+      </w:r>
+    </w:p>
+    <w:p>
+      <w:pPr/>
+      <w:r>
+        <w:rPr>
+          <w:lang w:val="pt_PT" w:bidi="pt_PT"/>
+        </w:rPr>
+      </w:r>
+      <w:r>
+        <w:rPr>
+          <w:b/>
+          <w:lang w:val="pt_PT" w:bidi="pt_PT"/>
+        </w:rPr>
         <w:t>"sem defeito nem mancha".</w:t>
       </w:r>
     </w:p>
@@ -10505,6 +11585,21 @@
           <w:b/>
           <w:lang w:val="pt_PT" w:bidi="pt_PT"/>
         </w:rPr>
+        <w:t>προεγνωσμένου</w:t>
+      </w:r>
+    </w:p>
+    <w:p>
+      <w:pPr/>
+      <w:r>
+        <w:rPr>
+          <w:lang w:val="pt_PT" w:bidi="pt_PT"/>
+        </w:rPr>
+      </w:r>
+      <w:r>
+        <w:rPr>
+          <w:b/>
+          <w:lang w:val="pt_PT" w:bidi="pt_PT"/>
+        </w:rPr>
         <w:t>"Ele foi escolhido por Deus antes da criação do mundo".</w:t>
       </w:r>
     </w:p>
@@ -10588,6 +11683,21 @@
           <w:b/>
           <w:lang w:val="pt_PT" w:bidi="pt_PT"/>
         </w:rPr>
+        <w:t>προεγνωσμένου</w:t>
+      </w:r>
+    </w:p>
+    <w:p>
+      <w:pPr/>
+      <w:r>
+        <w:rPr>
+          <w:lang w:val="pt_PT" w:bidi="pt_PT"/>
+        </w:rPr>
+      </w:r>
+      <w:r>
+        <w:rPr>
+          <w:b/>
+          <w:lang w:val="pt_PT" w:bidi="pt_PT"/>
+        </w:rPr>
         <w:t>"Ele foi escolhido por Deus antes da criação do mundo".</w:t>
       </w:r>
     </w:p>
@@ -10767,6 +11877,21 @@
           <w:b/>
           <w:lang w:val="pt_PT" w:bidi="pt_PT"/>
         </w:rPr>
+        <w:t>φανερωθέντος</w:t>
+      </w:r>
+    </w:p>
+    <w:p>
+      <w:pPr/>
+      <w:r>
+        <w:rPr>
+          <w:lang w:val="pt_PT" w:bidi="pt_PT"/>
+        </w:rPr>
+      </w:r>
+      <w:r>
+        <w:rPr>
+          <w:b/>
+          <w:lang w:val="pt_PT" w:bidi="pt_PT"/>
+        </w:rPr>
         <w:t>"e foi revelado".</w:t>
       </w:r>
     </w:p>
@@ -10850,6 +11975,21 @@
           <w:b/>
           <w:lang w:val="pt_PT" w:bidi="pt_PT"/>
         </w:rPr>
+        <w:t>φανερωθέντος</w:t>
+      </w:r>
+    </w:p>
+    <w:p>
+      <w:pPr/>
+      <w:r>
+        <w:rPr>
+          <w:lang w:val="pt_PT" w:bidi="pt_PT"/>
+        </w:rPr>
+      </w:r>
+      <w:r>
+        <w:rPr>
+          <w:b/>
+          <w:lang w:val="pt_PT" w:bidi="pt_PT"/>
+        </w:rPr>
         <w:t>"e foi revelado".</w:t>
       </w:r>
     </w:p>
@@ -10946,6 +12086,21 @@
           <w:b/>
           <w:lang w:val="pt_PT" w:bidi="pt_PT"/>
         </w:rPr>
+        <w:t>ἐπ’ ἐσχάτου τῶν χρόνων</w:t>
+      </w:r>
+    </w:p>
+    <w:p>
+      <w:pPr/>
+      <w:r>
+        <w:rPr>
+          <w:lang w:val="pt_PT" w:bidi="pt_PT"/>
+        </w:rPr>
+      </w:r>
+      <w:r>
+        <w:rPr>
+          <w:b/>
+          <w:lang w:val="pt_PT" w:bidi="pt_PT"/>
+        </w:rPr>
         <w:t>"nestes últimos tempos".</w:t>
       </w:r>
     </w:p>
@@ -11042,6 +12197,21 @@
           <w:b/>
           <w:lang w:val="pt_PT" w:bidi="pt_PT"/>
         </w:rPr>
+        <w:t>τὸν ἐγείραντα αὐτὸν ἐκ νεκρῶν</w:t>
+      </w:r>
+    </w:p>
+    <w:p>
+      <w:pPr/>
+      <w:r>
+        <w:rPr>
+          <w:lang w:val="pt_PT" w:bidi="pt_PT"/>
+        </w:rPr>
+      </w:r>
+      <w:r>
+        <w:rPr>
+          <w:b/>
+          <w:lang w:val="pt_PT" w:bidi="pt_PT"/>
+        </w:rPr>
         <w:t>"que o ressuscitou".</w:t>
       </w:r>
     </w:p>
@@ -11151,6 +12321,21 @@
           <w:b/>
           <w:lang w:val="pt_PT" w:bidi="pt_PT"/>
         </w:rPr>
+        <w:t>δόξαν αὐτῷ δόντα</w:t>
+      </w:r>
+    </w:p>
+    <w:p>
+      <w:pPr/>
+      <w:r>
+        <w:rPr>
+          <w:lang w:val="pt_PT" w:bidi="pt_PT"/>
+        </w:rPr>
+      </w:r>
+      <w:r>
+        <w:rPr>
+          <w:b/>
+          <w:lang w:val="pt_PT" w:bidi="pt_PT"/>
+        </w:rPr>
         <w:t>"e lhe deu glória".</w:t>
       </w:r>
     </w:p>
@@ -11342,6 +12527,21 @@
         <w:rPr>
           <w:lang w:val="pt_PT" w:bidi="pt_PT"/>
         </w:rPr>
+      </w:r>
+    </w:p>
+    <w:p>
+      <w:pPr/>
+      <w:r>
+        <w:rPr>
+          <w:lang w:val="pt_PT" w:bidi="pt_PT"/>
+        </w:rPr>
+      </w:r>
+      <w:r>
+        <w:rPr>
+          <w:b/>
+          <w:lang w:val="pt_PT" w:bidi="pt_PT"/>
+        </w:rPr>
+        <w:t>τὰς ψυχὰς ὑμῶν ἡγνικότες</w:t>
       </w:r>
     </w:p>
     <w:p>
@@ -11586,6 +12786,21 @@
           <w:b/>
           <w:lang w:val="pt_PT" w:bidi="pt_PT"/>
         </w:rPr>
+        <w:t>ἐν τῇ ὑπακοῇ τῆς ἀληθείας</w:t>
+      </w:r>
+    </w:p>
+    <w:p>
+      <w:pPr/>
+      <w:r>
+        <w:rPr>
+          <w:lang w:val="pt_PT" w:bidi="pt_PT"/>
+        </w:rPr>
+      </w:r>
+      <w:r>
+        <w:rPr>
+          <w:b/>
+          <w:lang w:val="pt_PT" w:bidi="pt_PT"/>
+        </w:rPr>
         <w:t>"pela obediência à verdade".</w:t>
       </w:r>
     </w:p>
@@ -11695,6 +12910,21 @@
           <w:b/>
           <w:lang w:val="pt_PT" w:bidi="pt_PT"/>
         </w:rPr>
+        <w:t>τῆς ἀληθείας</w:t>
+      </w:r>
+    </w:p>
+    <w:p>
+      <w:pPr/>
+      <w:r>
+        <w:rPr>
+          <w:lang w:val="pt_PT" w:bidi="pt_PT"/>
+        </w:rPr>
+      </w:r>
+      <w:r>
+        <w:rPr>
+          <w:b/>
+          <w:lang w:val="pt_PT" w:bidi="pt_PT"/>
+        </w:rPr>
         <w:t>"à verdade".</w:t>
       </w:r>
     </w:p>
@@ -11791,6 +13021,21 @@
           <w:b/>
           <w:lang w:val="pt_PT" w:bidi="pt_PT"/>
         </w:rPr>
+        <w:t>φιλαδελφίαν</w:t>
+      </w:r>
+    </w:p>
+    <w:p>
+      <w:pPr/>
+      <w:r>
+        <w:rPr>
+          <w:lang w:val="pt_PT" w:bidi="pt_PT"/>
+        </w:rPr>
+      </w:r>
+      <w:r>
+        <w:rPr>
+          <w:b/>
+          <w:lang w:val="pt_PT" w:bidi="pt_PT"/>
+        </w:rPr>
         <w:t>"que já têm um amor sincero pelos irmãos na fé".</w:t>
       </w:r>
     </w:p>
@@ -11899,6 +13144,21 @@
         <w:rPr>
           <w:lang w:val="pt_PT" w:bidi="pt_PT"/>
         </w:rPr>
+      </w:r>
+    </w:p>
+    <w:p>
+      <w:pPr/>
+      <w:r>
+        <w:rPr>
+          <w:lang w:val="pt_PT" w:bidi="pt_PT"/>
+        </w:rPr>
+      </w:r>
+      <w:r>
+        <w:rPr>
+          <w:b/>
+          <w:lang w:val="pt_PT" w:bidi="pt_PT"/>
+        </w:rPr>
+        <w:t>ἐκ καθαρᾶς καρδίας, ἀλλήλους ἀγαπήσατε ἐκτενῶς</w:t>
       </w:r>
     </w:p>
     <w:p>
@@ -12162,6 +13422,21 @@
           <w:b/>
           <w:lang w:val="pt_PT" w:bidi="pt_PT"/>
         </w:rPr>
+        <w:t>οὐκ ἐκ σπορᾶς φθαρτῆς</w:t>
+      </w:r>
+    </w:p>
+    <w:p>
+      <w:pPr/>
+      <w:r>
+        <w:rPr>
+          <w:lang w:val="pt_PT" w:bidi="pt_PT"/>
+        </w:rPr>
+      </w:r>
+      <w:r>
+        <w:rPr>
+          <w:b/>
+          <w:lang w:val="pt_PT" w:bidi="pt_PT"/>
+        </w:rPr>
         <w:t>"e não de pais mortais".</w:t>
       </w:r>
     </w:p>
@@ -12328,6 +13603,21 @@
           <w:b/>
           <w:lang w:val="pt_PT" w:bidi="pt_PT"/>
         </w:rPr>
+        <w:t>ἀφθάρτου</w:t>
+      </w:r>
+    </w:p>
+    <w:p>
+      <w:pPr/>
+      <w:r>
+        <w:rPr>
+          <w:lang w:val="pt_PT" w:bidi="pt_PT"/>
+        </w:rPr>
+      </w:r>
+      <w:r>
+        <w:rPr>
+          <w:b/>
+          <w:lang w:val="pt_PT" w:bidi="pt_PT"/>
+        </w:rPr>
         <w:t>"pela viva e eterna palavra de Deus".</w:t>
       </w:r>
     </w:p>
@@ -12411,6 +13701,21 @@
           <w:b/>
           <w:lang w:val="pt_PT" w:bidi="pt_PT"/>
         </w:rPr>
+        <w:t>λόγου ζῶντος Θεοῦ, καὶ μένοντος</w:t>
+      </w:r>
+    </w:p>
+    <w:p>
+      <w:pPr/>
+      <w:r>
+        <w:rPr>
+          <w:lang w:val="pt_PT" w:bidi="pt_PT"/>
+        </w:rPr>
+      </w:r>
+      <w:r>
+        <w:rPr>
+          <w:b/>
+          <w:lang w:val="pt_PT" w:bidi="pt_PT"/>
+        </w:rPr>
         <w:t>"pela viva e eterna palavra de Deus".</w:t>
       </w:r>
     </w:p>
@@ -12507,6 +13812,21 @@
           <w:b/>
           <w:lang w:val="pt_PT" w:bidi="pt_PT"/>
         </w:rPr>
+        <w:t>ζῶντος &amp; καὶ μένοντος</w:t>
+      </w:r>
+    </w:p>
+    <w:p>
+      <w:pPr/>
+      <w:r>
+        <w:rPr>
+          <w:lang w:val="pt_PT" w:bidi="pt_PT"/>
+        </w:rPr>
+      </w:r>
+      <w:r>
+        <w:rPr>
+          <w:b/>
+          <w:lang w:val="pt_PT" w:bidi="pt_PT"/>
+        </w:rPr>
         <w:t>"pela viva e eterna palavra de Deus".</w:t>
       </w:r>
     </w:p>
@@ -12602,6 +13922,21 @@
         <w:rPr>
           <w:lang w:val="pt_PT" w:bidi="pt_PT"/>
         </w:rPr>
+      </w:r>
+    </w:p>
+    <w:p>
+      <w:pPr/>
+      <w:r>
+        <w:rPr>
+          <w:lang w:val="pt_PT" w:bidi="pt_PT"/>
+        </w:rPr>
+      </w:r>
+      <w:r>
+        <w:rPr>
+          <w:b/>
+          <w:lang w:val="pt_PT" w:bidi="pt_PT"/>
+        </w:rPr>
+        <w:t>διότι</w:t>
       </w:r>
     </w:p>
     <w:p>
@@ -12825,6 +14160,21 @@
           <w:b/>
           <w:lang w:val="pt_PT" w:bidi="pt_PT"/>
         </w:rPr>
+        <w:t>πᾶσα σὰρξ</w:t>
+      </w:r>
+    </w:p>
+    <w:p>
+      <w:pPr/>
+      <w:r>
+        <w:rPr>
+          <w:lang w:val="pt_PT" w:bidi="pt_PT"/>
+        </w:rPr>
+      </w:r>
+      <w:r>
+        <w:rPr>
+          <w:b/>
+          <w:lang w:val="pt_PT" w:bidi="pt_PT"/>
+        </w:rPr>
         <w:t>"Todos os seres humanos são".</w:t>
       </w:r>
     </w:p>
@@ -12934,6 +14284,21 @@
           <w:b/>
           <w:lang w:val="pt_PT" w:bidi="pt_PT"/>
         </w:rPr>
+        <w:t>πᾶσα δόξα αὐτῆς</w:t>
+      </w:r>
+    </w:p>
+    <w:p>
+      <w:pPr/>
+      <w:r>
+        <w:rPr>
+          <w:lang w:val="pt_PT" w:bidi="pt_PT"/>
+        </w:rPr>
+      </w:r>
+      <w:r>
+        <w:rPr>
+          <w:b/>
+          <w:lang w:val="pt_PT" w:bidi="pt_PT"/>
+        </w:rPr>
         <w:t>"e a grandeza deles".</w:t>
       </w:r>
     </w:p>
@@ -13165,6 +14530,21 @@
           <w:b/>
           <w:lang w:val="pt_PT" w:bidi="pt_PT"/>
         </w:rPr>
+        <w:t>ἄνθος χόρτου</w:t>
+      </w:r>
+    </w:p>
+    <w:p>
+      <w:pPr/>
+      <w:r>
+        <w:rPr>
+          <w:lang w:val="pt_PT" w:bidi="pt_PT"/>
+        </w:rPr>
+      </w:r>
+      <w:r>
+        <w:rPr>
+          <w:b/>
+          <w:lang w:val="pt_PT" w:bidi="pt_PT"/>
+        </w:rPr>
         <w:t>"a flor da erva".</w:t>
       </w:r>
     </w:p>
@@ -13274,6 +14654,21 @@
           <w:b/>
           <w:lang w:val="pt_PT" w:bidi="pt_PT"/>
         </w:rPr>
+        <w:t>ἐξηράνθη ὁ χόρτος</w:t>
+      </w:r>
+    </w:p>
+    <w:p>
+      <w:pPr/>
+      <w:r>
+        <w:rPr>
+          <w:lang w:val="pt_PT" w:bidi="pt_PT"/>
+        </w:rPr>
+      </w:r>
+      <w:r>
+        <w:rPr>
+          <w:b/>
+          <w:lang w:val="pt_PT" w:bidi="pt_PT"/>
+        </w:rPr>
         <w:t>"A erva seca, e a flor cai".</w:t>
       </w:r>
     </w:p>
@@ -13383,6 +14778,21 @@
           <w:b/>
           <w:lang w:val="pt_PT" w:bidi="pt_PT"/>
         </w:rPr>
+        <w:t>τὸ ἄνθος ἐξέπεσεν</w:t>
+      </w:r>
+    </w:p>
+    <w:p>
+      <w:pPr/>
+      <w:r>
+        <w:rPr>
+          <w:lang w:val="pt_PT" w:bidi="pt_PT"/>
+        </w:rPr>
+      </w:r>
+      <w:r>
+        <w:rPr>
+          <w:b/>
+          <w:lang w:val="pt_PT" w:bidi="pt_PT"/>
+        </w:rPr>
         <w:t>"e a flor cai".</w:t>
       </w:r>
     </w:p>
@@ -13465,6 +14875,21 @@
         <w:rPr>
           <w:lang w:val="pt_PT" w:bidi="pt_PT"/>
         </w:rPr>
+      </w:r>
+    </w:p>
+    <w:p>
+      <w:pPr/>
+      <w:r>
+        <w:rPr>
+          <w:lang w:val="pt_PT" w:bidi="pt_PT"/>
+        </w:rPr>
+      </w:r>
+      <w:r>
+        <w:rPr>
+          <w:b/>
+          <w:lang w:val="pt_PT" w:bidi="pt_PT"/>
+        </w:rPr>
+        <w:t>τὸ δὲ ῥῆμα Κυρίου μένει εἰς τὸν αἰῶνα</w:t>
       </w:r>
     </w:p>
     <w:p>
@@ -13580,6 +15005,21 @@
           <w:b/>
           <w:lang w:val="pt_PT" w:bidi="pt_PT"/>
         </w:rPr>
+        <w:t>τὸ &amp; ῥῆμα Κυρίου</w:t>
+      </w:r>
+    </w:p>
+    <w:p>
+      <w:pPr/>
+      <w:r>
+        <w:rPr>
+          <w:lang w:val="pt_PT" w:bidi="pt_PT"/>
+        </w:rPr>
+      </w:r>
+      <w:r>
+        <w:rPr>
+          <w:b/>
+          <w:lang w:val="pt_PT" w:bidi="pt_PT"/>
+        </w:rPr>
         <w:t>"a palavra do Senhor".</w:t>
       </w:r>
     </w:p>
@@ -13662,6 +15102,21 @@
         <w:rPr>
           <w:lang w:val="pt_PT" w:bidi="pt_PT"/>
         </w:rPr>
+      </w:r>
+    </w:p>
+    <w:p>
+      <w:pPr/>
+      <w:r>
+        <w:rPr>
+          <w:lang w:val="pt_PT" w:bidi="pt_PT"/>
+        </w:rPr>
+      </w:r>
+      <w:r>
+        <w:rPr>
+          <w:b/>
+          <w:lang w:val="pt_PT" w:bidi="pt_PT"/>
+        </w:rPr>
+        <w:t>τοῦτο δέ ἐστιν τὸ ῥῆμα</w:t>
       </w:r>
     </w:p>
     <w:p>
@@ -13886,6 +15341,21 @@
           <w:b/>
           <w:lang w:val="pt_PT" w:bidi="pt_PT"/>
         </w:rPr>
+        <w:t>οὖν</w:t>
+      </w:r>
+    </w:p>
+    <w:p>
+      <w:pPr/>
+      <w:r>
+        <w:rPr>
+          <w:lang w:val="pt_PT" w:bidi="pt_PT"/>
+        </w:rPr>
+      </w:r>
+      <w:r>
+        <w:rPr>
+          <w:b/>
+          <w:lang w:val="pt_PT" w:bidi="pt_PT"/>
+        </w:rPr>
         <w:t>"Portanto, abandonem tudo".</w:t>
       </w:r>
     </w:p>
@@ -14308,6 +15778,21 @@
           <w:b/>
           <w:lang w:val="pt_PT" w:bidi="pt_PT"/>
         </w:rPr>
+        <w:t>ὡς ἀρτιγέννητα βρέφη τὸ λογικὸν ἄδολον γάλα ἐπιποθήσατε</w:t>
+      </w:r>
+    </w:p>
+    <w:p>
+      <w:pPr/>
+      <w:r>
+        <w:rPr>
+          <w:lang w:val="pt_PT" w:bidi="pt_PT"/>
+        </w:rPr>
+      </w:r>
+      <w:r>
+        <w:rPr>
+          <w:b/>
+          <w:lang w:val="pt_PT" w:bidi="pt_PT"/>
+        </w:rPr>
         <w:t>"Sejam como criancinhas recém-nascidas, desejando sempre o puro leite espiritual".</w:t>
       </w:r>
     </w:p>
@@ -14467,6 +15952,21 @@
           <w:b/>
           <w:lang w:val="pt_PT" w:bidi="pt_PT"/>
         </w:rPr>
+        <w:t>τὸ λογικὸν ἄδολον γάλα</w:t>
+      </w:r>
+    </w:p>
+    <w:p>
+      <w:pPr/>
+      <w:r>
+        <w:rPr>
+          <w:lang w:val="pt_PT" w:bidi="pt_PT"/>
+        </w:rPr>
+      </w:r>
+      <w:r>
+        <w:rPr>
+          <w:b/>
+          <w:lang w:val="pt_PT" w:bidi="pt_PT"/>
+        </w:rPr>
         <w:t>"o puro leite espiritual".</w:t>
       </w:r>
     </w:p>
@@ -14589,6 +16089,21 @@
           <w:b/>
           <w:lang w:val="pt_PT" w:bidi="pt_PT"/>
         </w:rPr>
+        <w:t>αὐξηθῆτε</w:t>
+      </w:r>
+    </w:p>
+    <w:p>
+      <w:pPr/>
+      <w:r>
+        <w:rPr>
+          <w:lang w:val="pt_PT" w:bidi="pt_PT"/>
+        </w:rPr>
+      </w:r>
+      <w:r>
+        <w:rPr>
+          <w:b/>
+          <w:lang w:val="pt_PT" w:bidi="pt_PT"/>
+        </w:rPr>
         <w:t>"vocês possam crescer".</w:t>
       </w:r>
     </w:p>
@@ -14672,6 +16187,21 @@
           <w:b/>
           <w:lang w:val="pt_PT" w:bidi="pt_PT"/>
         </w:rPr>
+        <w:t>εἰς σωτηρίαν</w:t>
+      </w:r>
+    </w:p>
+    <w:p>
+      <w:pPr/>
+      <w:r>
+        <w:rPr>
+          <w:lang w:val="pt_PT" w:bidi="pt_PT"/>
+        </w:rPr>
+      </w:r>
+      <w:r>
+        <w:rPr>
+          <w:b/>
+          <w:lang w:val="pt_PT" w:bidi="pt_PT"/>
+        </w:rPr>
         <w:t>"e ser salvos".</w:t>
       </w:r>
     </w:p>
@@ -14767,6 +16297,21 @@
         <w:rPr>
           <w:lang w:val="pt_PT" w:bidi="pt_PT"/>
         </w:rPr>
+      </w:r>
+    </w:p>
+    <w:p>
+      <w:pPr/>
+      <w:r>
+        <w:rPr>
+          <w:lang w:val="pt_PT" w:bidi="pt_PT"/>
+        </w:rPr>
+      </w:r>
+      <w:r>
+        <w:rPr>
+          <w:b/>
+          <w:lang w:val="pt_PT" w:bidi="pt_PT"/>
+        </w:rPr>
+        <w:t>εἰς σωτηρίαν</w:t>
       </w:r>
     </w:p>
     <w:p>
@@ -14947,6 +16492,21 @@
           <w:b/>
           <w:lang w:val="pt_PT" w:bidi="pt_PT"/>
         </w:rPr>
+        <w:t>εἰ ἐγεύσασθε</w:t>
+      </w:r>
+    </w:p>
+    <w:p>
+      <w:pPr/>
+      <w:r>
+        <w:rPr>
+          <w:lang w:val="pt_PT" w:bidi="pt_PT"/>
+        </w:rPr>
+      </w:r>
+      <w:r>
+        <w:rPr>
+          <w:b/>
+          <w:lang w:val="pt_PT" w:bidi="pt_PT"/>
+        </w:rPr>
         <w:t>"Vocês já descobriram".</w:t>
       </w:r>
     </w:p>
@@ -15029,6 +16589,21 @@
         <w:rPr>
           <w:lang w:val="pt_PT" w:bidi="pt_PT"/>
         </w:rPr>
+      </w:r>
+    </w:p>
+    <w:p>
+      <w:pPr/>
+      <w:r>
+        <w:rPr>
+          <w:lang w:val="pt_PT" w:bidi="pt_PT"/>
+        </w:rPr>
+      </w:r>
+      <w:r>
+        <w:rPr>
+          <w:b/>
+          <w:lang w:val="pt_PT" w:bidi="pt_PT"/>
+        </w:rPr>
+        <w:t>εἰ ἐγεύσασθε</w:t>
       </w:r>
     </w:p>
     <w:p>
@@ -15253,6 +16828,21 @@
           <w:b/>
           <w:lang w:val="pt_PT" w:bidi="pt_PT"/>
         </w:rPr>
+        <w:t>πρὸς ὃν προσερχόμενοι</w:t>
+      </w:r>
+    </w:p>
+    <w:p>
+      <w:pPr/>
+      <w:r>
+        <w:rPr>
+          <w:lang w:val="pt_PT" w:bidi="pt_PT"/>
+        </w:rPr>
+      </w:r>
+      <w:r>
+        <w:rPr>
+          <w:b/>
+          <w:lang w:val="pt_PT" w:bidi="pt_PT"/>
+        </w:rPr>
         <w:t>"Cheguem perto dele".</w:t>
       </w:r>
     </w:p>
@@ -15349,6 +16939,21 @@
           <w:b/>
           <w:lang w:val="pt_PT" w:bidi="pt_PT"/>
         </w:rPr>
+        <w:t>πρὸς ὃν</w:t>
+      </w:r>
+    </w:p>
+    <w:p>
+      <w:pPr/>
+      <w:r>
+        <w:rPr>
+          <w:lang w:val="pt_PT" w:bidi="pt_PT"/>
+        </w:rPr>
+      </w:r>
+      <w:r>
+        <w:rPr>
+          <w:b/>
+          <w:lang w:val="pt_PT" w:bidi="pt_PT"/>
+        </w:rPr>
         <w:t>"perto dele".</w:t>
       </w:r>
     </w:p>
@@ -15445,6 +17050,21 @@
           <w:b/>
           <w:lang w:val="pt_PT" w:bidi="pt_PT"/>
         </w:rPr>
+        <w:t>πρὸς ὃν προσερχόμενοι λίθον ζῶντα</w:t>
+      </w:r>
+    </w:p>
+    <w:p>
+      <w:pPr/>
+      <w:r>
+        <w:rPr>
+          <w:lang w:val="pt_PT" w:bidi="pt_PT"/>
+        </w:rPr>
+      </w:r>
+      <w:r>
+        <w:rPr>
+          <w:b/>
+          <w:lang w:val="pt_PT" w:bidi="pt_PT"/>
+        </w:rPr>
         <w:t>"Cheguem perto dele, a pedra viva".</w:t>
       </w:r>
     </w:p>
@@ -15541,6 +17161,21 @@
           <w:b/>
           <w:lang w:val="pt_PT" w:bidi="pt_PT"/>
         </w:rPr>
+        <w:t>λίθον ζῶντα</w:t>
+      </w:r>
+    </w:p>
+    <w:p>
+      <w:pPr/>
+      <w:r>
+        <w:rPr>
+          <w:lang w:val="pt_PT" w:bidi="pt_PT"/>
+        </w:rPr>
+      </w:r>
+      <w:r>
+        <w:rPr>
+          <w:b/>
+          <w:lang w:val="pt_PT" w:bidi="pt_PT"/>
+        </w:rPr>
         <w:t>"a pedra viva".</w:t>
       </w:r>
     </w:p>
@@ -15650,6 +17285,21 @@
           <w:b/>
           <w:lang w:val="pt_PT" w:bidi="pt_PT"/>
         </w:rPr>
+        <w:t>ὑπὸ ἀνθρώπων &amp; ἀποδεδοκιμασμένον</w:t>
+      </w:r>
+    </w:p>
+    <w:p>
+      <w:pPr/>
+      <w:r>
+        <w:rPr>
+          <w:lang w:val="pt_PT" w:bidi="pt_PT"/>
+        </w:rPr>
+      </w:r>
+      <w:r>
+        <w:rPr>
+          <w:b/>
+          <w:lang w:val="pt_PT" w:bidi="pt_PT"/>
+        </w:rPr>
         <w:t>"que os seres humanos rejeitaram".</w:t>
       </w:r>
     </w:p>
@@ -15733,6 +17383,21 @@
           <w:b/>
           <w:lang w:val="pt_PT" w:bidi="pt_PT"/>
         </w:rPr>
+        <w:t>ὑπὸ ἀνθρώπων</w:t>
+      </w:r>
+    </w:p>
+    <w:p>
+      <w:pPr/>
+      <w:r>
+        <w:rPr>
+          <w:lang w:val="pt_PT" w:bidi="pt_PT"/>
+        </w:rPr>
+      </w:r>
+      <w:r>
+        <w:rPr>
+          <w:b/>
+          <w:lang w:val="pt_PT" w:bidi="pt_PT"/>
+        </w:rPr>
         <w:t>"que os seres humanos".</w:t>
       </w:r>
     </w:p>
@@ -15842,6 +17507,21 @@
           <w:b/>
           <w:lang w:val="pt_PT" w:bidi="pt_PT"/>
         </w:rPr>
+        <w:t>παρὰ δὲ Θεῷ ἐκλεκτὸν</w:t>
+      </w:r>
+    </w:p>
+    <w:p>
+      <w:pPr/>
+      <w:r>
+        <w:rPr>
+          <w:lang w:val="pt_PT" w:bidi="pt_PT"/>
+        </w:rPr>
+      </w:r>
+      <w:r>
+        <w:rPr>
+          <w:b/>
+          <w:lang w:val="pt_PT" w:bidi="pt_PT"/>
+        </w:rPr>
         <w:t>"mas que Deus escolheu".</w:t>
       </w:r>
     </w:p>
@@ -15925,6 +17605,21 @@
           <w:b/>
           <w:lang w:val="pt_PT" w:bidi="pt_PT"/>
         </w:rPr>
+        <w:t>αὐτοὶ ὡς λίθοι ζῶντες οἰκοδομεῖσθε, οἶκος πνευματικὸς</w:t>
+      </w:r>
+    </w:p>
+    <w:p>
+      <w:pPr/>
+      <w:r>
+        <w:rPr>
+          <w:lang w:val="pt_PT" w:bidi="pt_PT"/>
+        </w:rPr>
+      </w:r>
+      <w:r>
+        <w:rPr>
+          <w:b/>
+          <w:lang w:val="pt_PT" w:bidi="pt_PT"/>
+        </w:rPr>
         <w:t>"Vocês, também, como pedras vivas, deixem que Deus os use na construção de um templo espiritual".</w:t>
       </w:r>
     </w:p>
@@ -16034,6 +17729,21 @@
           <w:b/>
           <w:lang w:val="pt_PT" w:bidi="pt_PT"/>
         </w:rPr>
+        <w:t>αὐτοὶ ὡς λίθοι ζῶντες</w:t>
+      </w:r>
+    </w:p>
+    <w:p>
+      <w:pPr/>
+      <w:r>
+        <w:rPr>
+          <w:lang w:val="pt_PT" w:bidi="pt_PT"/>
+        </w:rPr>
+      </w:r>
+      <w:r>
+        <w:rPr>
+          <w:b/>
+          <w:lang w:val="pt_PT" w:bidi="pt_PT"/>
+        </w:rPr>
         <w:t>"Vocês, também, como pedras vivas".</w:t>
       </w:r>
     </w:p>
@@ -16239,6 +17949,21 @@
           <w:b/>
           <w:lang w:val="pt_PT" w:bidi="pt_PT"/>
         </w:rPr>
+        <w:t>οἰκοδομεῖσθε</w:t>
+      </w:r>
+    </w:p>
+    <w:p>
+      <w:pPr/>
+      <w:r>
+        <w:rPr>
+          <w:lang w:val="pt_PT" w:bidi="pt_PT"/>
+        </w:rPr>
+      </w:r>
+      <w:r>
+        <w:rPr>
+          <w:b/>
+          <w:lang w:val="pt_PT" w:bidi="pt_PT"/>
+        </w:rPr>
         <w:t>"Vocês... deixem que Deus os use na construção".</w:t>
       </w:r>
     </w:p>
@@ -16348,6 +18073,21 @@
           <w:b/>
           <w:lang w:val="pt_PT" w:bidi="pt_PT"/>
         </w:rPr>
+        <w:t>εἰς ἱεράτευμα ἅγιον ἀνενέγκαι πνευματικὰς θυσίας</w:t>
+      </w:r>
+    </w:p>
+    <w:p>
+      <w:pPr/>
+      <w:r>
+        <w:rPr>
+          <w:lang w:val="pt_PT" w:bidi="pt_PT"/>
+        </w:rPr>
+      </w:r>
+      <w:r>
+        <w:rPr>
+          <w:b/>
+          <w:lang w:val="pt_PT" w:bidi="pt_PT"/>
+        </w:rPr>
         <w:t>"onde vocês servirão como sacerdotes dedicados a Deus. E isso para que, por meio de Jesus Cristo, ofereçam sacrifícios que Deus aceite".</w:t>
       </w:r>
     </w:p>
@@ -16457,6 +18197,21 @@
           <w:b/>
           <w:lang w:val="pt_PT" w:bidi="pt_PT"/>
         </w:rPr>
+        <w:t>εἰς ἱεράτευμα ἅγιον</w:t>
+      </w:r>
+    </w:p>
+    <w:p>
+      <w:pPr/>
+      <w:r>
+        <w:rPr>
+          <w:lang w:val="pt_PT" w:bidi="pt_PT"/>
+        </w:rPr>
+      </w:r>
+      <w:r>
+        <w:rPr>
+          <w:b/>
+          <w:lang w:val="pt_PT" w:bidi="pt_PT"/>
+        </w:rPr>
         <w:t>"como sacerdotes dedicados a Deus".</w:t>
       </w:r>
     </w:p>
@@ -16566,6 +18321,21 @@
           <w:b/>
           <w:lang w:val="pt_PT" w:bidi="pt_PT"/>
         </w:rPr>
+        <w:t>πνευματικὰς θυσίας εὐπροσδέκτους</w:t>
+      </w:r>
+    </w:p>
+    <w:p>
+      <w:pPr/>
+      <w:r>
+        <w:rPr>
+          <w:lang w:val="pt_PT" w:bidi="pt_PT"/>
+        </w:rPr>
+      </w:r>
+      <w:r>
+        <w:rPr>
+          <w:b/>
+          <w:lang w:val="pt_PT" w:bidi="pt_PT"/>
+        </w:rPr>
         <w:t>"E isso para que, por meio de Jesus Cristo, ofereçam sacrifícios que Deus aceite".</w:t>
       </w:r>
     </w:p>
@@ -16675,6 +18445,21 @@
           <w:b/>
           <w:lang w:val="pt_PT" w:bidi="pt_PT"/>
         </w:rPr>
+        <w:t>περιέχει ἐν Γραφῇ</w:t>
+      </w:r>
+    </w:p>
+    <w:p>
+      <w:pPr/>
+      <w:r>
+        <w:rPr>
+          <w:lang w:val="pt_PT" w:bidi="pt_PT"/>
+        </w:rPr>
+      </w:r>
+      <w:r>
+        <w:rPr>
+          <w:b/>
+          <w:lang w:val="pt_PT" w:bidi="pt_PT"/>
+        </w:rPr>
         <w:t>"Pois as Escrituras Sagradas dizem".</w:t>
       </w:r>
     </w:p>
@@ -16796,6 +18581,21 @@
         <w:rPr>
           <w:lang w:val="pt_PT" w:bidi="pt_PT"/>
         </w:rPr>
+      </w:r>
+    </w:p>
+    <w:p>
+      <w:pPr/>
+      <w:r>
+        <w:rPr>
+          <w:lang w:val="pt_PT" w:bidi="pt_PT"/>
+        </w:rPr>
+      </w:r>
+      <w:r>
+        <w:rPr>
+          <w:b/>
+          <w:lang w:val="pt_PT" w:bidi="pt_PT"/>
+        </w:rPr>
+        <w:t>περιέχει ἐν Γραφῇ</w:t>
       </w:r>
     </w:p>
     <w:p>
@@ -17012,6 +18812,21 @@
           <w:b/>
           <w:lang w:val="pt_PT" w:bidi="pt_PT"/>
         </w:rPr>
+        <w:t>ἰδοὺ</w:t>
+      </w:r>
+    </w:p>
+    <w:p>
+      <w:pPr/>
+      <w:r>
+        <w:rPr>
+          <w:lang w:val="pt_PT" w:bidi="pt_PT"/>
+        </w:rPr>
+      </w:r>
+      <w:r>
+        <w:rPr>
+          <w:b/>
+          <w:lang w:val="pt_PT" w:bidi="pt_PT"/>
+        </w:rPr>
         <w:t>"Eu escolhi".</w:t>
       </w:r>
     </w:p>
@@ -17121,6 +18936,21 @@
           <w:b/>
           <w:lang w:val="pt_PT" w:bidi="pt_PT"/>
         </w:rPr>
+        <w:t>τίθημι</w:t>
+      </w:r>
+    </w:p>
+    <w:p>
+      <w:pPr/>
+      <w:r>
+        <w:rPr>
+          <w:lang w:val="pt_PT" w:bidi="pt_PT"/>
+        </w:rPr>
+      </w:r>
+      <w:r>
+        <w:rPr>
+          <w:b/>
+          <w:lang w:val="pt_PT" w:bidi="pt_PT"/>
+        </w:rPr>
         <w:t>"Eu escolhi".</w:t>
       </w:r>
     </w:p>
@@ -17217,6 +19047,21 @@
           <w:b/>
           <w:lang w:val="pt_PT" w:bidi="pt_PT"/>
         </w:rPr>
+        <w:t>λίθον, ἀκρογωνιαῖον</w:t>
+      </w:r>
+    </w:p>
+    <w:p>
+      <w:pPr/>
+      <w:r>
+        <w:rPr>
+          <w:lang w:val="pt_PT" w:bidi="pt_PT"/>
+        </w:rPr>
+      </w:r>
+      <w:r>
+        <w:rPr>
+          <w:b/>
+          <w:lang w:val="pt_PT" w:bidi="pt_PT"/>
+        </w:rPr>
         <w:t>"uma pedra de muito valor... a pedra principal do alicerce".</w:t>
       </w:r>
     </w:p>
@@ -17352,6 +19197,21 @@
           <w:b/>
           <w:lang w:val="pt_PT" w:bidi="pt_PT"/>
         </w:rPr>
+        <w:t>λίθον, ἀκρογωνιαῖον ἐκλεκτὸν ἔντιμον</w:t>
+      </w:r>
+    </w:p>
+    <w:p>
+      <w:pPr/>
+      <w:r>
+        <w:rPr>
+          <w:lang w:val="pt_PT" w:bidi="pt_PT"/>
+        </w:rPr>
+      </w:r>
+      <w:r>
+        <w:rPr>
+          <w:b/>
+          <w:lang w:val="pt_PT" w:bidi="pt_PT"/>
+        </w:rPr>
         <w:t>"Eu escolhi uma pedra de muito valor, que agora ponho em Sião como a pedra principal do alicerce".</w:t>
       </w:r>
     </w:p>
@@ -17500,6 +19360,21 @@
           <w:b/>
           <w:lang w:val="pt_PT" w:bidi="pt_PT"/>
         </w:rPr>
+        <w:t>οὐ μὴ</w:t>
+      </w:r>
+    </w:p>
+    <w:p>
+      <w:pPr/>
+      <w:r>
+        <w:rPr>
+          <w:lang w:val="pt_PT" w:bidi="pt_PT"/>
+        </w:rPr>
+      </w:r>
+      <w:r>
+        <w:rPr>
+          <w:b/>
+          <w:lang w:val="pt_PT" w:bidi="pt_PT"/>
+        </w:rPr>
         <w:t>"não ficará desiludido".</w:t>
       </w:r>
     </w:p>
@@ -17609,6 +19484,21 @@
           <w:b/>
           <w:lang w:val="pt_PT" w:bidi="pt_PT"/>
         </w:rPr>
+        <w:t>ἡ τιμὴ</w:t>
+      </w:r>
+    </w:p>
+    <w:p>
+      <w:pPr/>
+      <w:r>
+        <w:rPr>
+          <w:lang w:val="pt_PT" w:bidi="pt_PT"/>
+        </w:rPr>
+      </w:r>
+      <w:r>
+        <w:rPr>
+          <w:b/>
+          <w:lang w:val="pt_PT" w:bidi="pt_PT"/>
+        </w:rPr>
         <w:t>"é de muito valor para vocês".</w:t>
       </w:r>
     </w:p>
@@ -17705,6 +19595,21 @@
           <w:b/>
           <w:lang w:val="pt_PT" w:bidi="pt_PT"/>
         </w:rPr>
+        <w:t>ἡ τιμὴ</w:t>
+      </w:r>
+    </w:p>
+    <w:p>
+      <w:pPr/>
+      <w:r>
+        <w:rPr>
+          <w:lang w:val="pt_PT" w:bidi="pt_PT"/>
+        </w:rPr>
+      </w:r>
+      <w:r>
+        <w:rPr>
+          <w:b/>
+          <w:lang w:val="pt_PT" w:bidi="pt_PT"/>
+        </w:rPr>
         <w:t>"é de muito valor".</w:t>
       </w:r>
     </w:p>
@@ -17787,6 +19692,21 @@
         <w:rPr>
           <w:lang w:val="pt_PT" w:bidi="pt_PT"/>
         </w:rPr>
+      </w:r>
+    </w:p>
+    <w:p>
+      <w:pPr/>
+      <w:r>
+        <w:rPr>
+          <w:lang w:val="pt_PT" w:bidi="pt_PT"/>
+        </w:rPr>
+      </w:r>
+      <w:r>
+        <w:rPr>
+          <w:b/>
+          <w:lang w:val="pt_PT" w:bidi="pt_PT"/>
+        </w:rPr>
+        <w:t>ἀπιστοῦσιν δὲ</w:t>
       </w:r>
     </w:p>
     <w:p>
@@ -17985,6 +19905,21 @@
           <w:b/>
           <w:lang w:val="pt_PT" w:bidi="pt_PT"/>
         </w:rPr>
+        <w:t>λίθος ὃν ἀπεδοκίμασαν οἱ οἰκοδομοῦντες</w:t>
+      </w:r>
+    </w:p>
+    <w:p>
+      <w:pPr/>
+      <w:r>
+        <w:rPr>
+          <w:lang w:val="pt_PT" w:bidi="pt_PT"/>
+        </w:rPr>
+      </w:r>
+      <w:r>
+        <w:rPr>
+          <w:b/>
+          <w:lang w:val="pt_PT" w:bidi="pt_PT"/>
+        </w:rPr>
         <w:t>"A pedra que os construtores rejeitaram".</w:t>
       </w:r>
     </w:p>
@@ -18107,6 +20042,21 @@
           <w:b/>
           <w:lang w:val="pt_PT" w:bidi="pt_PT"/>
         </w:rPr>
+        <w:t>εἰς κεφαλὴν γωνίας</w:t>
+      </w:r>
+    </w:p>
+    <w:p>
+      <w:pPr/>
+      <w:r>
+        <w:rPr>
+          <w:lang w:val="pt_PT" w:bidi="pt_PT"/>
+        </w:rPr>
+      </w:r>
+      <w:r>
+        <w:rPr>
+          <w:b/>
+          <w:lang w:val="pt_PT" w:bidi="pt_PT"/>
+        </w:rPr>
         <w:t>"veio a ser a mais importante de todas".</w:t>
       </w:r>
     </w:p>
@@ -18176,6 +20126,21 @@
         <w:rPr>
           <w:lang w:val="pt_PT" w:bidi="pt_PT"/>
         </w:rPr>
+      </w:r>
+    </w:p>
+    <w:p>
+      <w:pPr/>
+      <w:r>
+        <w:rPr>
+          <w:lang w:val="pt_PT" w:bidi="pt_PT"/>
+        </w:rPr>
+      </w:r>
+      <w:r>
+        <w:rPr>
+          <w:b/>
+          <w:lang w:val="pt_PT" w:bidi="pt_PT"/>
+        </w:rPr>
+        <w:t>καὶ</w:t>
       </w:r>
     </w:p>
     <w:p>
@@ -18400,6 +20365,21 @@
           <w:b/>
           <w:lang w:val="pt_PT" w:bidi="pt_PT"/>
         </w:rPr>
+        <w:t>εἰς ὃ</w:t>
+      </w:r>
+    </w:p>
+    <w:p>
+      <w:pPr/>
+      <w:r>
+        <w:rPr>
+          <w:lang w:val="pt_PT" w:bidi="pt_PT"/>
+        </w:rPr>
+      </w:r>
+      <w:r>
+        <w:rPr>
+          <w:b/>
+          <w:lang w:val="pt_PT" w:bidi="pt_PT"/>
+        </w:rPr>
         <w:t>"de acordo com a vontade de Deus para elas".</w:t>
       </w:r>
     </w:p>
@@ -18610,6 +20590,21 @@
           <w:b/>
           <w:lang w:val="pt_PT" w:bidi="pt_PT"/>
         </w:rPr>
+        <w:t>λίθος προσκόμματος, καὶ πέτρα σκανδάλου</w:t>
+      </w:r>
+    </w:p>
+    <w:p>
+      <w:pPr/>
+      <w:r>
+        <w:rPr>
+          <w:lang w:val="pt_PT" w:bidi="pt_PT"/>
+        </w:rPr>
+      </w:r>
+      <w:r>
+        <w:rPr>
+          <w:b/>
+          <w:lang w:val="pt_PT" w:bidi="pt_PT"/>
+        </w:rPr>
         <w:t>"Esta é a pedra em que as pessoas vão tropeçar".</w:t>
       </w:r>
     </w:p>
@@ -18719,6 +20714,21 @@
           <w:b/>
           <w:lang w:val="pt_PT" w:bidi="pt_PT"/>
         </w:rPr>
+        <w:t>λίθος προσκόμματος, καὶ πέτρα σκανδάλου</w:t>
+      </w:r>
+    </w:p>
+    <w:p>
+      <w:pPr/>
+      <w:r>
+        <w:rPr>
+          <w:lang w:val="pt_PT" w:bidi="pt_PT"/>
+        </w:rPr>
+      </w:r>
+      <w:r>
+        <w:rPr>
+          <w:b/>
+          <w:lang w:val="pt_PT" w:bidi="pt_PT"/>
+        </w:rPr>
         <w:t>"Esta é a pedra em que as pessoas vão tropeçar".</w:t>
       </w:r>
     </w:p>
@@ -18867,6 +20877,21 @@
           <w:b/>
           <w:lang w:val="pt_PT" w:bidi="pt_PT"/>
         </w:rPr>
+        <w:t>λίθος προσκόμματος, καὶ πέτρα σκανδάλου</w:t>
+      </w:r>
+    </w:p>
+    <w:p>
+      <w:pPr/>
+      <w:r>
+        <w:rPr>
+          <w:lang w:val="pt_PT" w:bidi="pt_PT"/>
+        </w:rPr>
+      </w:r>
+      <w:r>
+        <w:rPr>
+          <w:b/>
+          <w:lang w:val="pt_PT" w:bidi="pt_PT"/>
+        </w:rPr>
         <w:t>"Esta é a pedra em que as pessoas vão tropeçar, a rocha que vai fazê-las cair".</w:t>
       </w:r>
     </w:p>
@@ -18963,6 +20988,21 @@
           <w:b/>
           <w:lang w:val="pt_PT" w:bidi="pt_PT"/>
         </w:rPr>
+        <w:t>τῷ λόγῳ</w:t>
+      </w:r>
+    </w:p>
+    <w:p>
+      <w:pPr/>
+      <w:r>
+        <w:rPr>
+          <w:lang w:val="pt_PT" w:bidi="pt_PT"/>
+        </w:rPr>
+      </w:r>
+      <w:r>
+        <w:rPr>
+          <w:b/>
+          <w:lang w:val="pt_PT" w:bidi="pt_PT"/>
+        </w:rPr>
         <w:t>"na mensagem".</w:t>
       </w:r>
     </w:p>
@@ -19072,6 +21112,21 @@
           <w:b/>
           <w:lang w:val="pt_PT" w:bidi="pt_PT"/>
         </w:rPr>
+        <w:t>οἳ προσκόπτουσιν</w:t>
+      </w:r>
+    </w:p>
+    <w:p>
+      <w:pPr/>
+      <w:r>
+        <w:rPr>
+          <w:lang w:val="pt_PT" w:bidi="pt_PT"/>
+        </w:rPr>
+      </w:r>
+      <w:r>
+        <w:rPr>
+          <w:b/>
+          <w:lang w:val="pt_PT" w:bidi="pt_PT"/>
+        </w:rPr>
         <w:t>"Essas pessoas tropeçaram".</w:t>
       </w:r>
     </w:p>
@@ -19168,6 +21223,21 @@
           <w:b/>
           <w:lang w:val="pt_PT" w:bidi="pt_PT"/>
         </w:rPr>
+        <w:t>οἳ προσκόπτουσιν τῷ λόγῳ ἀπειθοῦντες</w:t>
+      </w:r>
+    </w:p>
+    <w:p>
+      <w:pPr/>
+      <w:r>
+        <w:rPr>
+          <w:lang w:val="pt_PT" w:bidi="pt_PT"/>
+        </w:rPr>
+      </w:r>
+      <w:r>
+        <w:rPr>
+          <w:b/>
+          <w:lang w:val="pt_PT" w:bidi="pt_PT"/>
+        </w:rPr>
         <w:t>"Essas pessoas tropeçaram porque não creram na mensagem".</w:t>
       </w:r>
     </w:p>
@@ -19276,6 +21346,21 @@
         <w:rPr>
           <w:lang w:val="pt_PT" w:bidi="pt_PT"/>
         </w:rPr>
+      </w:r>
+    </w:p>
+    <w:p>
+      <w:pPr/>
+      <w:r>
+        <w:rPr>
+          <w:lang w:val="pt_PT" w:bidi="pt_PT"/>
+        </w:rPr>
+      </w:r>
+      <w:r>
+        <w:rPr>
+          <w:b/>
+          <w:lang w:val="pt_PT" w:bidi="pt_PT"/>
+        </w:rPr>
+        <w:t>τῷ λόγῳ ἀπειθοῦντες</w:t>
       </w:r>
     </w:p>
     <w:p>
@@ -19601,6 +21686,21 @@
           <w:b/>
           <w:lang w:val="pt_PT" w:bidi="pt_PT"/>
         </w:rPr>
+        <w:t>γένος ἐκλεκτόν</w:t>
+      </w:r>
+    </w:p>
+    <w:p>
+      <w:pPr/>
+      <w:r>
+        <w:rPr>
+          <w:lang w:val="pt_PT" w:bidi="pt_PT"/>
+        </w:rPr>
+      </w:r>
+      <w:r>
+        <w:rPr>
+          <w:b/>
+          <w:lang w:val="pt_PT" w:bidi="pt_PT"/>
+        </w:rPr>
         <w:t>"a raça escolhida".</w:t>
       </w:r>
     </w:p>
@@ -19684,6 +21784,21 @@
           <w:b/>
           <w:lang w:val="pt_PT" w:bidi="pt_PT"/>
         </w:rPr>
+        <w:t>βασίλειον ἱεράτευμα</w:t>
+      </w:r>
+    </w:p>
+    <w:p>
+      <w:pPr/>
+      <w:r>
+        <w:rPr>
+          <w:lang w:val="pt_PT" w:bidi="pt_PT"/>
+        </w:rPr>
+      </w:r>
+      <w:r>
+        <w:rPr>
+          <w:b/>
+          <w:lang w:val="pt_PT" w:bidi="pt_PT"/>
+        </w:rPr>
         <w:t>"os sacerdotes do Rei".</w:t>
       </w:r>
     </w:p>
@@ -19793,6 +21908,21 @@
           <w:b/>
           <w:lang w:val="pt_PT" w:bidi="pt_PT"/>
         </w:rPr>
+        <w:t>βασίλειον ἱεράτευμα</w:t>
+      </w:r>
+    </w:p>
+    <w:p>
+      <w:pPr/>
+      <w:r>
+        <w:rPr>
+          <w:lang w:val="pt_PT" w:bidi="pt_PT"/>
+        </w:rPr>
+      </w:r>
+      <w:r>
+        <w:rPr>
+          <w:b/>
+          <w:lang w:val="pt_PT" w:bidi="pt_PT"/>
+        </w:rPr>
         <w:t>"os sacerdotes do Rei".</w:t>
       </w:r>
     </w:p>
@@ -19902,6 +22032,21 @@
           <w:b/>
           <w:lang w:val="pt_PT" w:bidi="pt_PT"/>
         </w:rPr>
+        <w:t>λαὸς εἰς περιποίησιν</w:t>
+      </w:r>
+    </w:p>
+    <w:p>
+      <w:pPr/>
+      <w:r>
+        <w:rPr>
+          <w:lang w:val="pt_PT" w:bidi="pt_PT"/>
+        </w:rPr>
+      </w:r>
+      <w:r>
+        <w:rPr>
+          <w:b/>
+          <w:lang w:val="pt_PT" w:bidi="pt_PT"/>
+        </w:rPr>
         <w:t>"o povo que pertence a ele".</w:t>
       </w:r>
     </w:p>
@@ -20093,6 +22238,21 @@
         <w:rPr>
           <w:lang w:val="pt_PT" w:bidi="pt_PT"/>
         </w:rPr>
+      </w:r>
+    </w:p>
+    <w:p>
+      <w:pPr/>
+      <w:r>
+        <w:rPr>
+          <w:lang w:val="pt_PT" w:bidi="pt_PT"/>
+        </w:rPr>
+      </w:r>
+      <w:r>
+        <w:rPr>
+          <w:b/>
+          <w:lang w:val="pt_PT" w:bidi="pt_PT"/>
+        </w:rPr>
+        <w:t>ἐκ σκότους &amp; εἰς τὸ θαυμαστὸν αὐτοῦ φῶς</w:t>
       </w:r>
     </w:p>
     <w:p>
@@ -20380,6 +22540,21 @@
           <w:b/>
           <w:lang w:val="pt_PT" w:bidi="pt_PT"/>
         </w:rPr>
+        <w:t>παροίκους καὶ παρεπιδήμους</w:t>
+      </w:r>
+    </w:p>
+    <w:p>
+      <w:pPr/>
+      <w:r>
+        <w:rPr>
+          <w:lang w:val="pt_PT" w:bidi="pt_PT"/>
+        </w:rPr>
+      </w:r>
+      <w:r>
+        <w:rPr>
+          <w:b/>
+          <w:lang w:val="pt_PT" w:bidi="pt_PT"/>
+        </w:rPr>
         <w:t>"vocês são estrangeiros de passagem por este mundo".</w:t>
       </w:r>
     </w:p>
@@ -20488,6 +22663,21 @@
         <w:rPr>
           <w:lang w:val="pt_PT" w:bidi="pt_PT"/>
         </w:rPr>
+      </w:r>
+    </w:p>
+    <w:p>
+      <w:pPr/>
+      <w:r>
+        <w:rPr>
+          <w:lang w:val="pt_PT" w:bidi="pt_PT"/>
+        </w:rPr>
+      </w:r>
+      <w:r>
+        <w:rPr>
+          <w:b/>
+          <w:lang w:val="pt_PT" w:bidi="pt_PT"/>
+        </w:rPr>
+        <w:t>παροίκους</w:t>
       </w:r>
     </w:p>
     <w:p>
@@ -20725,6 +22915,21 @@
           <w:b/>
           <w:lang w:val="pt_PT" w:bidi="pt_PT"/>
         </w:rPr>
+        <w:t>ἀπέχεσθαι τῶν σαρκικῶν ἐπιθυμιῶν</w:t>
+      </w:r>
+    </w:p>
+    <w:p>
+      <w:pPr/>
+      <w:r>
+        <w:rPr>
+          <w:lang w:val="pt_PT" w:bidi="pt_PT"/>
+        </w:rPr>
+      </w:r>
+      <w:r>
+        <w:rPr>
+          <w:b/>
+          <w:lang w:val="pt_PT" w:bidi="pt_PT"/>
+        </w:rPr>
         <w:t>"evitem as paixões carnais".</w:t>
       </w:r>
     </w:p>
@@ -20821,6 +23026,21 @@
           <w:b/>
           <w:lang w:val="pt_PT" w:bidi="pt_PT"/>
         </w:rPr>
+        <w:t>στρατεύονται κατὰ τῆς ψυχῆς</w:t>
+      </w:r>
+    </w:p>
+    <w:p>
+      <w:pPr/>
+      <w:r>
+        <w:rPr>
+          <w:lang w:val="pt_PT" w:bidi="pt_PT"/>
+        </w:rPr>
+      </w:r>
+      <w:r>
+        <w:rPr>
+          <w:b/>
+          <w:lang w:val="pt_PT" w:bidi="pt_PT"/>
+        </w:rPr>
         <w:t>"que estão sempre em guerra contra a alma".</w:t>
       </w:r>
     </w:p>
@@ -20917,6 +23137,21 @@
           <w:b/>
           <w:lang w:val="pt_PT" w:bidi="pt_PT"/>
         </w:rPr>
+        <w:t>τῆς ψυχῆς</w:t>
+      </w:r>
+    </w:p>
+    <w:p>
+      <w:pPr/>
+      <w:r>
+        <w:rPr>
+          <w:lang w:val="pt_PT" w:bidi="pt_PT"/>
+        </w:rPr>
+      </w:r>
+      <w:r>
+        <w:rPr>
+          <w:b/>
+          <w:lang w:val="pt_PT" w:bidi="pt_PT"/>
+        </w:rPr>
         <w:t>"contra a alma".</w:t>
       </w:r>
     </w:p>
@@ -21192,6 +23427,21 @@
           <w:b/>
           <w:lang w:val="pt_PT" w:bidi="pt_PT"/>
         </w:rPr>
+        <w:t>ἐν τοῖς ἔθνεσιν</w:t>
+      </w:r>
+    </w:p>
+    <w:p>
+      <w:pPr/>
+      <w:r>
+        <w:rPr>
+          <w:lang w:val="pt_PT" w:bidi="pt_PT"/>
+        </w:rPr>
+      </w:r>
+      <w:r>
+        <w:rPr>
+          <w:b/>
+          <w:lang w:val="pt_PT" w:bidi="pt_PT"/>
+        </w:rPr>
         <w:t>"entre os pagãos".</w:t>
       </w:r>
     </w:p>
@@ -21377,6 +23627,21 @@
           <w:b/>
           <w:lang w:val="pt_PT" w:bidi="pt_PT"/>
         </w:rPr>
+        <w:t>ἐκ τῶν καλῶν ἔργων ἐποπτεύοντες</w:t>
+      </w:r>
+    </w:p>
+    <w:p>
+      <w:pPr/>
+      <w:r>
+        <w:rPr>
+          <w:lang w:val="pt_PT" w:bidi="pt_PT"/>
+        </w:rPr>
+      </w:r>
+      <w:r>
+        <w:rPr>
+          <w:b/>
+          <w:lang w:val="pt_PT" w:bidi="pt_PT"/>
+        </w:rPr>
         <w:t>"tenham de reconhecer que vocês praticam boas ações".</w:t>
       </w:r>
     </w:p>
@@ -21473,6 +23738,21 @@
           <w:b/>
           <w:lang w:val="pt_PT" w:bidi="pt_PT"/>
         </w:rPr>
+        <w:t>ἐν ἡμέρᾳ ἐπισκοπῆς</w:t>
+      </w:r>
+    </w:p>
+    <w:p>
+      <w:pPr/>
+      <w:r>
+        <w:rPr>
+          <w:lang w:val="pt_PT" w:bidi="pt_PT"/>
+        </w:rPr>
+      </w:r>
+      <w:r>
+        <w:rPr>
+          <w:b/>
+          <w:lang w:val="pt_PT" w:bidi="pt_PT"/>
+        </w:rPr>
         <w:t>"e assim louvem a Deus no dia da sua vinda".</w:t>
       </w:r>
     </w:p>
@@ -21569,6 +23849,21 @@
           <w:b/>
           <w:lang w:val="pt_PT" w:bidi="pt_PT"/>
         </w:rPr>
+        <w:t>ἐν ἡμέρᾳ ἐπισκοπῆς</w:t>
+      </w:r>
+    </w:p>
+    <w:p>
+      <w:pPr/>
+      <w:r>
+        <w:rPr>
+          <w:lang w:val="pt_PT" w:bidi="pt_PT"/>
+        </w:rPr>
+      </w:r>
+      <w:r>
+        <w:rPr>
+          <w:b/>
+          <w:lang w:val="pt_PT" w:bidi="pt_PT"/>
+        </w:rPr>
         <w:t>"e assim louvem a Deus no dia da sua vinda".</w:t>
       </w:r>
     </w:p>
@@ -21665,6 +23960,21 @@
           <w:b/>
           <w:lang w:val="pt_PT" w:bidi="pt_PT"/>
         </w:rPr>
+        <w:t>διὰ τὸν Κύριον</w:t>
+      </w:r>
+    </w:p>
+    <w:p>
+      <w:pPr/>
+      <w:r>
+        <w:rPr>
+          <w:lang w:val="pt_PT" w:bidi="pt_PT"/>
+        </w:rPr>
+      </w:r>
+      <w:r>
+        <w:rPr>
+          <w:b/>
+          <w:lang w:val="pt_PT" w:bidi="pt_PT"/>
+        </w:rPr>
         <w:t>"Por causa do Senhor".</w:t>
       </w:r>
     </w:p>
@@ -21887,6 +24197,21 @@
           <w:b/>
           <w:lang w:val="pt_PT" w:bidi="pt_PT"/>
         </w:rPr>
+        <w:t>δι’ αὐτοῦ πεμπομένοις</w:t>
+      </w:r>
+    </w:p>
+    <w:p>
+      <w:pPr/>
+      <w:r>
+        <w:rPr>
+          <w:lang w:val="pt_PT" w:bidi="pt_PT"/>
+        </w:rPr>
+      </w:r>
+      <w:r>
+        <w:rPr>
+          <w:b/>
+          <w:lang w:val="pt_PT" w:bidi="pt_PT"/>
+        </w:rPr>
         <w:t>"que são escolhidos por ele".</w:t>
       </w:r>
     </w:p>
@@ -21970,6 +24295,21 @@
           <w:b/>
           <w:lang w:val="pt_PT" w:bidi="pt_PT"/>
         </w:rPr>
+        <w:t>δι’ αὐτοῦ πεμπομένοις</w:t>
+      </w:r>
+    </w:p>
+    <w:p>
+      <w:pPr/>
+      <w:r>
+        <w:rPr>
+          <w:lang w:val="pt_PT" w:bidi="pt_PT"/>
+        </w:rPr>
+      </w:r>
+      <w:r>
+        <w:rPr>
+          <w:b/>
+          <w:lang w:val="pt_PT" w:bidi="pt_PT"/>
+        </w:rPr>
         <w:t>"que são escolhidos por ele".</w:t>
       </w:r>
     </w:p>
@@ -22366,6 +24706,21 @@
         <w:rPr>
           <w:lang w:val="pt_PT" w:bidi="pt_PT"/>
         </w:rPr>
+      </w:r>
+    </w:p>
+    <w:p>
+      <w:pPr/>
+      <w:r>
+        <w:rPr>
+          <w:lang w:val="pt_PT" w:bidi="pt_PT"/>
+        </w:rPr>
+      </w:r>
+      <w:r>
+        <w:rPr>
+          <w:b/>
+          <w:lang w:val="pt_PT" w:bidi="pt_PT"/>
+        </w:rPr>
+        <w:t>ὡς ἐλεύθεροι</w:t>
       </w:r>
     </w:p>
     <w:p>
@@ -22481,6 +24836,21 @@
           <w:b/>
           <w:lang w:val="pt_PT" w:bidi="pt_PT"/>
         </w:rPr>
+        <w:t>ὡς ἐπικάλυμμα &amp; τῆς κακίας</w:t>
+      </w:r>
+    </w:p>
+    <w:p>
+      <w:pPr/>
+      <w:r>
+        <w:rPr>
+          <w:lang w:val="pt_PT" w:bidi="pt_PT"/>
+        </w:rPr>
+      </w:r>
+      <w:r>
+        <w:rPr>
+          <w:b/>
+          <w:lang w:val="pt_PT" w:bidi="pt_PT"/>
+        </w:rPr>
         <w:t>"Não usem a liberdade para encobrir o mal".</w:t>
       </w:r>
     </w:p>
@@ -22577,6 +24947,21 @@
           <w:b/>
           <w:lang w:val="pt_PT" w:bidi="pt_PT"/>
         </w:rPr>
+        <w:t>τὴν ἀδελφότητα</w:t>
+      </w:r>
+    </w:p>
+    <w:p>
+      <w:pPr/>
+      <w:r>
+        <w:rPr>
+          <w:lang w:val="pt_PT" w:bidi="pt_PT"/>
+        </w:rPr>
+      </w:r>
+      <w:r>
+        <w:rPr>
+          <w:b/>
+          <w:lang w:val="pt_PT" w:bidi="pt_PT"/>
+        </w:rPr>
         <w:t>"os irmãos na fé".</w:t>
       </w:r>
     </w:p>
@@ -22762,6 +25147,21 @@
           <w:b/>
           <w:lang w:val="pt_PT" w:bidi="pt_PT"/>
         </w:rPr>
+        <w:t>τοῖς ἀγαθοῖς καὶ ἐπιεικέσιν</w:t>
+      </w:r>
+    </w:p>
+    <w:p>
+      <w:pPr/>
+      <w:r>
+        <w:rPr>
+          <w:lang w:val="pt_PT" w:bidi="pt_PT"/>
+        </w:rPr>
+      </w:r>
+      <w:r>
+        <w:rPr>
+          <w:b/>
+          <w:lang w:val="pt_PT" w:bidi="pt_PT"/>
+        </w:rPr>
         <w:t>"sejam obedientes aos seus patrões e os respeitem".</w:t>
       </w:r>
     </w:p>
@@ -22884,6 +25284,21 @@
           <w:b/>
           <w:lang w:val="pt_PT" w:bidi="pt_PT"/>
         </w:rPr>
+        <w:t>τοῖς σκολιοῖς</w:t>
+      </w:r>
+    </w:p>
+    <w:p>
+      <w:pPr/>
+      <w:r>
+        <w:rPr>
+          <w:lang w:val="pt_PT" w:bidi="pt_PT"/>
+        </w:rPr>
+      </w:r>
+      <w:r>
+        <w:rPr>
+          <w:b/>
+          <w:lang w:val="pt_PT" w:bidi="pt_PT"/>
+        </w:rPr>
         <w:t>"mas também aqueles que os tratam mal".</w:t>
       </w:r>
     </w:p>
@@ -22977,6 +25392,21 @@
       </w:r>
       <w:r>
         <w:rPr>
+          <w:b/>
+          <w:lang w:val="pt_PT" w:bidi="pt_PT"/>
+        </w:rPr>
+        <w:t>τοῦτο &amp; χάρις</w:t>
+      </w:r>
+    </w:p>
+    <w:p>
+      <w:pPr/>
+      <w:r>
+        <w:rPr>
+          <w:lang w:val="pt_PT" w:bidi="pt_PT"/>
+        </w:rPr>
+      </w:r>
+      <w:r>
+        <w:rPr>
           <w:lang w:val="pt_PT" w:bidi="pt_PT"/>
         </w:rPr>
         <w:t>"</w:t>
@@ -23197,6 +25627,21 @@
           <w:b/>
           <w:lang w:val="pt_PT" w:bidi="pt_PT"/>
         </w:rPr>
+        <w:t>διὰ συνείδησιν Θεοῦ</w:t>
+      </w:r>
+    </w:p>
+    <w:p>
+      <w:pPr/>
+      <w:r>
+        <w:rPr>
+          <w:lang w:val="pt_PT" w:bidi="pt_PT"/>
+        </w:rPr>
+      </w:r>
+      <w:r>
+        <w:rPr>
+          <w:b/>
+          <w:lang w:val="pt_PT" w:bidi="pt_PT"/>
+        </w:rPr>
         <w:t>"sabendo que esta é a vontade de Deus".</w:t>
       </w:r>
     </w:p>
@@ -23306,6 +25751,21 @@
           <w:b/>
           <w:lang w:val="pt_PT" w:bidi="pt_PT"/>
         </w:rPr>
+        <w:t>Θεοῦ</w:t>
+      </w:r>
+    </w:p>
+    <w:p>
+      <w:pPr/>
+      <w:r>
+        <w:rPr>
+          <w:lang w:val="pt_PT" w:bidi="pt_PT"/>
+        </w:rPr>
+      </w:r>
+      <w:r>
+        <w:rPr>
+          <w:b/>
+          <w:lang w:val="pt_PT" w:bidi="pt_PT"/>
+        </w:rPr>
         <w:t>"de Deus".</w:t>
       </w:r>
     </w:p>
@@ -23415,6 +25875,21 @@
           <w:b/>
           <w:lang w:val="pt_PT" w:bidi="pt_PT"/>
         </w:rPr>
+        <w:t>ποῖον γὰρ κλέος, εἰ ἁμαρτάνοντες καὶ κολαφιζόμενοι ὑπομενεῖτε</w:t>
+      </w:r>
+    </w:p>
+    <w:p>
+      <w:pPr/>
+      <w:r>
+        <w:rPr>
+          <w:lang w:val="pt_PT" w:bidi="pt_PT"/>
+        </w:rPr>
+      </w:r>
+      <w:r>
+        <w:rPr>
+          <w:b/>
+          <w:lang w:val="pt_PT" w:bidi="pt_PT"/>
+        </w:rPr>
         <w:t>"Pois, se vocês fazem o mal e são castigados, qual é o merecimento de suportarem com paciência o castigo?".</w:t>
       </w:r>
     </w:p>
@@ -23498,6 +25973,21 @@
           <w:b/>
           <w:lang w:val="pt_PT" w:bidi="pt_PT"/>
         </w:rPr>
+        <w:t>κολαφιζόμενοι</w:t>
+      </w:r>
+    </w:p>
+    <w:p>
+      <w:pPr/>
+      <w:r>
+        <w:rPr>
+          <w:lang w:val="pt_PT" w:bidi="pt_PT"/>
+        </w:rPr>
+      </w:r>
+      <w:r>
+        <w:rPr>
+          <w:b/>
+          <w:lang w:val="pt_PT" w:bidi="pt_PT"/>
+        </w:rPr>
         <w:t>"e são castigados".</w:t>
       </w:r>
     </w:p>
@@ -23581,6 +26071,21 @@
           <w:b/>
           <w:lang w:val="pt_PT" w:bidi="pt_PT"/>
         </w:rPr>
+        <w:t>ἀγαθοποιοῦντες καὶ πάσχοντες</w:t>
+      </w:r>
+    </w:p>
+    <w:p>
+      <w:pPr/>
+      <w:r>
+        <w:rPr>
+          <w:lang w:val="pt_PT" w:bidi="pt_PT"/>
+        </w:rPr>
+      </w:r>
+      <w:r>
+        <w:rPr>
+          <w:b/>
+          <w:lang w:val="pt_PT" w:bidi="pt_PT"/>
+        </w:rPr>
         <w:t>"se vocês sofrem por terem feito o bem e suportam esse sofrimento".</w:t>
       </w:r>
     </w:p>
@@ -23727,6 +26232,21 @@
           <w:b/>
           <w:lang w:val="pt_PT" w:bidi="pt_PT"/>
         </w:rPr>
+        <w:t>εἰς τοῦτο</w:t>
+      </w:r>
+    </w:p>
+    <w:p>
+      <w:pPr/>
+      <w:r>
+        <w:rPr>
+          <w:lang w:val="pt_PT" w:bidi="pt_PT"/>
+        </w:rPr>
+      </w:r>
+      <w:r>
+        <w:rPr>
+          <w:b/>
+          <w:lang w:val="pt_PT" w:bidi="pt_PT"/>
+        </w:rPr>
         <w:t>"pois foi para isso".</w:t>
       </w:r>
     </w:p>
@@ -23823,6 +26343,21 @@
           <w:b/>
           <w:lang w:val="pt_PT" w:bidi="pt_PT"/>
         </w:rPr>
+        <w:t>εἰς τοῦτο &amp; ἐκλήθητε</w:t>
+      </w:r>
+    </w:p>
+    <w:p>
+      <w:pPr/>
+      <w:r>
+        <w:rPr>
+          <w:lang w:val="pt_PT" w:bidi="pt_PT"/>
+        </w:rPr>
+      </w:r>
+      <w:r>
+        <w:rPr>
+          <w:b/>
+          <w:lang w:val="pt_PT" w:bidi="pt_PT"/>
+        </w:rPr>
         <w:t>"pois foi para isso que ele os chamou".</w:t>
       </w:r>
     </w:p>
@@ -23892,6 +26427,21 @@
         <w:rPr>
           <w:lang w:val="pt_PT" w:bidi="pt_PT"/>
         </w:rPr>
+      </w:r>
+    </w:p>
+    <w:p>
+      <w:pPr/>
+      <w:r>
+        <w:rPr>
+          <w:lang w:val="pt_PT" w:bidi="pt_PT"/>
+        </w:rPr>
+      </w:r>
+      <w:r>
+        <w:rPr>
+          <w:b/>
+          <w:lang w:val="pt_PT" w:bidi="pt_PT"/>
+        </w:rPr>
+        <w:t>ἐπακολουθήσητε τοῖς ἴχνεσιν αὐτοῦ</w:t>
       </w:r>
     </w:p>
     <w:p>
@@ -24186,6 +26736,21 @@
           <w:b/>
           <w:lang w:val="pt_PT" w:bidi="pt_PT"/>
         </w:rPr>
+        <w:t>οὐδὲ εὑρέθη δόλος ἐν τῷ στόματι αὐτοῦ</w:t>
+      </w:r>
+    </w:p>
+    <w:p>
+      <w:pPr/>
+      <w:r>
+        <w:rPr>
+          <w:lang w:val="pt_PT" w:bidi="pt_PT"/>
+        </w:rPr>
+      </w:r>
+      <w:r>
+        <w:rPr>
+          <w:b/>
+          <w:lang w:val="pt_PT" w:bidi="pt_PT"/>
+        </w:rPr>
         <w:t>"e nunca disse uma só mentira".</w:t>
       </w:r>
     </w:p>
@@ -24295,6 +26860,21 @@
           <w:b/>
           <w:lang w:val="pt_PT" w:bidi="pt_PT"/>
         </w:rPr>
+        <w:t>οὐδὲ εὑρέθη δόλος ἐν τῷ στόματι αὐτοῦ</w:t>
+      </w:r>
+    </w:p>
+    <w:p>
+      <w:pPr/>
+      <w:r>
+        <w:rPr>
+          <w:lang w:val="pt_PT" w:bidi="pt_PT"/>
+        </w:rPr>
+      </w:r>
+      <w:r>
+        <w:rPr>
+          <w:b/>
+          <w:lang w:val="pt_PT" w:bidi="pt_PT"/>
+        </w:rPr>
         <w:t>"e nunca disse uma só mentira".</w:t>
       </w:r>
     </w:p>
@@ -24487,6 +27067,21 @@
           <w:b/>
           <w:lang w:val="pt_PT" w:bidi="pt_PT"/>
         </w:rPr>
+        <w:t>παρεδίδου &amp; τῷ κρίνοντι δικαίως</w:t>
+      </w:r>
+    </w:p>
+    <w:p>
+      <w:pPr/>
+      <w:r>
+        <w:rPr>
+          <w:lang w:val="pt_PT" w:bidi="pt_PT"/>
+        </w:rPr>
+      </w:r>
+      <w:r>
+        <w:rPr>
+          <w:b/>
+          <w:lang w:val="pt_PT" w:bidi="pt_PT"/>
+        </w:rPr>
         <w:t>"Quando sofreu, não ameaçou, mas pôs a sua esperança em Deus, o justo Juiz".</w:t>
       </w:r>
     </w:p>
@@ -24596,6 +27191,21 @@
           <w:b/>
           <w:lang w:val="pt_PT" w:bidi="pt_PT"/>
         </w:rPr>
+        <w:t>ὃς τὰς ἁμαρτίας ἡμῶν αὐτὸς ἀνήνεγκεν</w:t>
+      </w:r>
+    </w:p>
+    <w:p>
+      <w:pPr/>
+      <w:r>
+        <w:rPr>
+          <w:lang w:val="pt_PT" w:bidi="pt_PT"/>
+        </w:rPr>
+      </w:r>
+      <w:r>
+        <w:rPr>
+          <w:b/>
+          <w:lang w:val="pt_PT" w:bidi="pt_PT"/>
+        </w:rPr>
         <w:t>"O próprio Cristo levou os nossos pecados".</w:t>
       </w:r>
     </w:p>
@@ -24692,6 +27302,21 @@
           <w:b/>
           <w:lang w:val="pt_PT" w:bidi="pt_PT"/>
         </w:rPr>
+        <w:t>ἰάθητε</w:t>
+      </w:r>
+    </w:p>
+    <w:p>
+      <w:pPr/>
+      <w:r>
+        <w:rPr>
+          <w:lang w:val="pt_PT" w:bidi="pt_PT"/>
+        </w:rPr>
+      </w:r>
+      <w:r>
+        <w:rPr>
+          <w:b/>
+          <w:lang w:val="pt_PT" w:bidi="pt_PT"/>
+        </w:rPr>
         <w:t>"Por meio dos ferimentos dele vocês foram curados".</w:t>
       </w:r>
     </w:p>
@@ -24788,6 +27413,21 @@
           <w:b/>
           <w:lang w:val="pt_PT" w:bidi="pt_PT"/>
         </w:rPr>
+        <w:t>τὰς ἁμαρτίας ἡμῶν &amp; ἀνήνεγκεν ἐν τῷ σώματι αὐτοῦ ἐπὶ τὸ ξύλον</w:t>
+      </w:r>
+    </w:p>
+    <w:p>
+      <w:pPr/>
+      <w:r>
+        <w:rPr>
+          <w:lang w:val="pt_PT" w:bidi="pt_PT"/>
+        </w:rPr>
+      </w:r>
+      <w:r>
+        <w:rPr>
+          <w:b/>
+          <w:lang w:val="pt_PT" w:bidi="pt_PT"/>
+        </w:rPr>
         <w:t>"levou os nossos pecados no seu corpo sobre a cruz".</w:t>
       </w:r>
     </w:p>
@@ -24923,6 +27563,21 @@
           <w:b/>
           <w:lang w:val="pt_PT" w:bidi="pt_PT"/>
         </w:rPr>
+        <w:t>τὸ ξύλον</w:t>
+      </w:r>
+    </w:p>
+    <w:p>
+      <w:pPr/>
+      <w:r>
+        <w:rPr>
+          <w:lang w:val="pt_PT" w:bidi="pt_PT"/>
+        </w:rPr>
+      </w:r>
+      <w:r>
+        <w:rPr>
+          <w:b/>
+          <w:lang w:val="pt_PT" w:bidi="pt_PT"/>
+        </w:rPr>
         <w:t>"sobre a cruz".</w:t>
       </w:r>
     </w:p>
@@ -25032,6 +27687,21 @@
           <w:b/>
           <w:lang w:val="pt_PT" w:bidi="pt_PT"/>
         </w:rPr>
+        <w:t>ταῖς ἁμαρτίαις ἀπογενόμενοι</w:t>
+      </w:r>
+    </w:p>
+    <w:p>
+      <w:pPr/>
+      <w:r>
+        <w:rPr>
+          <w:lang w:val="pt_PT" w:bidi="pt_PT"/>
+        </w:rPr>
+      </w:r>
+      <w:r>
+        <w:rPr>
+          <w:b/>
+          <w:lang w:val="pt_PT" w:bidi="pt_PT"/>
+        </w:rPr>
         <w:t>"a fim de que morrêssemos para o pecado".</w:t>
       </w:r>
     </w:p>
@@ -25128,6 +27798,21 @@
           <w:b/>
           <w:lang w:val="pt_PT" w:bidi="pt_PT"/>
         </w:rPr>
+        <w:t>ταῖς ἁμαρτίαις ἀπογενόμενοι</w:t>
+      </w:r>
+    </w:p>
+    <w:p>
+      <w:pPr/>
+      <w:r>
+        <w:rPr>
+          <w:lang w:val="pt_PT" w:bidi="pt_PT"/>
+        </w:rPr>
+      </w:r>
+      <w:r>
+        <w:rPr>
+          <w:b/>
+          <w:lang w:val="pt_PT" w:bidi="pt_PT"/>
+        </w:rPr>
         <w:t>"a fim de que morrêssemos para o pecado".</w:t>
       </w:r>
     </w:p>
@@ -25332,6 +28017,21 @@
         <w:rPr>
           <w:lang w:val="pt_PT" w:bidi="pt_PT"/>
         </w:rPr>
+      </w:r>
+    </w:p>
+    <w:p>
+      <w:pPr/>
+      <w:r>
+        <w:rPr>
+          <w:lang w:val="pt_PT" w:bidi="pt_PT"/>
+        </w:rPr>
+      </w:r>
+      <w:r>
+        <w:rPr>
+          <w:b/>
+          <w:lang w:val="pt_PT" w:bidi="pt_PT"/>
+        </w:rPr>
+        <w:t>οὗ τῷ μώλωπι ἰάθητε</w:t>
       </w:r>
     </w:p>
     <w:p>
@@ -25447,6 +28147,21 @@
           <w:b/>
           <w:lang w:val="pt_PT" w:bidi="pt_PT"/>
         </w:rPr>
+        <w:t>οὗ τῷ μώλωπι ἰάθητε</w:t>
+      </w:r>
+    </w:p>
+    <w:p>
+      <w:pPr/>
+      <w:r>
+        <w:rPr>
+          <w:lang w:val="pt_PT" w:bidi="pt_PT"/>
+        </w:rPr>
+      </w:r>
+      <w:r>
+        <w:rPr>
+          <w:b/>
+          <w:lang w:val="pt_PT" w:bidi="pt_PT"/>
+        </w:rPr>
         <w:t>"Por meio dos ferimentos dele vocês foram curados".</w:t>
       </w:r>
     </w:p>
@@ -25530,6 +28245,21 @@
           <w:b/>
           <w:lang w:val="pt_PT" w:bidi="pt_PT"/>
         </w:rPr>
+        <w:t>οὗ τῷ μώλωπι</w:t>
+      </w:r>
+    </w:p>
+    <w:p>
+      <w:pPr/>
+      <w:r>
+        <w:rPr>
+          <w:lang w:val="pt_PT" w:bidi="pt_PT"/>
+        </w:rPr>
+      </w:r>
+      <w:r>
+        <w:rPr>
+          <w:b/>
+          <w:lang w:val="pt_PT" w:bidi="pt_PT"/>
+        </w:rPr>
         <w:t>"dos ferimentos".</w:t>
       </w:r>
     </w:p>
@@ -25626,6 +28356,21 @@
           <w:b/>
           <w:lang w:val="pt_PT" w:bidi="pt_PT"/>
         </w:rPr>
+        <w:t>ἦτε &amp; ὡς πρόβατα πλανώμενοι</w:t>
+      </w:r>
+    </w:p>
+    <w:p>
+      <w:pPr/>
+      <w:r>
+        <w:rPr>
+          <w:lang w:val="pt_PT" w:bidi="pt_PT"/>
+        </w:rPr>
+      </w:r>
+      <w:r>
+        <w:rPr>
+          <w:b/>
+          <w:lang w:val="pt_PT" w:bidi="pt_PT"/>
+        </w:rPr>
         <w:t>"Vocês eram como ovelhas que haviam perdido o caminho".</w:t>
       </w:r>
     </w:p>
@@ -25709,6 +28454,21 @@
           <w:b/>
           <w:lang w:val="pt_PT" w:bidi="pt_PT"/>
         </w:rPr>
+        <w:t>ἐπεστράφητε</w:t>
+      </w:r>
+    </w:p>
+    <w:p>
+      <w:pPr/>
+      <w:r>
+        <w:rPr>
+          <w:lang w:val="pt_PT" w:bidi="pt_PT"/>
+        </w:rPr>
+      </w:r>
+      <w:r>
+        <w:rPr>
+          <w:b/>
+          <w:lang w:val="pt_PT" w:bidi="pt_PT"/>
+        </w:rPr>
         <w:t>"mas agora foram trazidos de volta".</w:t>
       </w:r>
     </w:p>
@@ -25778,6 +28538,21 @@
         <w:rPr>
           <w:lang w:val="pt_PT" w:bidi="pt_PT"/>
         </w:rPr>
+      </w:r>
+    </w:p>
+    <w:p>
+      <w:pPr/>
+      <w:r>
+        <w:rPr>
+          <w:lang w:val="pt_PT" w:bidi="pt_PT"/>
+        </w:rPr>
+      </w:r>
+      <w:r>
+        <w:rPr>
+          <w:b/>
+          <w:lang w:val="pt_PT" w:bidi="pt_PT"/>
+        </w:rPr>
+        <w:t>τὸν ποιμένα καὶ ἐπίσκοπον τῶν ψυχῶν ὑμῶν</w:t>
       </w:r>
     </w:p>
     <w:p>
@@ -26148,6 +28923,21 @@
           <w:b/>
           <w:lang w:val="pt_PT" w:bidi="pt_PT"/>
         </w:rPr>
+        <w:t>τινες ἀπειθοῦσιν τῷ λόγῳ</w:t>
+      </w:r>
+    </w:p>
+    <w:p>
+      <w:pPr/>
+      <w:r>
+        <w:rPr>
+          <w:lang w:val="pt_PT" w:bidi="pt_PT"/>
+        </w:rPr>
+      </w:r>
+      <w:r>
+        <w:rPr>
+          <w:b/>
+          <w:lang w:val="pt_PT" w:bidi="pt_PT"/>
+        </w:rPr>
         <w:t>"</w:t>
       </w:r>
       <w:r>
@@ -26289,6 +29079,21 @@
           <w:b/>
           <w:lang w:val="pt_PT" w:bidi="pt_PT"/>
         </w:rPr>
+        <w:t>κερδηθήσονται</w:t>
+      </w:r>
+    </w:p>
+    <w:p>
+      <w:pPr/>
+      <w:r>
+        <w:rPr>
+          <w:lang w:val="pt_PT" w:bidi="pt_PT"/>
+        </w:rPr>
+      </w:r>
+      <w:r>
+        <w:rPr>
+          <w:b/>
+          <w:lang w:val="pt_PT" w:bidi="pt_PT"/>
+        </w:rPr>
         <w:t>"</w:t>
       </w:r>
       <w:r>
@@ -26386,6 +29191,21 @@
           <w:b/>
           <w:lang w:val="pt_PT" w:bidi="pt_PT"/>
         </w:rPr>
+        <w:t>κερδηθήσονται</w:t>
+      </w:r>
+    </w:p>
+    <w:p>
+      <w:pPr/>
+      <w:r>
+        <w:rPr>
+          <w:lang w:val="pt_PT" w:bidi="pt_PT"/>
+        </w:rPr>
+      </w:r>
+      <w:r>
+        <w:rPr>
+          <w:b/>
+          <w:lang w:val="pt_PT" w:bidi="pt_PT"/>
+        </w:rPr>
         <w:t>"seja levado a crer".</w:t>
       </w:r>
     </w:p>
@@ -26495,6 +29315,21 @@
           <w:b/>
           <w:lang w:val="pt_PT" w:bidi="pt_PT"/>
         </w:rPr>
+        <w:t>ἄνευ λόγου</w:t>
+      </w:r>
+    </w:p>
+    <w:p>
+      <w:pPr/>
+      <w:r>
+        <w:rPr>
+          <w:lang w:val="pt_PT" w:bidi="pt_PT"/>
+        </w:rPr>
+      </w:r>
+      <w:r>
+        <w:rPr>
+          <w:b/>
+          <w:lang w:val="pt_PT" w:bidi="pt_PT"/>
+        </w:rPr>
         <w:t>"não será preciso dizer nada".</w:t>
       </w:r>
     </w:p>
@@ -26578,6 +29413,21 @@
           <w:b/>
           <w:lang w:val="pt_PT" w:bidi="pt_PT"/>
         </w:rPr>
+        <w:t>ἄνευ λόγου</w:t>
+      </w:r>
+    </w:p>
+    <w:p>
+      <w:pPr/>
+      <w:r>
+        <w:rPr>
+          <w:lang w:val="pt_PT" w:bidi="pt_PT"/>
+        </w:rPr>
+      </w:r>
+      <w:r>
+        <w:rPr>
+          <w:b/>
+          <w:lang w:val="pt_PT" w:bidi="pt_PT"/>
+        </w:rPr>
         <w:t>"Não será precisa dizer nada".</w:t>
       </w:r>
     </w:p>
@@ -26687,6 +29537,21 @@
           <w:b/>
           <w:lang w:val="pt_PT" w:bidi="pt_PT"/>
         </w:rPr>
+        <w:t>ἐποπτεύσαντες</w:t>
+      </w:r>
+    </w:p>
+    <w:p>
+      <w:pPr/>
+      <w:r>
+        <w:rPr>
+          <w:lang w:val="pt_PT" w:bidi="pt_PT"/>
+        </w:rPr>
+      </w:r>
+      <w:r>
+        <w:rPr>
+          <w:b/>
+          <w:lang w:val="pt_PT" w:bidi="pt_PT"/>
+        </w:rPr>
         <w:t>"porque ele verá como".</w:t>
       </w:r>
     </w:p>
@@ -26783,6 +29648,21 @@
           <w:b/>
           <w:lang w:val="pt_PT" w:bidi="pt_PT"/>
         </w:rPr>
+        <w:t>τὴν ἐν φόβῳ ἁγνὴν ἀναστροφὴν ὑμῶν</w:t>
+      </w:r>
+    </w:p>
+    <w:p>
+      <w:pPr/>
+      <w:r>
+        <w:rPr>
+          <w:lang w:val="pt_PT" w:bidi="pt_PT"/>
+        </w:rPr>
+      </w:r>
+      <w:r>
+        <w:rPr>
+          <w:b/>
+          <w:lang w:val="pt_PT" w:bidi="pt_PT"/>
+        </w:rPr>
         <w:t>"como a conduta de você é honesta e respeitosa".</w:t>
       </w:r>
     </w:p>
@@ -26905,6 +29785,21 @@
           <w:b/>
           <w:lang w:val="pt_PT" w:bidi="pt_PT"/>
         </w:rPr>
+        <w:t>τὴν &amp; ἁγνὴν ἀναστροφὴν ὑμῶν</w:t>
+      </w:r>
+    </w:p>
+    <w:p>
+      <w:pPr/>
+      <w:r>
+        <w:rPr>
+          <w:lang w:val="pt_PT" w:bidi="pt_PT"/>
+        </w:rPr>
+      </w:r>
+      <w:r>
+        <w:rPr>
+          <w:b/>
+          <w:lang w:val="pt_PT" w:bidi="pt_PT"/>
+        </w:rPr>
         <w:t>"a conduta de você é honesta e respeitosa".</w:t>
       </w:r>
     </w:p>
@@ -26988,6 +29883,21 @@
           <w:b/>
           <w:lang w:val="pt_PT" w:bidi="pt_PT"/>
         </w:rPr>
+        <w:t>ὧν</w:t>
+      </w:r>
+    </w:p>
+    <w:p>
+      <w:pPr/>
+      <w:r>
+        <w:rPr>
+          <w:lang w:val="pt_PT" w:bidi="pt_PT"/>
+        </w:rPr>
+      </w:r>
+      <w:r>
+        <w:rPr>
+          <w:b/>
+          <w:lang w:val="pt_PT" w:bidi="pt_PT"/>
+        </w:rPr>
         <w:t>"</w:t>
       </w:r>
       <w:r>
@@ -27111,6 +30021,21 @@
           <w:b/>
           <w:lang w:val="pt_PT" w:bidi="pt_PT"/>
         </w:rPr>
+        <w:t>ὧν &amp; κόσμος</w:t>
+      </w:r>
+    </w:p>
+    <w:p>
+      <w:pPr/>
+      <w:r>
+        <w:rPr>
+          <w:lang w:val="pt_PT" w:bidi="pt_PT"/>
+        </w:rPr>
+      </w:r>
+      <w:r>
+        <w:rPr>
+          <w:b/>
+          <w:lang w:val="pt_PT" w:bidi="pt_PT"/>
+        </w:rPr>
         <w:t>"</w:t>
       </w:r>
       <w:r>
@@ -27221,6 +30146,21 @@
           <w:b/>
           <w:lang w:val="pt_PT" w:bidi="pt_PT"/>
         </w:rPr>
+        <w:t>ἀλλ’ ὁ κρυπτὸς τῆς καρδίας ἄνθρωπος</w:t>
+      </w:r>
+    </w:p>
+    <w:p>
+      <w:pPr/>
+      <w:r>
+        <w:rPr>
+          <w:lang w:val="pt_PT" w:bidi="pt_PT"/>
+        </w:rPr>
+      </w:r>
+      <w:r>
+        <w:rPr>
+          <w:b/>
+          <w:lang w:val="pt_PT" w:bidi="pt_PT"/>
+        </w:rPr>
         <w:t xml:space="preserve">"Pelo contrário, </w:t>
       </w:r>
       <w:r>
@@ -27318,6 +30258,21 @@
           <w:b/>
           <w:lang w:val="pt_PT" w:bidi="pt_PT"/>
         </w:rPr>
+        <w:t>ὁ κρυπτὸς τῆς καρδίας ἄνθρωπος</w:t>
+      </w:r>
+    </w:p>
+    <w:p>
+      <w:pPr/>
+      <w:r>
+        <w:rPr>
+          <w:lang w:val="pt_PT" w:bidi="pt_PT"/>
+        </w:rPr>
+      </w:r>
+      <w:r>
+        <w:rPr>
+          <w:b/>
+          <w:lang w:val="pt_PT" w:bidi="pt_PT"/>
+        </w:rPr>
         <w:t>"</w:t>
       </w:r>
       <w:r>
@@ -27454,6 +30409,21 @@
           <w:b/>
           <w:lang w:val="pt_PT" w:bidi="pt_PT"/>
         </w:rPr>
+        <w:t>ὁ κρυπτὸς τῆς καρδίας ἄνθρωπος</w:t>
+      </w:r>
+    </w:p>
+    <w:p>
+      <w:pPr/>
+      <w:r>
+        <w:rPr>
+          <w:lang w:val="pt_PT" w:bidi="pt_PT"/>
+        </w:rPr>
+      </w:r>
+      <w:r>
+        <w:rPr>
+          <w:b/>
+          <w:lang w:val="pt_PT" w:bidi="pt_PT"/>
+        </w:rPr>
         <w:t>"a beleza de você deve estar no coração</w:t>
       </w:r>
       <w:r>
@@ -27583,6 +30553,21 @@
           <w:b/>
           <w:lang w:val="pt_PT" w:bidi="pt_PT"/>
         </w:rPr>
+        <w:t>ἐν τῷ ἀφθάρτῳ τοῦ πραέως καὶ ἡσυχίου πνεύματος</w:t>
+      </w:r>
+    </w:p>
+    <w:p>
+      <w:pPr/>
+      <w:r>
+        <w:rPr>
+          <w:lang w:val="pt_PT" w:bidi="pt_PT"/>
+        </w:rPr>
+      </w:r>
+      <w:r>
+        <w:rPr>
+          <w:b/>
+          <w:lang w:val="pt_PT" w:bidi="pt_PT"/>
+        </w:rPr>
         <w:t>"</w:t>
       </w:r>
       <w:r>
@@ -27719,6 +30704,21 @@
           <w:b/>
           <w:lang w:val="pt_PT" w:bidi="pt_PT"/>
         </w:rPr>
+        <w:t>τοῦ πραέως καὶ ἡσυχίου πνεύματος</w:t>
+      </w:r>
+    </w:p>
+    <w:p>
+      <w:pPr/>
+      <w:r>
+        <w:rPr>
+          <w:lang w:val="pt_PT" w:bidi="pt_PT"/>
+        </w:rPr>
+      </w:r>
+      <w:r>
+        <w:rPr>
+          <w:b/>
+          <w:lang w:val="pt_PT" w:bidi="pt_PT"/>
+        </w:rPr>
         <w:t>"um espírito calmo e delicado".</w:t>
       </w:r>
     </w:p>
@@ -27828,6 +30828,21 @@
           <w:b/>
           <w:lang w:val="pt_PT" w:bidi="pt_PT"/>
         </w:rPr>
+        <w:t>τοῦ πραέως καὶ ἡσυχίου πνεύματος</w:t>
+      </w:r>
+    </w:p>
+    <w:p>
+      <w:pPr/>
+      <w:r>
+        <w:rPr>
+          <w:lang w:val="pt_PT" w:bidi="pt_PT"/>
+        </w:rPr>
+      </w:r>
+      <w:r>
+        <w:rPr>
+          <w:b/>
+          <w:lang w:val="pt_PT" w:bidi="pt_PT"/>
+        </w:rPr>
         <w:t>"um espírito calmo e delicado".</w:t>
       </w:r>
     </w:p>
@@ -27924,6 +30939,21 @@
           <w:b/>
           <w:lang w:val="pt_PT" w:bidi="pt_PT"/>
         </w:rPr>
+        <w:t>ὅ ἐστιν ἐνώπιον τοῦ Θεοῦ πολυτελές</w:t>
+      </w:r>
+    </w:p>
+    <w:p>
+      <w:pPr/>
+      <w:r>
+        <w:rPr>
+          <w:lang w:val="pt_PT" w:bidi="pt_PT"/>
+        </w:rPr>
+      </w:r>
+      <w:r>
+        <w:rPr>
+          <w:b/>
+          <w:lang w:val="pt_PT" w:bidi="pt_PT"/>
+        </w:rPr>
         <w:t>"</w:t>
       </w:r>
       <w:r>
@@ -28033,6 +31063,21 @@
         <w:rPr>
           <w:lang w:val="pt_PT" w:bidi="pt_PT"/>
         </w:rPr>
+      </w:r>
+    </w:p>
+    <w:p>
+      <w:pPr/>
+      <w:r>
+        <w:rPr>
+          <w:lang w:val="pt_PT" w:bidi="pt_PT"/>
+        </w:rPr>
+      </w:r>
+      <w:r>
+        <w:rPr>
+          <w:b/>
+          <w:lang w:val="pt_PT" w:bidi="pt_PT"/>
+        </w:rPr>
+        <w:t>ἐκόσμουν ἑαυτάς</w:t>
       </w:r>
     </w:p>
     <w:p>
@@ -28237,6 +31282,21 @@
           <w:b/>
           <w:lang w:val="pt_PT" w:bidi="pt_PT"/>
         </w:rPr>
+        <w:t>ἧς ἐγενήθητε τέκνα</w:t>
+      </w:r>
+    </w:p>
+    <w:p>
+      <w:pPr/>
+      <w:r>
+        <w:rPr>
+          <w:lang w:val="pt_PT" w:bidi="pt_PT"/>
+        </w:rPr>
+      </w:r>
+      <w:r>
+        <w:rPr>
+          <w:b/>
+          <w:lang w:val="pt_PT" w:bidi="pt_PT"/>
+        </w:rPr>
         <w:t>"</w:t>
       </w:r>
       <w:r>
@@ -28360,6 +31420,21 @@
           <w:b/>
           <w:lang w:val="pt_PT" w:bidi="pt_PT"/>
         </w:rPr>
+        <w:t>μὴ φοβούμεναι μηδεμίαν πτόησιν</w:t>
+      </w:r>
+    </w:p>
+    <w:p>
+      <w:pPr/>
+      <w:r>
+        <w:rPr>
+          <w:lang w:val="pt_PT" w:bidi="pt_PT"/>
+        </w:rPr>
+      </w:r>
+      <w:r>
+        <w:rPr>
+          <w:b/>
+          <w:lang w:val="pt_PT" w:bidi="pt_PT"/>
+        </w:rPr>
         <w:t>"</w:t>
       </w:r>
       <w:r>
@@ -28533,6 +31608,21 @@
           <w:b/>
           <w:lang w:val="pt_PT" w:bidi="pt_PT"/>
         </w:rPr>
+        <w:t>συνοικοῦντες &amp; τῷ γυναικείῳ</w:t>
+      </w:r>
+    </w:p>
+    <w:p>
+      <w:pPr/>
+      <w:r>
+        <w:rPr>
+          <w:lang w:val="pt_PT" w:bidi="pt_PT"/>
+        </w:rPr>
+      </w:r>
+      <w:r>
+        <w:rPr>
+          <w:b/>
+          <w:lang w:val="pt_PT" w:bidi="pt_PT"/>
+        </w:rPr>
         <w:t>"</w:t>
       </w:r>
       <w:r>
@@ -28669,6 +31759,21 @@
           <w:b/>
           <w:lang w:val="pt_PT" w:bidi="pt_PT"/>
         </w:rPr>
+        <w:t>κατὰ γνῶσιν</w:t>
+      </w:r>
+    </w:p>
+    <w:p>
+      <w:pPr/>
+      <w:r>
+        <w:rPr>
+          <w:lang w:val="pt_PT" w:bidi="pt_PT"/>
+        </w:rPr>
+      </w:r>
+      <w:r>
+        <w:rPr>
+          <w:b/>
+          <w:lang w:val="pt_PT" w:bidi="pt_PT"/>
+        </w:rPr>
         <w:t>"</w:t>
       </w:r>
       <w:r>
@@ -28778,6 +31883,21 @@
         <w:rPr>
           <w:lang w:val="pt_PT" w:bidi="pt_PT"/>
         </w:rPr>
+      </w:r>
+    </w:p>
+    <w:p>
+      <w:pPr/>
+      <w:r>
+        <w:rPr>
+          <w:lang w:val="pt_PT" w:bidi="pt_PT"/>
+        </w:rPr>
+      </w:r>
+      <w:r>
+        <w:rPr>
+          <w:b/>
+          <w:lang w:val="pt_PT" w:bidi="pt_PT"/>
+        </w:rPr>
+        <w:t>ὡς ἀσθενεστέρῳ σκεύει</w:t>
       </w:r>
     </w:p>
     <w:p>
@@ -29081,6 +32201,21 @@
           <w:b/>
           <w:lang w:val="pt_PT" w:bidi="pt_PT"/>
         </w:rPr>
+        <w:t>συνκληρονόμοις χάριτος ζωῆς</w:t>
+      </w:r>
+    </w:p>
+    <w:p>
+      <w:pPr/>
+      <w:r>
+        <w:rPr>
+          <w:lang w:val="pt_PT" w:bidi="pt_PT"/>
+        </w:rPr>
+      </w:r>
+      <w:r>
+        <w:rPr>
+          <w:b/>
+          <w:lang w:val="pt_PT" w:bidi="pt_PT"/>
+        </w:rPr>
         <w:t>"</w:t>
       </w:r>
       <w:r>
@@ -29190,6 +32325,21 @@
         <w:rPr>
           <w:lang w:val="pt_PT" w:bidi="pt_PT"/>
         </w:rPr>
+      </w:r>
+    </w:p>
+    <w:p>
+      <w:pPr/>
+      <w:r>
+        <w:rPr>
+          <w:lang w:val="pt_PT" w:bidi="pt_PT"/>
+        </w:rPr>
+      </w:r>
+      <w:r>
+        <w:rPr>
+          <w:b/>
+          <w:lang w:val="pt_PT" w:bidi="pt_PT"/>
+        </w:rPr>
+        <w:t>χάριτος ζωῆς</w:t>
       </w:r>
     </w:p>
     <w:p>
@@ -29620,6 +32770,21 @@
           <w:b/>
           <w:lang w:val="pt_PT" w:bidi="pt_PT"/>
         </w:rPr>
+        <w:t>φιλάδελφοι</w:t>
+      </w:r>
+    </w:p>
+    <w:p>
+      <w:pPr/>
+      <w:r>
+        <w:rPr>
+          <w:lang w:val="pt_PT" w:bidi="pt_PT"/>
+        </w:rPr>
+      </w:r>
+      <w:r>
+        <w:rPr>
+          <w:b/>
+          <w:lang w:val="pt_PT" w:bidi="pt_PT"/>
+        </w:rPr>
         <w:t>"</w:t>
       </w:r>
       <w:r>
@@ -29866,6 +33031,21 @@
           <w:b/>
           <w:lang w:val="pt_PT" w:bidi="pt_PT"/>
         </w:rPr>
+        <w:t>εὐλογοῦντες</w:t>
+      </w:r>
+    </w:p>
+    <w:p>
+      <w:pPr/>
+      <w:r>
+        <w:rPr>
+          <w:lang w:val="pt_PT" w:bidi="pt_PT"/>
+        </w:rPr>
+      </w:r>
+      <w:r>
+        <w:rPr>
+          <w:b/>
+          <w:lang w:val="pt_PT" w:bidi="pt_PT"/>
+        </w:rPr>
         <w:t>"com uma bênção".</w:t>
       </w:r>
     </w:p>
@@ -29949,6 +33129,21 @@
           <w:b/>
           <w:lang w:val="pt_PT" w:bidi="pt_PT"/>
         </w:rPr>
+        <w:t>εἰς τοῦτο ἐκλήθητε</w:t>
+      </w:r>
+    </w:p>
+    <w:p>
+      <w:pPr/>
+      <w:r>
+        <w:rPr>
+          <w:lang w:val="pt_PT" w:bidi="pt_PT"/>
+        </w:rPr>
+      </w:r>
+      <w:r>
+        <w:rPr>
+          <w:b/>
+          <w:lang w:val="pt_PT" w:bidi="pt_PT"/>
+        </w:rPr>
         <w:t>"</w:t>
       </w:r>
       <w:r>
@@ -30046,6 +33241,21 @@
           <w:b/>
           <w:lang w:val="pt_PT" w:bidi="pt_PT"/>
         </w:rPr>
+        <w:t>εἰς τοῦτο ἐκλήθητε, ἵνα</w:t>
+      </w:r>
+    </w:p>
+    <w:p>
+      <w:pPr/>
+      <w:r>
+        <w:rPr>
+          <w:lang w:val="pt_PT" w:bidi="pt_PT"/>
+        </w:rPr>
+      </w:r>
+      <w:r>
+        <w:rPr>
+          <w:b/>
+          <w:lang w:val="pt_PT" w:bidi="pt_PT"/>
+        </w:rPr>
         <w:t>"</w:t>
       </w:r>
       <w:r>
@@ -30195,6 +33405,21 @@
           <w:b/>
           <w:lang w:val="pt_PT" w:bidi="pt_PT"/>
         </w:rPr>
+        <w:t>ἵνα εὐλογίαν κληρονομήσητε</w:t>
+      </w:r>
+    </w:p>
+    <w:p>
+      <w:pPr/>
+      <w:r>
+        <w:rPr>
+          <w:lang w:val="pt_PT" w:bidi="pt_PT"/>
+        </w:rPr>
+      </w:r>
+      <w:r>
+        <w:rPr>
+          <w:b/>
+          <w:lang w:val="pt_PT" w:bidi="pt_PT"/>
+        </w:rPr>
         <w:t>"</w:t>
       </w:r>
       <w:r>
@@ -30291,6 +33516,21 @@
         <w:rPr>
           <w:lang w:val="pt_PT" w:bidi="pt_PT"/>
         </w:rPr>
+      </w:r>
+    </w:p>
+    <w:p>
+      <w:pPr/>
+      <w:r>
+        <w:rPr>
+          <w:lang w:val="pt_PT" w:bidi="pt_PT"/>
+        </w:rPr>
+      </w:r>
+      <w:r>
+        <w:rPr>
+          <w:b/>
+          <w:lang w:val="pt_PT" w:bidi="pt_PT"/>
+        </w:rPr>
+        <w:t>γὰρ</w:t>
       </w:r>
     </w:p>
     <w:p>
@@ -30648,6 +33888,21 @@
           <w:b/>
           <w:lang w:val="pt_PT" w:bidi="pt_PT"/>
         </w:rPr>
+        <w:t>ἰδεῖν ἡμέρας ἀγαθὰς</w:t>
+      </w:r>
+    </w:p>
+    <w:p>
+      <w:pPr/>
+      <w:r>
+        <w:rPr>
+          <w:lang w:val="pt_PT" w:bidi="pt_PT"/>
+        </w:rPr>
+      </w:r>
+      <w:r>
+        <w:rPr>
+          <w:b/>
+          <w:lang w:val="pt_PT" w:bidi="pt_PT"/>
+        </w:rPr>
         <w:t>"e ter dias felizes".</w:t>
       </w:r>
     </w:p>
@@ -31029,6 +34284,21 @@
           <w:b/>
           <w:lang w:val="pt_PT" w:bidi="pt_PT"/>
         </w:rPr>
+        <w:t>ἐκκλινάτω &amp; ἀπὸ κακοῦ</w:t>
+      </w:r>
+    </w:p>
+    <w:p>
+      <w:pPr/>
+      <w:r>
+        <w:rPr>
+          <w:lang w:val="pt_PT" w:bidi="pt_PT"/>
+        </w:rPr>
+      </w:r>
+      <w:r>
+        <w:rPr>
+          <w:b/>
+          <w:lang w:val="pt_PT" w:bidi="pt_PT"/>
+        </w:rPr>
         <w:t>"Afaste-se do mal".</w:t>
       </w:r>
     </w:p>
@@ -31125,6 +34395,21 @@
           <w:b/>
           <w:lang w:val="pt_PT" w:bidi="pt_PT"/>
         </w:rPr>
+        <w:t>ζητησάτω εἰρήνην καὶ διωξάτω αὐτήν</w:t>
+      </w:r>
+    </w:p>
+    <w:p>
+      <w:pPr/>
+      <w:r>
+        <w:rPr>
+          <w:lang w:val="pt_PT" w:bidi="pt_PT"/>
+        </w:rPr>
+      </w:r>
+      <w:r>
+        <w:rPr>
+          <w:b/>
+          <w:lang w:val="pt_PT" w:bidi="pt_PT"/>
+        </w:rPr>
         <w:t>"procure a paz e faça tudo para alcançá-la</w:t>
       </w:r>
       <w:r>
@@ -31215,6 +34500,21 @@
           <w:b/>
           <w:lang w:val="pt_PT" w:bidi="pt_PT"/>
         </w:rPr>
+        <w:t>ζητησάτω εἰρήνην</w:t>
+      </w:r>
+    </w:p>
+    <w:p>
+      <w:pPr/>
+      <w:r>
+        <w:rPr>
+          <w:lang w:val="pt_PT" w:bidi="pt_PT"/>
+        </w:rPr>
+      </w:r>
+      <w:r>
+        <w:rPr>
+          <w:b/>
+          <w:lang w:val="pt_PT" w:bidi="pt_PT"/>
+        </w:rPr>
         <w:t>"</w:t>
       </w:r>
       <w:r>
@@ -31325,6 +34625,21 @@
           <w:b/>
           <w:lang w:val="pt_PT" w:bidi="pt_PT"/>
         </w:rPr>
+        <w:t>ὀφθαλμοὶ Κυρίου ἐπὶ δικαίους</w:t>
+      </w:r>
+    </w:p>
+    <w:p>
+      <w:pPr/>
+      <w:r>
+        <w:rPr>
+          <w:lang w:val="pt_PT" w:bidi="pt_PT"/>
+        </w:rPr>
+      </w:r>
+      <w:r>
+        <w:rPr>
+          <w:b/>
+          <w:lang w:val="pt_PT" w:bidi="pt_PT"/>
+        </w:rPr>
         <w:t>"</w:t>
       </w:r>
       <w:r>
@@ -31474,6 +34789,21 @@
           <w:b/>
           <w:lang w:val="pt_PT" w:bidi="pt_PT"/>
         </w:rPr>
+        <w:t>ὦτα αὐτοῦ εἰς δέησιν αὐτῶν</w:t>
+      </w:r>
+    </w:p>
+    <w:p>
+      <w:pPr/>
+      <w:r>
+        <w:rPr>
+          <w:lang w:val="pt_PT" w:bidi="pt_PT"/>
+        </w:rPr>
+      </w:r>
+      <w:r>
+        <w:rPr>
+          <w:b/>
+          <w:lang w:val="pt_PT" w:bidi="pt_PT"/>
+        </w:rPr>
         <w:t>"</w:t>
       </w:r>
       <w:r>
@@ -31610,6 +34940,21 @@
           <w:b/>
           <w:lang w:val="pt_PT" w:bidi="pt_PT"/>
         </w:rPr>
+        <w:t>ὦτα αὐτοῦ εἰς δέησιν αὐτῶν</w:t>
+      </w:r>
+    </w:p>
+    <w:p>
+      <w:pPr/>
+      <w:r>
+        <w:rPr>
+          <w:lang w:val="pt_PT" w:bidi="pt_PT"/>
+        </w:rPr>
+      </w:r>
+      <w:r>
+        <w:rPr>
+          <w:b/>
+          <w:lang w:val="pt_PT" w:bidi="pt_PT"/>
+        </w:rPr>
         <w:t>"</w:t>
       </w:r>
       <w:r>
@@ -31707,6 +35052,21 @@
           <w:b/>
           <w:lang w:val="pt_PT" w:bidi="pt_PT"/>
         </w:rPr>
+        <w:t>δέησιν αὐτῶν</w:t>
+      </w:r>
+    </w:p>
+    <w:p>
+      <w:pPr/>
+      <w:r>
+        <w:rPr>
+          <w:lang w:val="pt_PT" w:bidi="pt_PT"/>
+        </w:rPr>
+      </w:r>
+      <w:r>
+        <w:rPr>
+          <w:b/>
+          <w:lang w:val="pt_PT" w:bidi="pt_PT"/>
+        </w:rPr>
         <w:t>"seus pedidos".</w:t>
       </w:r>
     </w:p>
@@ -31939,6 +35299,21 @@
           <w:b/>
           <w:lang w:val="pt_PT" w:bidi="pt_PT"/>
         </w:rPr>
+        <w:t>πρόσωπον δὲ Κυρίου ἐπὶ</w:t>
+      </w:r>
+    </w:p>
+    <w:p>
+      <w:pPr/>
+      <w:r>
+        <w:rPr>
+          <w:lang w:val="pt_PT" w:bidi="pt_PT"/>
+        </w:rPr>
+      </w:r>
+      <w:r>
+        <w:rPr>
+          <w:b/>
+          <w:lang w:val="pt_PT" w:bidi="pt_PT"/>
+        </w:rPr>
         <w:t>"</w:t>
       </w:r>
       <w:r>
@@ -32061,6 +35436,21 @@
         <w:rPr>
           <w:lang w:val="pt_PT" w:bidi="pt_PT"/>
         </w:rPr>
+      </w:r>
+    </w:p>
+    <w:p>
+      <w:pPr/>
+      <w:r>
+        <w:rPr>
+          <w:lang w:val="pt_PT" w:bidi="pt_PT"/>
+        </w:rPr>
+      </w:r>
+      <w:r>
+        <w:rPr>
+          <w:b/>
+          <w:lang w:val="pt_PT" w:bidi="pt_PT"/>
+        </w:rPr>
+        <w:t>ποιοῦντας κακά</w:t>
       </w:r>
     </w:p>
     <w:p>
@@ -32347,6 +35737,21 @@
           <w:b/>
           <w:lang w:val="pt_PT" w:bidi="pt_PT"/>
         </w:rPr>
+        <w:t>τοῦ ἀγαθοῦ ζηλωταὶ</w:t>
+      </w:r>
+    </w:p>
+    <w:p>
+      <w:pPr/>
+      <w:r>
+        <w:rPr>
+          <w:lang w:val="pt_PT" w:bidi="pt_PT"/>
+        </w:rPr>
+      </w:r>
+      <w:r>
+        <w:rPr>
+          <w:b/>
+          <w:lang w:val="pt_PT" w:bidi="pt_PT"/>
+        </w:rPr>
         <w:t>"quiserem fazer o bem".</w:t>
       </w:r>
     </w:p>
@@ -32578,6 +35983,21 @@
         <w:rPr>
           <w:lang w:val="pt_PT" w:bidi="pt_PT"/>
         </w:rPr>
+      </w:r>
+    </w:p>
+    <w:p>
+      <w:pPr/>
+      <w:r>
+        <w:rPr>
+          <w:lang w:val="pt_PT" w:bidi="pt_PT"/>
+        </w:rPr>
+      </w:r>
+      <w:r>
+        <w:rPr>
+          <w:b/>
+          <w:lang w:val="pt_PT" w:bidi="pt_PT"/>
+        </w:rPr>
+        <w:t>μακάριοι</w:t>
       </w:r>
     </w:p>
     <w:p>
@@ -32790,6 +36210,21 @@
           <w:b/>
           <w:lang w:val="pt_PT" w:bidi="pt_PT"/>
         </w:rPr>
+        <w:t>τὸν δὲ φόβον αὐτῶν, μὴ φοβηθῆτε μηδὲ ταραχθῆτε</w:t>
+      </w:r>
+    </w:p>
+    <w:p>
+      <w:pPr/>
+      <w:r>
+        <w:rPr>
+          <w:lang w:val="pt_PT" w:bidi="pt_PT"/>
+        </w:rPr>
+      </w:r>
+      <w:r>
+        <w:rPr>
+          <w:b/>
+          <w:lang w:val="pt_PT" w:bidi="pt_PT"/>
+        </w:rPr>
         <w:t>"</w:t>
       </w:r>
       <w:r>
@@ -32887,6 +36322,21 @@
           <w:b/>
           <w:lang w:val="pt_PT" w:bidi="pt_PT"/>
         </w:rPr>
+        <w:t>τὸν &amp; φόβον αὐτῶν, μὴ φοβηθῆτε</w:t>
+      </w:r>
+    </w:p>
+    <w:p>
+      <w:pPr/>
+      <w:r>
+        <w:rPr>
+          <w:lang w:val="pt_PT" w:bidi="pt_PT"/>
+        </w:rPr>
+      </w:r>
+      <w:r>
+        <w:rPr>
+          <w:b/>
+          <w:lang w:val="pt_PT" w:bidi="pt_PT"/>
+        </w:rPr>
         <w:t>"</w:t>
       </w:r>
       <w:r>
@@ -33107,6 +36557,21 @@
           <w:b/>
           <w:lang w:val="pt_PT" w:bidi="pt_PT"/>
         </w:rPr>
+        <w:t>ἐν ταῖς καρδίαις ὑμῶν</w:t>
+      </w:r>
+    </w:p>
+    <w:p>
+      <w:pPr/>
+      <w:r>
+        <w:rPr>
+          <w:lang w:val="pt_PT" w:bidi="pt_PT"/>
+        </w:rPr>
+      </w:r>
+      <w:r>
+        <w:rPr>
+          <w:b/>
+          <w:lang w:val="pt_PT" w:bidi="pt_PT"/>
+        </w:rPr>
         <w:t>"Tenham no coração".</w:t>
       </w:r>
     </w:p>
@@ -33203,6 +36668,21 @@
           <w:b/>
           <w:lang w:val="pt_PT" w:bidi="pt_PT"/>
         </w:rPr>
+        <w:t>πρὸς ἀπολογίαν</w:t>
+      </w:r>
+    </w:p>
+    <w:p>
+      <w:pPr/>
+      <w:r>
+        <w:rPr>
+          <w:lang w:val="pt_PT" w:bidi="pt_PT"/>
+        </w:rPr>
+      </w:r>
+      <w:r>
+        <w:rPr>
+          <w:b/>
+          <w:lang w:val="pt_PT" w:bidi="pt_PT"/>
+        </w:rPr>
         <w:t>"</w:t>
       </w:r>
       <w:r>
@@ -33326,6 +36806,21 @@
           <w:b/>
           <w:lang w:val="pt_PT" w:bidi="pt_PT"/>
         </w:rPr>
+        <w:t>τῷ αἰτοῦντι ὑμᾶς λόγον</w:t>
+      </w:r>
+    </w:p>
+    <w:p>
+      <w:pPr/>
+      <w:r>
+        <w:rPr>
+          <w:lang w:val="pt_PT" w:bidi="pt_PT"/>
+        </w:rPr>
+      </w:r>
+      <w:r>
+        <w:rPr>
+          <w:b/>
+          <w:lang w:val="pt_PT" w:bidi="pt_PT"/>
+        </w:rPr>
         <w:t>"</w:t>
       </w:r>
       <w:r>
@@ -33449,6 +36944,21 @@
           <w:b/>
           <w:lang w:val="pt_PT" w:bidi="pt_PT"/>
         </w:rPr>
+        <w:t>περὶ τῆς ἐν ὑμῖν ἐλπίδος</w:t>
+      </w:r>
+    </w:p>
+    <w:p>
+      <w:pPr/>
+      <w:r>
+        <w:rPr>
+          <w:lang w:val="pt_PT" w:bidi="pt_PT"/>
+        </w:rPr>
+      </w:r>
+      <w:r>
+        <w:rPr>
+          <w:b/>
+          <w:lang w:val="pt_PT" w:bidi="pt_PT"/>
+        </w:rPr>
         <w:t>"esperança que vocês têm".</w:t>
       </w:r>
     </w:p>
@@ -33558,6 +37068,21 @@
           <w:b/>
           <w:lang w:val="pt_PT" w:bidi="pt_PT"/>
         </w:rPr>
+        <w:t>μετὰ πραΰτητος καὶ φόβου</w:t>
+      </w:r>
+    </w:p>
+    <w:p>
+      <w:pPr/>
+      <w:r>
+        <w:rPr>
+          <w:lang w:val="pt_PT" w:bidi="pt_PT"/>
+        </w:rPr>
+      </w:r>
+      <w:r>
+        <w:rPr>
+          <w:b/>
+          <w:lang w:val="pt_PT" w:bidi="pt_PT"/>
+        </w:rPr>
         <w:t>"com educação e respeito".</w:t>
       </w:r>
     </w:p>
@@ -33667,6 +37192,21 @@
           <w:b/>
           <w:lang w:val="pt_PT" w:bidi="pt_PT"/>
         </w:rPr>
+        <w:t>συνείδησιν ἔχοντες ἀγαθήν</w:t>
+      </w:r>
+    </w:p>
+    <w:p>
+      <w:pPr/>
+      <w:r>
+        <w:rPr>
+          <w:lang w:val="pt_PT" w:bidi="pt_PT"/>
+        </w:rPr>
+      </w:r>
+      <w:r>
+        <w:rPr>
+          <w:b/>
+          <w:lang w:val="pt_PT" w:bidi="pt_PT"/>
+        </w:rPr>
         <w:t>"Tenham sempre a consciência limpa".</w:t>
       </w:r>
     </w:p>
@@ -33860,6 +37400,21 @@
           <w:b/>
           <w:lang w:val="pt_PT" w:bidi="pt_PT"/>
         </w:rPr>
+        <w:t>καταλαλεῖσθε</w:t>
+      </w:r>
+    </w:p>
+    <w:p>
+      <w:pPr/>
+      <w:r>
+        <w:rPr>
+          <w:lang w:val="pt_PT" w:bidi="pt_PT"/>
+        </w:rPr>
+      </w:r>
+      <w:r>
+        <w:rPr>
+          <w:b/>
+          <w:lang w:val="pt_PT" w:bidi="pt_PT"/>
+        </w:rPr>
         <w:t xml:space="preserve">"quando </w:t>
       </w:r>
       <w:r>
@@ -33957,6 +37512,21 @@
           <w:b/>
           <w:lang w:val="pt_PT" w:bidi="pt_PT"/>
         </w:rPr>
+        <w:t>ὑμῶν τὴν ἀγαθὴν ἐν Χριστῷ ἀναστροφήν</w:t>
+      </w:r>
+    </w:p>
+    <w:p>
+      <w:pPr/>
+      <w:r>
+        <w:rPr>
+          <w:lang w:val="pt_PT" w:bidi="pt_PT"/>
+        </w:rPr>
+      </w:r>
+      <w:r>
+        <w:rPr>
+          <w:b/>
+          <w:lang w:val="pt_PT" w:bidi="pt_PT"/>
+        </w:rPr>
         <w:t>"</w:t>
       </w:r>
       <w:r>
@@ -34177,6 +37747,21 @@
           <w:b/>
           <w:lang w:val="pt_PT" w:bidi="pt_PT"/>
         </w:rPr>
+        <w:t>ἀγαθοποιοῦντας &amp; κακοποιοῦντας</w:t>
+      </w:r>
+    </w:p>
+    <w:p>
+      <w:pPr/>
+      <w:r>
+        <w:rPr>
+          <w:lang w:val="pt_PT" w:bidi="pt_PT"/>
+        </w:rPr>
+      </w:r>
+      <w:r>
+        <w:rPr>
+          <w:b/>
+          <w:lang w:val="pt_PT" w:bidi="pt_PT"/>
+        </w:rPr>
         <w:t>"por fazer o bem... do que fazer o mal".</w:t>
       </w:r>
     </w:p>
@@ -34260,6 +37845,21 @@
           <w:b/>
           <w:lang w:val="pt_PT" w:bidi="pt_PT"/>
         </w:rPr>
+        <w:t>εἰ θέλοι τὸ θέλημα τοῦ Θεοῦ</w:t>
+      </w:r>
+    </w:p>
+    <w:p>
+      <w:pPr/>
+      <w:r>
+        <w:rPr>
+          <w:lang w:val="pt_PT" w:bidi="pt_PT"/>
+        </w:rPr>
+      </w:r>
+      <w:r>
+        <w:rPr>
+          <w:b/>
+          <w:lang w:val="pt_PT" w:bidi="pt_PT"/>
+        </w:rPr>
         <w:t>"se for esta a vontade de Deus".</w:t>
       </w:r>
     </w:p>
@@ -34356,6 +37956,21 @@
           <w:b/>
           <w:lang w:val="pt_PT" w:bidi="pt_PT"/>
         </w:rPr>
+        <w:t>περὶ ἁμαρτιῶν</w:t>
+      </w:r>
+    </w:p>
+    <w:p>
+      <w:pPr/>
+      <w:r>
+        <w:rPr>
+          <w:lang w:val="pt_PT" w:bidi="pt_PT"/>
+        </w:rPr>
+      </w:r>
+      <w:r>
+        <w:rPr>
+          <w:b/>
+          <w:lang w:val="pt_PT" w:bidi="pt_PT"/>
+        </w:rPr>
         <w:t>"sofreu uma vez por todas pelos pecados".</w:t>
       </w:r>
     </w:p>
@@ -34465,6 +38080,21 @@
           <w:b/>
           <w:lang w:val="pt_PT" w:bidi="pt_PT"/>
         </w:rPr>
+        <w:t>θανατωθεὶς μὲν σαρκὶ</w:t>
+      </w:r>
+    </w:p>
+    <w:p>
+      <w:pPr/>
+      <w:r>
+        <w:rPr>
+          <w:lang w:val="pt_PT" w:bidi="pt_PT"/>
+        </w:rPr>
+      </w:r>
+      <w:r>
+        <w:rPr>
+          <w:b/>
+          <w:lang w:val="pt_PT" w:bidi="pt_PT"/>
+        </w:rPr>
         <w:t>"</w:t>
       </w:r>
       <w:r>
@@ -34562,6 +38192,21 @@
           <w:b/>
           <w:lang w:val="pt_PT" w:bidi="pt_PT"/>
         </w:rPr>
+        <w:t>θανατωθεὶς μὲν σαρκὶ</w:t>
+      </w:r>
+    </w:p>
+    <w:p>
+      <w:pPr/>
+      <w:r>
+        <w:rPr>
+          <w:lang w:val="pt_PT" w:bidi="pt_PT"/>
+        </w:rPr>
+      </w:r>
+      <w:r>
+        <w:rPr>
+          <w:b/>
+          <w:lang w:val="pt_PT" w:bidi="pt_PT"/>
+        </w:rPr>
         <w:t>"Ele morreu no corpo".</w:t>
       </w:r>
     </w:p>
@@ -34684,6 +38329,21 @@
           <w:b/>
           <w:lang w:val="pt_PT" w:bidi="pt_PT"/>
         </w:rPr>
+        <w:t>ζῳοποιηθεὶς &amp; πνεύματι</w:t>
+      </w:r>
+    </w:p>
+    <w:p>
+      <w:pPr/>
+      <w:r>
+        <w:rPr>
+          <w:lang w:val="pt_PT" w:bidi="pt_PT"/>
+        </w:rPr>
+      </w:r>
+      <w:r>
+        <w:rPr>
+          <w:b/>
+          <w:lang w:val="pt_PT" w:bidi="pt_PT"/>
+        </w:rPr>
         <w:t>"</w:t>
       </w:r>
       <w:r>
@@ -34781,6 +38441,21 @@
           <w:b/>
           <w:lang w:val="pt_PT" w:bidi="pt_PT"/>
         </w:rPr>
+        <w:t>ζῳοποιηθεὶς &amp; πνεύματι</w:t>
+      </w:r>
+    </w:p>
+    <w:p>
+      <w:pPr/>
+      <w:r>
+        <w:rPr>
+          <w:lang w:val="pt_PT" w:bidi="pt_PT"/>
+        </w:rPr>
+      </w:r>
+      <w:r>
+        <w:rPr>
+          <w:b/>
+          <w:lang w:val="pt_PT" w:bidi="pt_PT"/>
+        </w:rPr>
         <w:t>"</w:t>
       </w:r>
       <w:r>
@@ -34891,6 +38566,21 @@
           <w:b/>
           <w:lang w:val="pt_PT" w:bidi="pt_PT"/>
         </w:rPr>
+        <w:t>ἐν ᾧ</w:t>
+      </w:r>
+    </w:p>
+    <w:p>
+      <w:pPr/>
+      <w:r>
+        <w:rPr>
+          <w:lang w:val="pt_PT" w:bidi="pt_PT"/>
+        </w:rPr>
+      </w:r>
+      <w:r>
+        <w:rPr>
+          <w:b/>
+          <w:lang w:val="pt_PT" w:bidi="pt_PT"/>
+        </w:rPr>
         <w:t>"e no espírito foi".</w:t>
       </w:r>
     </w:p>
@@ -35000,6 +38690,21 @@
           <w:b/>
           <w:lang w:val="pt_PT" w:bidi="pt_PT"/>
         </w:rPr>
+        <w:t>ἐκήρυξεν</w:t>
+      </w:r>
+    </w:p>
+    <w:p>
+      <w:pPr/>
+      <w:r>
+        <w:rPr>
+          <w:lang w:val="pt_PT" w:bidi="pt_PT"/>
+        </w:rPr>
+      </w:r>
+      <w:r>
+        <w:rPr>
+          <w:b/>
+          <w:lang w:val="pt_PT" w:bidi="pt_PT"/>
+        </w:rPr>
         <w:t>"foi e pregou aos espíritos".</w:t>
       </w:r>
     </w:p>
@@ -35069,6 +38774,21 @@
         <w:rPr>
           <w:lang w:val="pt_PT" w:bidi="pt_PT"/>
         </w:rPr>
+      </w:r>
+    </w:p>
+    <w:p>
+      <w:pPr/>
+      <w:r>
+        <w:rPr>
+          <w:lang w:val="pt_PT" w:bidi="pt_PT"/>
+        </w:rPr>
+      </w:r>
+      <w:r>
+        <w:rPr>
+          <w:b/>
+          <w:lang w:val="pt_PT" w:bidi="pt_PT"/>
+        </w:rPr>
+        <w:t>τοῖς ἐν φυλακῇ πνεύμασιν</w:t>
       </w:r>
     </w:p>
     <w:p>
@@ -35246,6 +38966,21 @@
           <w:b/>
           <w:lang w:val="pt_PT" w:bidi="pt_PT"/>
         </w:rPr>
+        <w:t>ἐν φυλακῇ</w:t>
+      </w:r>
+    </w:p>
+    <w:p>
+      <w:pPr/>
+      <w:r>
+        <w:rPr>
+          <w:lang w:val="pt_PT" w:bidi="pt_PT"/>
+        </w:rPr>
+      </w:r>
+      <w:r>
+        <w:rPr>
+          <w:b/>
+          <w:lang w:val="pt_PT" w:bidi="pt_PT"/>
+        </w:rPr>
         <w:t>"que estavam presos".</w:t>
       </w:r>
     </w:p>
@@ -35391,6 +39126,21 @@
           <w:b/>
           <w:lang w:val="pt_PT" w:bidi="pt_PT"/>
         </w:rPr>
+        <w:t>ἀπειθήσασίν</w:t>
+      </w:r>
+    </w:p>
+    <w:p>
+      <w:pPr/>
+      <w:r>
+        <w:rPr>
+          <w:lang w:val="pt_PT" w:bidi="pt_PT"/>
+        </w:rPr>
+      </w:r>
+      <w:r>
+        <w:rPr>
+          <w:b/>
+          <w:lang w:val="pt_PT" w:bidi="pt_PT"/>
+        </w:rPr>
         <w:t>"que não tinham obedecido".</w:t>
       </w:r>
     </w:p>
@@ -35474,6 +39224,21 @@
           <w:b/>
           <w:lang w:val="pt_PT" w:bidi="pt_PT"/>
         </w:rPr>
+        <w:t>ἡ τοῦ Θεοῦ μακροθυμία</w:t>
+      </w:r>
+    </w:p>
+    <w:p>
+      <w:pPr/>
+      <w:r>
+        <w:rPr>
+          <w:lang w:val="pt_PT" w:bidi="pt_PT"/>
+        </w:rPr>
+      </w:r>
+      <w:r>
+        <w:rPr>
+          <w:b/>
+          <w:lang w:val="pt_PT" w:bidi="pt_PT"/>
+        </w:rPr>
         <w:t>"quando ele ficou esperando com paciência".</w:t>
       </w:r>
     </w:p>
@@ -35583,6 +39348,21 @@
           <w:b/>
           <w:lang w:val="pt_PT" w:bidi="pt_PT"/>
         </w:rPr>
+        <w:t>ἐν ἡμέραις Νῶε</w:t>
+      </w:r>
+    </w:p>
+    <w:p>
+      <w:pPr/>
+      <w:r>
+        <w:rPr>
+          <w:lang w:val="pt_PT" w:bidi="pt_PT"/>
+        </w:rPr>
+      </w:r>
+      <w:r>
+        <w:rPr>
+          <w:b/>
+          <w:lang w:val="pt_PT" w:bidi="pt_PT"/>
+        </w:rPr>
         <w:t>"nos dias em que Noé".</w:t>
       </w:r>
     </w:p>
@@ -35692,6 +39472,21 @@
           <w:b/>
           <w:lang w:val="pt_PT" w:bidi="pt_PT"/>
         </w:rPr>
+        <w:t>κατασκευαζομένης κιβωτοῦ</w:t>
+      </w:r>
+    </w:p>
+    <w:p>
+      <w:pPr/>
+      <w:r>
+        <w:rPr>
+          <w:lang w:val="pt_PT" w:bidi="pt_PT"/>
+        </w:rPr>
+      </w:r>
+      <w:r>
+        <w:rPr>
+          <w:b/>
+          <w:lang w:val="pt_PT" w:bidi="pt_PT"/>
+        </w:rPr>
         <w:t>"estava construindo a barca".</w:t>
       </w:r>
     </w:p>
@@ -35775,6 +39570,21 @@
           <w:b/>
           <w:lang w:val="pt_PT" w:bidi="pt_PT"/>
         </w:rPr>
+        <w:t>ὃ</w:t>
+      </w:r>
+    </w:p>
+    <w:p>
+      <w:pPr/>
+      <w:r>
+        <w:rPr>
+          <w:lang w:val="pt_PT" w:bidi="pt_PT"/>
+        </w:rPr>
+      </w:r>
+      <w:r>
+        <w:rPr>
+          <w:b/>
+          <w:lang w:val="pt_PT" w:bidi="pt_PT"/>
+        </w:rPr>
         <w:t>"Aquela água".</w:t>
       </w:r>
     </w:p>
@@ -35981,6 +39791,21 @@
           <w:b/>
           <w:lang w:val="pt_PT" w:bidi="pt_PT"/>
         </w:rPr>
+        <w:t>ὃ καὶ ὑμᾶς ἀντίτυπον νῦν σῴζει βάπτισμα</w:t>
+      </w:r>
+    </w:p>
+    <w:p>
+      <w:pPr/>
+      <w:r>
+        <w:rPr>
+          <w:lang w:val="pt_PT" w:bidi="pt_PT"/>
+        </w:rPr>
+      </w:r>
+      <w:r>
+        <w:rPr>
+          <w:b/>
+          <w:lang w:val="pt_PT" w:bidi="pt_PT"/>
+        </w:rPr>
         <w:t>"</w:t>
       </w:r>
       <w:r>
@@ -36103,6 +39928,21 @@
         <w:rPr>
           <w:lang w:val="pt_PT" w:bidi="pt_PT"/>
         </w:rPr>
+      </w:r>
+    </w:p>
+    <w:p>
+      <w:pPr/>
+      <w:r>
+        <w:rPr>
+          <w:lang w:val="pt_PT" w:bidi="pt_PT"/>
+        </w:rPr>
+      </w:r>
+      <w:r>
+        <w:rPr>
+          <w:b/>
+          <w:lang w:val="pt_PT" w:bidi="pt_PT"/>
+        </w:rPr>
+        <w:t>βάπτισμα</w:t>
       </w:r>
     </w:p>
     <w:p>
@@ -36380,6 +40220,21 @@
           <w:b/>
           <w:lang w:val="pt_PT" w:bidi="pt_PT"/>
         </w:rPr>
+        <w:t>σαρκὸς</w:t>
+      </w:r>
+    </w:p>
+    <w:p>
+      <w:pPr/>
+      <w:r>
+        <w:rPr>
+          <w:lang w:val="pt_PT" w:bidi="pt_PT"/>
+        </w:rPr>
+      </w:r>
+      <w:r>
+        <w:rPr>
+          <w:b/>
+          <w:lang w:val="pt_PT" w:bidi="pt_PT"/>
+        </w:rPr>
         <w:t>"sujeira do corpo".</w:t>
       </w:r>
     </w:p>
@@ -36502,6 +40357,21 @@
           <w:b/>
           <w:lang w:val="pt_PT" w:bidi="pt_PT"/>
         </w:rPr>
+        <w:t>συνειδήσεως ἀγαθῆς, ἐπερώτημα εἰς Θεόν</w:t>
+      </w:r>
+    </w:p>
+    <w:p>
+      <w:pPr/>
+      <w:r>
+        <w:rPr>
+          <w:lang w:val="pt_PT" w:bidi="pt_PT"/>
+        </w:rPr>
+      </w:r>
+      <w:r>
+        <w:rPr>
+          <w:b/>
+          <w:lang w:val="pt_PT" w:bidi="pt_PT"/>
+        </w:rPr>
         <w:t>"</w:t>
       </w:r>
       <w:r>
@@ -37009,6 +40879,21 @@
           <w:b/>
           <w:lang w:val="pt_PT" w:bidi="pt_PT"/>
         </w:rPr>
+        <w:t>ὅς ἐστιν ἐν δεξιᾷ Θεοῦ</w:t>
+      </w:r>
+    </w:p>
+    <w:p>
+      <w:pPr/>
+      <w:r>
+        <w:rPr>
+          <w:lang w:val="pt_PT" w:bidi="pt_PT"/>
+        </w:rPr>
+      </w:r>
+      <w:r>
+        <w:rPr>
+          <w:b/>
+          <w:lang w:val="pt_PT" w:bidi="pt_PT"/>
+        </w:rPr>
         <w:t>"</w:t>
       </w:r>
       <w:r>
@@ -37132,6 +41017,21 @@
           <w:b/>
           <w:lang w:val="pt_PT" w:bidi="pt_PT"/>
         </w:rPr>
+        <w:t>ὅς ἐστιν ἐν δεξιᾷ Θεοῦ</w:t>
+      </w:r>
+    </w:p>
+    <w:p>
+      <w:pPr/>
+      <w:r>
+        <w:rPr>
+          <w:lang w:val="pt_PT" w:bidi="pt_PT"/>
+        </w:rPr>
+      </w:r>
+      <w:r>
+        <w:rPr>
+          <w:b/>
+          <w:lang w:val="pt_PT" w:bidi="pt_PT"/>
+        </w:rPr>
         <w:t>"</w:t>
       </w:r>
       <w:r>
@@ -37461,6 +41361,21 @@
         <w:rPr>
           <w:lang w:val="pt_PT" w:bidi="pt_PT"/>
         </w:rPr>
+      </w:r>
+    </w:p>
+    <w:p>
+      <w:pPr/>
+      <w:r>
+        <w:rPr>
+          <w:lang w:val="pt_PT" w:bidi="pt_PT"/>
+        </w:rPr>
+      </w:r>
+      <w:r>
+        <w:rPr>
+          <w:b/>
+          <w:lang w:val="pt_PT" w:bidi="pt_PT"/>
+        </w:rPr>
+        <w:t>οὖν</w:t>
       </w:r>
     </w:p>
     <w:p>
@@ -37583,6 +41498,21 @@
           <w:b/>
           <w:lang w:val="pt_PT" w:bidi="pt_PT"/>
         </w:rPr>
+        <w:t>σαρκὶ &amp; σαρκὶ</w:t>
+      </w:r>
+    </w:p>
+    <w:p>
+      <w:pPr/>
+      <w:r>
+        <w:rPr>
+          <w:lang w:val="pt_PT" w:bidi="pt_PT"/>
+        </w:rPr>
+      </w:r>
+      <w:r>
+        <w:rPr>
+          <w:b/>
+          <w:lang w:val="pt_PT" w:bidi="pt_PT"/>
+        </w:rPr>
         <w:t>"sofreu no corpo... que sofre no corpo".</w:t>
       </w:r>
     </w:p>
@@ -37692,6 +41622,21 @@
           <w:b/>
           <w:lang w:val="pt_PT" w:bidi="pt_PT"/>
         </w:rPr>
+        <w:t>ὑμεῖς τὴν αὐτὴν ἔννοιαν ὁπλίσασθε</w:t>
+      </w:r>
+    </w:p>
+    <w:p>
+      <w:pPr/>
+      <w:r>
+        <w:rPr>
+          <w:lang w:val="pt_PT" w:bidi="pt_PT"/>
+        </w:rPr>
+      </w:r>
+      <w:r>
+        <w:rPr>
+          <w:b/>
+          <w:lang w:val="pt_PT" w:bidi="pt_PT"/>
+        </w:rPr>
         <w:t>"vocês também devem estar prontos, como ele estava, para sofrer</w:t>
       </w:r>
       <w:r>
@@ -37808,6 +41753,21 @@
           <w:b/>
           <w:lang w:val="pt_PT" w:bidi="pt_PT"/>
         </w:rPr>
+        <w:t>τὴν αὐτὴν ἔννοιαν</w:t>
+      </w:r>
+    </w:p>
+    <w:p>
+      <w:pPr/>
+      <w:r>
+        <w:rPr>
+          <w:lang w:val="pt_PT" w:bidi="pt_PT"/>
+        </w:rPr>
+      </w:r>
+      <w:r>
+        <w:rPr>
+          <w:b/>
+          <w:lang w:val="pt_PT" w:bidi="pt_PT"/>
+        </w:rPr>
         <w:t>"vocês também devem estar prontos, como ele estava, para sofrer".</w:t>
       </w:r>
     </w:p>
@@ -37917,6 +41877,21 @@
           <w:b/>
           <w:lang w:val="pt_PT" w:bidi="pt_PT"/>
         </w:rPr>
+        <w:t>πέπαυται ἁμαρτίας</w:t>
+      </w:r>
+    </w:p>
+    <w:p>
+      <w:pPr/>
+      <w:r>
+        <w:rPr>
+          <w:lang w:val="pt_PT" w:bidi="pt_PT"/>
+        </w:rPr>
+      </w:r>
+      <w:r>
+        <w:rPr>
+          <w:b/>
+          <w:lang w:val="pt_PT" w:bidi="pt_PT"/>
+        </w:rPr>
         <w:t>"deixa de ser dominado pelo pecado".</w:t>
       </w:r>
     </w:p>
@@ -38026,6 +42001,21 @@
           <w:b/>
           <w:lang w:val="pt_PT" w:bidi="pt_PT"/>
         </w:rPr>
+        <w:t>εἰς τὸ</w:t>
+      </w:r>
+    </w:p>
+    <w:p>
+      <w:pPr/>
+      <w:r>
+        <w:rPr>
+          <w:lang w:val="pt_PT" w:bidi="pt_PT"/>
+        </w:rPr>
+      </w:r>
+      <w:r>
+        <w:rPr>
+          <w:b/>
+          <w:lang w:val="pt_PT" w:bidi="pt_PT"/>
+        </w:rPr>
         <w:t>"Então, de agora em diante".</w:t>
       </w:r>
     </w:p>
@@ -38122,6 +42112,21 @@
           <w:b/>
           <w:lang w:val="pt_PT" w:bidi="pt_PT"/>
         </w:rPr>
+        <w:t>τὸν ἐπίλοιπον ἐν σαρκὶ &amp; χρόνον</w:t>
+      </w:r>
+    </w:p>
+    <w:p>
+      <w:pPr/>
+      <w:r>
+        <w:rPr>
+          <w:lang w:val="pt_PT" w:bidi="pt_PT"/>
+        </w:rPr>
+      </w:r>
+      <w:r>
+        <w:rPr>
+          <w:b/>
+          <w:lang w:val="pt_PT" w:bidi="pt_PT"/>
+        </w:rPr>
         <w:t>"</w:t>
       </w:r>
       <w:r>
@@ -38245,6 +42250,21 @@
           <w:b/>
           <w:lang w:val="pt_PT" w:bidi="pt_PT"/>
         </w:rPr>
+        <w:t>ἀνθρώπων ἐπιθυμίαις</w:t>
+      </w:r>
+    </w:p>
+    <w:p>
+      <w:pPr/>
+      <w:r>
+        <w:rPr>
+          <w:lang w:val="pt_PT" w:bidi="pt_PT"/>
+        </w:rPr>
+      </w:r>
+      <w:r>
+        <w:rPr>
+          <w:b/>
+          <w:lang w:val="pt_PT" w:bidi="pt_PT"/>
+        </w:rPr>
         <w:t xml:space="preserve">"e </w:t>
       </w:r>
       <w:r>
@@ -38374,6 +42394,21 @@
           <w:b/>
           <w:lang w:val="pt_PT" w:bidi="pt_PT"/>
         </w:rPr>
+        <w:t>ἀνθρώπων ἐπιθυμίαις</w:t>
+      </w:r>
+    </w:p>
+    <w:p>
+      <w:pPr/>
+      <w:r>
+        <w:rPr>
+          <w:lang w:val="pt_PT" w:bidi="pt_PT"/>
+        </w:rPr>
+      </w:r>
+      <w:r>
+        <w:rPr>
+          <w:b/>
+          <w:lang w:val="pt_PT" w:bidi="pt_PT"/>
+        </w:rPr>
         <w:t>"</w:t>
       </w:r>
       <w:r>
@@ -38574,6 +42609,21 @@
           <w:b/>
           <w:lang w:val="pt_PT" w:bidi="pt_PT"/>
         </w:rPr>
+        <w:t>τὸ βούλημα τῶν ἐθνῶν</w:t>
+      </w:r>
+    </w:p>
+    <w:p>
+      <w:pPr/>
+      <w:r>
+        <w:rPr>
+          <w:lang w:val="pt_PT" w:bidi="pt_PT"/>
+        </w:rPr>
+      </w:r>
+      <w:r>
+        <w:rPr>
+          <w:b/>
+          <w:lang w:val="pt_PT" w:bidi="pt_PT"/>
+        </w:rPr>
         <w:t>"</w:t>
       </w:r>
       <w:r>
@@ -39079,6 +43129,21 @@
           <w:b/>
           <w:lang w:val="pt_PT" w:bidi="pt_PT"/>
         </w:rPr>
+        <w:t>τῆς ἀσωτίας ἀνάχυσιν</w:t>
+      </w:r>
+    </w:p>
+    <w:p>
+      <w:pPr/>
+      <w:r>
+        <w:rPr>
+          <w:lang w:val="pt_PT" w:bidi="pt_PT"/>
+        </w:rPr>
+      </w:r>
+      <w:r>
+        <w:rPr>
+          <w:b/>
+          <w:lang w:val="pt_PT" w:bidi="pt_PT"/>
+        </w:rPr>
         <w:t>"</w:t>
       </w:r>
       <w:r>
@@ -39202,6 +43267,21 @@
           <w:b/>
           <w:lang w:val="pt_PT" w:bidi="pt_PT"/>
         </w:rPr>
+        <w:t>τῆς ἀσωτίας</w:t>
+      </w:r>
+    </w:p>
+    <w:p>
+      <w:pPr/>
+      <w:r>
+        <w:rPr>
+          <w:lang w:val="pt_PT" w:bidi="pt_PT"/>
+        </w:rPr>
+      </w:r>
+      <w:r>
+        <w:rPr>
+          <w:b/>
+          <w:lang w:val="pt_PT" w:bidi="pt_PT"/>
+        </w:rPr>
         <w:t>"vida louca e imoral".</w:t>
       </w:r>
     </w:p>
@@ -39311,6 +43391,21 @@
           <w:b/>
           <w:lang w:val="pt_PT" w:bidi="pt_PT"/>
         </w:rPr>
+        <w:t>οἳ ἀποδώσουσιν λόγον</w:t>
+      </w:r>
+    </w:p>
+    <w:p>
+      <w:pPr/>
+      <w:r>
+        <w:rPr>
+          <w:lang w:val="pt_PT" w:bidi="pt_PT"/>
+        </w:rPr>
+      </w:r>
+      <w:r>
+        <w:rPr>
+          <w:b/>
+          <w:lang w:val="pt_PT" w:bidi="pt_PT"/>
+        </w:rPr>
         <w:t>"</w:t>
       </w:r>
       <w:r>
@@ -39447,6 +43542,21 @@
           <w:b/>
           <w:lang w:val="pt_PT" w:bidi="pt_PT"/>
         </w:rPr>
+        <w:t>οἳ ἀποδώσουσιν λόγον</w:t>
+      </w:r>
+    </w:p>
+    <w:p>
+      <w:pPr/>
+      <w:r>
+        <w:rPr>
+          <w:lang w:val="pt_PT" w:bidi="pt_PT"/>
+        </w:rPr>
+      </w:r>
+      <w:r>
+        <w:rPr>
+          <w:b/>
+          <w:lang w:val="pt_PT" w:bidi="pt_PT"/>
+        </w:rPr>
         <w:t>"</w:t>
       </w:r>
       <w:r>
@@ -39680,6 +43790,21 @@
           <w:b/>
           <w:lang w:val="pt_PT" w:bidi="pt_PT"/>
         </w:rPr>
+        <w:t>ζῶντας καὶ νεκρούς</w:t>
+      </w:r>
+    </w:p>
+    <w:p>
+      <w:pPr/>
+      <w:r>
+        <w:rPr>
+          <w:lang w:val="pt_PT" w:bidi="pt_PT"/>
+        </w:rPr>
+      </w:r>
+      <w:r>
+        <w:rPr>
+          <w:b/>
+          <w:lang w:val="pt_PT" w:bidi="pt_PT"/>
+        </w:rPr>
         <w:t>"</w:t>
       </w:r>
       <w:r>
@@ -39776,6 +43901,21 @@
         <w:rPr>
           <w:lang w:val="pt_PT" w:bidi="pt_PT"/>
         </w:rPr>
+      </w:r>
+    </w:p>
+    <w:p>
+      <w:pPr/>
+      <w:r>
+        <w:rPr>
+          <w:lang w:val="pt_PT" w:bidi="pt_PT"/>
+        </w:rPr>
+      </w:r>
+      <w:r>
+        <w:rPr>
+          <w:b/>
+          <w:lang w:val="pt_PT" w:bidi="pt_PT"/>
+        </w:rPr>
+        <w:t>καὶ νεκροῖς εὐηγγελίσθη</w:t>
       </w:r>
     </w:p>
     <w:p>
@@ -39931,6 +44071,21 @@
           <w:b/>
           <w:lang w:val="pt_PT" w:bidi="pt_PT"/>
         </w:rPr>
+        <w:t>εὐηγγελίσθη</w:t>
+      </w:r>
+    </w:p>
+    <w:p>
+      <w:pPr/>
+      <w:r>
+        <w:rPr>
+          <w:lang w:val="pt_PT" w:bidi="pt_PT"/>
+        </w:rPr>
+      </w:r>
+      <w:r>
+        <w:rPr>
+          <w:b/>
+          <w:lang w:val="pt_PT" w:bidi="pt_PT"/>
+        </w:rPr>
         <w:t>"o evangelho foi anunciado".</w:t>
       </w:r>
     </w:p>
@@ -40014,6 +44169,21 @@
           <w:b/>
           <w:lang w:val="pt_PT" w:bidi="pt_PT"/>
         </w:rPr>
+        <w:t>κριθῶσι μὲν κατὰ ἀνθρώπους σαρκὶ</w:t>
+      </w:r>
+    </w:p>
+    <w:p>
+      <w:pPr/>
+      <w:r>
+        <w:rPr>
+          <w:lang w:val="pt_PT" w:bidi="pt_PT"/>
+        </w:rPr>
+      </w:r>
+      <w:r>
+        <w:rPr>
+          <w:b/>
+          <w:lang w:val="pt_PT" w:bidi="pt_PT"/>
+        </w:rPr>
         <w:t>"os quais morreram por causa do julgamento de Deus</w:t>
       </w:r>
       <w:r>
@@ -40117,6 +44287,21 @@
           <w:b/>
           <w:lang w:val="pt_PT" w:bidi="pt_PT"/>
         </w:rPr>
+        <w:t>κατὰ ἀνθρώπους</w:t>
+      </w:r>
+    </w:p>
+    <w:p>
+      <w:pPr/>
+      <w:r>
+        <w:rPr>
+          <w:lang w:val="pt_PT" w:bidi="pt_PT"/>
+        </w:rPr>
+      </w:r>
+      <w:r>
+        <w:rPr>
+          <w:b/>
+          <w:lang w:val="pt_PT" w:bidi="pt_PT"/>
+        </w:rPr>
         <w:t>"como morrem todos os seres humanos".</w:t>
       </w:r>
     </w:p>
@@ -40212,6 +44397,21 @@
         <w:rPr>
           <w:lang w:val="pt_PT" w:bidi="pt_PT"/>
         </w:rPr>
+      </w:r>
+    </w:p>
+    <w:p>
+      <w:pPr/>
+      <w:r>
+        <w:rPr>
+          <w:lang w:val="pt_PT" w:bidi="pt_PT"/>
+        </w:rPr>
+      </w:r>
+      <w:r>
+        <w:rPr>
+          <w:b/>
+          <w:lang w:val="pt_PT" w:bidi="pt_PT"/>
+        </w:rPr>
+        <w:t>σαρκὶ</w:t>
       </w:r>
     </w:p>
     <w:p>
@@ -40353,6 +44553,21 @@
           <w:b/>
           <w:lang w:val="pt_PT" w:bidi="pt_PT"/>
         </w:rPr>
+        <w:t>ζῶσι</w:t>
+      </w:r>
+    </w:p>
+    <w:p>
+      <w:pPr/>
+      <w:r>
+        <w:rPr>
+          <w:lang w:val="pt_PT" w:bidi="pt_PT"/>
+        </w:rPr>
+      </w:r>
+      <w:r>
+        <w:rPr>
+          <w:b/>
+          <w:lang w:val="pt_PT" w:bidi="pt_PT"/>
+        </w:rPr>
         <w:t>"</w:t>
       </w:r>
       <w:r>
@@ -40449,6 +44664,21 @@
         <w:rPr>
           <w:lang w:val="pt_PT" w:bidi="pt_PT"/>
         </w:rPr>
+      </w:r>
+    </w:p>
+    <w:p>
+      <w:pPr/>
+      <w:r>
+        <w:rPr>
+          <w:lang w:val="pt_PT" w:bidi="pt_PT"/>
+        </w:rPr>
+      </w:r>
+      <w:r>
+        <w:rPr>
+          <w:b/>
+          <w:lang w:val="pt_PT" w:bidi="pt_PT"/>
+        </w:rPr>
+        <w:t>ζῶσι &amp; πνεύματι</w:t>
       </w:r>
     </w:p>
     <w:p>
@@ -40604,6 +44834,21 @@
           <w:b/>
           <w:lang w:val="pt_PT" w:bidi="pt_PT"/>
         </w:rPr>
+        <w:t>πάντων &amp; τὸ τέλος</w:t>
+      </w:r>
+    </w:p>
+    <w:p>
+      <w:pPr/>
+      <w:r>
+        <w:rPr>
+          <w:lang w:val="pt_PT" w:bidi="pt_PT"/>
+        </w:rPr>
+      </w:r>
+      <w:r>
+        <w:rPr>
+          <w:b/>
+          <w:lang w:val="pt_PT" w:bidi="pt_PT"/>
+        </w:rPr>
         <w:t>"O fim de todas as coisas".</w:t>
       </w:r>
     </w:p>
@@ -40700,6 +44945,21 @@
           <w:b/>
           <w:lang w:val="pt_PT" w:bidi="pt_PT"/>
         </w:rPr>
+        <w:t>ἤγγικεν</w:t>
+      </w:r>
+    </w:p>
+    <w:p>
+      <w:pPr/>
+      <w:r>
+        <w:rPr>
+          <w:lang w:val="pt_PT" w:bidi="pt_PT"/>
+        </w:rPr>
+      </w:r>
+      <w:r>
+        <w:rPr>
+          <w:b/>
+          <w:lang w:val="pt_PT" w:bidi="pt_PT"/>
+        </w:rPr>
         <w:t>"está perto".</w:t>
       </w:r>
     </w:p>
@@ -40782,6 +45042,21 @@
         <w:rPr>
           <w:lang w:val="pt_PT" w:bidi="pt_PT"/>
         </w:rPr>
+      </w:r>
+    </w:p>
+    <w:p>
+      <w:pPr/>
+      <w:r>
+        <w:rPr>
+          <w:lang w:val="pt_PT" w:bidi="pt_PT"/>
+        </w:rPr>
+      </w:r>
+      <w:r>
+        <w:rPr>
+          <w:b/>
+          <w:lang w:val="pt_PT" w:bidi="pt_PT"/>
+        </w:rPr>
+        <w:t>σωφρονήσατε &amp; καὶ νήψατε</w:t>
       </w:r>
     </w:p>
     <w:p>
@@ -41020,6 +45295,21 @@
           <w:b/>
           <w:lang w:val="pt_PT" w:bidi="pt_PT"/>
         </w:rPr>
+        <w:t>εἰς προσευχάς</w:t>
+      </w:r>
+    </w:p>
+    <w:p>
+      <w:pPr/>
+      <w:r>
+        <w:rPr>
+          <w:lang w:val="pt_PT" w:bidi="pt_PT"/>
+        </w:rPr>
+      </w:r>
+      <w:r>
+        <w:rPr>
+          <w:b/>
+          <w:lang w:val="pt_PT" w:bidi="pt_PT"/>
+        </w:rPr>
         <w:t>"para poder orar".</w:t>
       </w:r>
     </w:p>
@@ -41116,6 +45406,21 @@
           <w:b/>
           <w:lang w:val="pt_PT" w:bidi="pt_PT"/>
         </w:rPr>
+        <w:t>ὅτι ἀγάπη καλύψει πλῆθος ἁμαρτιῶν</w:t>
+      </w:r>
+    </w:p>
+    <w:p>
+      <w:pPr/>
+      <w:r>
+        <w:rPr>
+          <w:lang w:val="pt_PT" w:bidi="pt_PT"/>
+        </w:rPr>
+      </w:r>
+      <w:r>
+        <w:rPr>
+          <w:b/>
+          <w:lang w:val="pt_PT" w:bidi="pt_PT"/>
+        </w:rPr>
         <w:t>"</w:t>
       </w:r>
       <w:r>
@@ -41265,6 +45570,21 @@
           <w:b/>
           <w:lang w:val="pt_PT" w:bidi="pt_PT"/>
         </w:rPr>
+        <w:t>φιλόξενοι</w:t>
+      </w:r>
+    </w:p>
+    <w:p>
+      <w:pPr/>
+      <w:r>
+        <w:rPr>
+          <w:lang w:val="pt_PT" w:bidi="pt_PT"/>
+        </w:rPr>
+      </w:r>
+      <w:r>
+        <w:rPr>
+          <w:b/>
+          <w:lang w:val="pt_PT" w:bidi="pt_PT"/>
+        </w:rPr>
         <w:t>"</w:t>
       </w:r>
       <w:r>
@@ -41375,6 +45695,21 @@
           <w:b/>
           <w:lang w:val="pt_PT" w:bidi="pt_PT"/>
         </w:rPr>
+        <w:t>ἄνευ γογγυσμοῦ</w:t>
+      </w:r>
+    </w:p>
+    <w:p>
+      <w:pPr/>
+      <w:r>
+        <w:rPr>
+          <w:lang w:val="pt_PT" w:bidi="pt_PT"/>
+        </w:rPr>
+      </w:r>
+      <w:r>
+        <w:rPr>
+          <w:b/>
+          <w:lang w:val="pt_PT" w:bidi="pt_PT"/>
+        </w:rPr>
         <w:t>"</w:t>
       </w:r>
       <w:r>
@@ -41472,6 +45807,21 @@
           <w:b/>
           <w:lang w:val="pt_PT" w:bidi="pt_PT"/>
         </w:rPr>
+        <w:t>ἕκαστος καθὼς ἔλαβεν χάρισμα</w:t>
+      </w:r>
+    </w:p>
+    <w:p>
+      <w:pPr/>
+      <w:r>
+        <w:rPr>
+          <w:lang w:val="pt_PT" w:bidi="pt_PT"/>
+        </w:rPr>
+      </w:r>
+      <w:r>
+        <w:rPr>
+          <w:b/>
+          <w:lang w:val="pt_PT" w:bidi="pt_PT"/>
+        </w:rPr>
         <w:t>"</w:t>
       </w:r>
       <w:r>
@@ -41582,6 +45932,21 @@
           <w:b/>
           <w:lang w:val="pt_PT" w:bidi="pt_PT"/>
         </w:rPr>
+        <w:t>ὡς καλοὶ οἰκονόμοι ποικίλης χάριτος Θεοῦ</w:t>
+      </w:r>
+    </w:p>
+    <w:p>
+      <w:pPr/>
+      <w:r>
+        <w:rPr>
+          <w:lang w:val="pt_PT" w:bidi="pt_PT"/>
+        </w:rPr>
+      </w:r>
+      <w:r>
+        <w:rPr>
+          <w:b/>
+          <w:lang w:val="pt_PT" w:bidi="pt_PT"/>
+        </w:rPr>
         <w:t>"</w:t>
       </w:r>
       <w:r>
@@ -41692,6 +46057,21 @@
           <w:b/>
           <w:lang w:val="pt_PT" w:bidi="pt_PT"/>
         </w:rPr>
+        <w:t>ποικίλης χάριτος Θεοῦ</w:t>
+      </w:r>
+    </w:p>
+    <w:p>
+      <w:pPr/>
+      <w:r>
+        <w:rPr>
+          <w:lang w:val="pt_PT" w:bidi="pt_PT"/>
+        </w:rPr>
+      </w:r>
+      <w:r>
+        <w:rPr>
+          <w:b/>
+          <w:lang w:val="pt_PT" w:bidi="pt_PT"/>
+        </w:rPr>
         <w:t>"dos diferentes dons que receberam de Deus".</w:t>
       </w:r>
     </w:p>
@@ -41814,6 +46194,21 @@
           <w:b/>
           <w:lang w:val="pt_PT" w:bidi="pt_PT"/>
         </w:rPr>
+        <w:t>εἴ τις λαλεῖ, ὡς λόγια Θεοῦ</w:t>
+      </w:r>
+    </w:p>
+    <w:p>
+      <w:pPr/>
+      <w:r>
+        <w:rPr>
+          <w:lang w:val="pt_PT" w:bidi="pt_PT"/>
+        </w:rPr>
+      </w:r>
+      <w:r>
+        <w:rPr>
+          <w:b/>
+          <w:lang w:val="pt_PT" w:bidi="pt_PT"/>
+        </w:rPr>
         <w:t xml:space="preserve">"Quem prega </w:t>
       </w:r>
       <w:r>
@@ -41911,6 +46306,21 @@
           <w:b/>
           <w:lang w:val="pt_PT" w:bidi="pt_PT"/>
         </w:rPr>
+        <w:t>εἴ τις διακονεῖ, ὡς ἐξ ἰσχύος ἧς χορηγεῖ ὁ Θεός</w:t>
+      </w:r>
+    </w:p>
+    <w:p>
+      <w:pPr/>
+      <w:r>
+        <w:rPr>
+          <w:lang w:val="pt_PT" w:bidi="pt_PT"/>
+        </w:rPr>
+      </w:r>
+      <w:r>
+        <w:rPr>
+          <w:b/>
+          <w:lang w:val="pt_PT" w:bidi="pt_PT"/>
+        </w:rPr>
         <w:t>"</w:t>
       </w:r>
       <w:r>
@@ -42008,6 +46418,21 @@
           <w:b/>
           <w:lang w:val="pt_PT" w:bidi="pt_PT"/>
         </w:rPr>
+        <w:t>δοξάζηται ὁ Θεὸς</w:t>
+      </w:r>
+    </w:p>
+    <w:p>
+      <w:pPr/>
+      <w:r>
+        <w:rPr>
+          <w:lang w:val="pt_PT" w:bidi="pt_PT"/>
+        </w:rPr>
+      </w:r>
+      <w:r>
+        <w:rPr>
+          <w:b/>
+          <w:lang w:val="pt_PT" w:bidi="pt_PT"/>
+        </w:rPr>
         <w:t>"</w:t>
       </w:r>
       <w:r>
@@ -42228,6 +46653,21 @@
           <w:b/>
           <w:lang w:val="pt_PT" w:bidi="pt_PT"/>
         </w:rPr>
+        <w:t>τῇ ἐν ὑμῖν πυρώσει</w:t>
+      </w:r>
+    </w:p>
+    <w:p>
+      <w:pPr/>
+      <w:r>
+        <w:rPr>
+          <w:lang w:val="pt_PT" w:bidi="pt_PT"/>
+        </w:rPr>
+      </w:r>
+      <w:r>
+        <w:rPr>
+          <w:b/>
+          <w:lang w:val="pt_PT" w:bidi="pt_PT"/>
+        </w:rPr>
         <w:t>"</w:t>
       </w:r>
       <w:r>
@@ -42338,6 +46778,21 @@
           <w:b/>
           <w:lang w:val="pt_PT" w:bidi="pt_PT"/>
         </w:rPr>
+        <w:t>ἐν τῇ ἀποκαλύψει τῆς δόξης αὐτοῦ</w:t>
+      </w:r>
+    </w:p>
+    <w:p>
+      <w:pPr/>
+      <w:r>
+        <w:rPr>
+          <w:lang w:val="pt_PT" w:bidi="pt_PT"/>
+        </w:rPr>
+      </w:r>
+      <w:r>
+        <w:rPr>
+          <w:b/>
+          <w:lang w:val="pt_PT" w:bidi="pt_PT"/>
+        </w:rPr>
         <w:t>"por estarem tomando parte nos sofrimentos de Cristo</w:t>
       </w:r>
       <w:r>
@@ -42467,6 +46922,21 @@
           <w:b/>
           <w:lang w:val="pt_PT" w:bidi="pt_PT"/>
         </w:rPr>
+        <w:t>ἐν τῇ ἀποκαλύψει τῆς δόξης αὐτοῦ</w:t>
+      </w:r>
+    </w:p>
+    <w:p>
+      <w:pPr/>
+      <w:r>
+        <w:rPr>
+          <w:lang w:val="pt_PT" w:bidi="pt_PT"/>
+        </w:rPr>
+      </w:r>
+      <w:r>
+        <w:rPr>
+          <w:b/>
+          <w:lang w:val="pt_PT" w:bidi="pt_PT"/>
+        </w:rPr>
         <w:t>"</w:t>
       </w:r>
       <w:r>
@@ -42577,6 +47047,21 @@
           <w:b/>
           <w:lang w:val="pt_PT" w:bidi="pt_PT"/>
         </w:rPr>
+        <w:t>χαρῆτε ἀγαλλιώμενοι</w:t>
+      </w:r>
+    </w:p>
+    <w:p>
+      <w:pPr/>
+      <w:r>
+        <w:rPr>
+          <w:lang w:val="pt_PT" w:bidi="pt_PT"/>
+        </w:rPr>
+      </w:r>
+      <w:r>
+        <w:rPr>
+          <w:b/>
+          <w:lang w:val="pt_PT" w:bidi="pt_PT"/>
+        </w:rPr>
         <w:t>"fiquem cheios de alegria".</w:t>
       </w:r>
     </w:p>
@@ -42699,6 +47184,21 @@
           <w:b/>
           <w:lang w:val="pt_PT" w:bidi="pt_PT"/>
         </w:rPr>
+        <w:t>εἰ ὀνειδίζεσθε</w:t>
+      </w:r>
+    </w:p>
+    <w:p>
+      <w:pPr/>
+      <w:r>
+        <w:rPr>
+          <w:lang w:val="pt_PT" w:bidi="pt_PT"/>
+        </w:rPr>
+      </w:r>
+      <w:r>
+        <w:rPr>
+          <w:b/>
+          <w:lang w:val="pt_PT" w:bidi="pt_PT"/>
+        </w:rPr>
         <w:t>"Se forem insultados".</w:t>
       </w:r>
     </w:p>
@@ -42782,6 +47282,21 @@
           <w:b/>
           <w:lang w:val="pt_PT" w:bidi="pt_PT"/>
         </w:rPr>
+        <w:t>ἐν ὀνόματι Χριστοῦ</w:t>
+      </w:r>
+    </w:p>
+    <w:p>
+      <w:pPr/>
+      <w:r>
+        <w:rPr>
+          <w:lang w:val="pt_PT" w:bidi="pt_PT"/>
+        </w:rPr>
+      </w:r>
+      <w:r>
+        <w:rPr>
+          <w:b/>
+          <w:lang w:val="pt_PT" w:bidi="pt_PT"/>
+        </w:rPr>
         <w:t>"por serem seguidores de Cristo".</w:t>
       </w:r>
     </w:p>
@@ -42904,6 +47419,21 @@
           <w:b/>
           <w:lang w:val="pt_PT" w:bidi="pt_PT"/>
         </w:rPr>
+        <w:t>μακάριοι</w:t>
+      </w:r>
+    </w:p>
+    <w:p>
+      <w:pPr/>
+      <w:r>
+        <w:rPr>
+          <w:lang w:val="pt_PT" w:bidi="pt_PT"/>
+        </w:rPr>
+      </w:r>
+      <w:r>
+        <w:rPr>
+          <w:b/>
+          <w:lang w:val="pt_PT" w:bidi="pt_PT"/>
+        </w:rPr>
         <w:t>"Vocês serão felizes".</w:t>
       </w:r>
     </w:p>
@@ -42987,6 +47517,21 @@
           <w:b/>
           <w:lang w:val="pt_PT" w:bidi="pt_PT"/>
         </w:rPr>
+        <w:t>τὸ τῆς δόξης καὶ τὸ τοῦ Θεοῦ Πνεῦμα</w:t>
+      </w:r>
+    </w:p>
+    <w:p>
+      <w:pPr/>
+      <w:r>
+        <w:rPr>
+          <w:lang w:val="pt_PT" w:bidi="pt_PT"/>
+        </w:rPr>
+      </w:r>
+      <w:r>
+        <w:rPr>
+          <w:b/>
+          <w:lang w:val="pt_PT" w:bidi="pt_PT"/>
+        </w:rPr>
         <w:t>"</w:t>
       </w:r>
       <w:r>
@@ -43122,6 +47667,21 @@
         <w:rPr>
           <w:lang w:val="pt_PT" w:bidi="pt_PT"/>
         </w:rPr>
+      </w:r>
+    </w:p>
+    <w:p>
+      <w:pPr/>
+      <w:r>
+        <w:rPr>
+          <w:lang w:val="pt_PT" w:bidi="pt_PT"/>
+        </w:rPr>
+      </w:r>
+      <w:r>
+        <w:rPr>
+          <w:b/>
+          <w:lang w:val="pt_PT" w:bidi="pt_PT"/>
+        </w:rPr>
+        <w:t>ἐφ’ ὑμᾶς ἀναπαύεται</w:t>
       </w:r>
     </w:p>
     <w:p>
@@ -43448,6 +48008,21 @@
           <w:b/>
           <w:lang w:val="pt_PT" w:bidi="pt_PT"/>
         </w:rPr>
+        <w:t>ἀλλοτριεπίσκοπος</w:t>
+      </w:r>
+    </w:p>
+    <w:p>
+      <w:pPr/>
+      <w:r>
+        <w:rPr>
+          <w:lang w:val="pt_PT" w:bidi="pt_PT"/>
+        </w:rPr>
+      </w:r>
+      <w:r>
+        <w:rPr>
+          <w:b/>
+          <w:lang w:val="pt_PT" w:bidi="pt_PT"/>
+        </w:rPr>
         <w:t>"ou por se meter na vida dos outros</w:t>
       </w:r>
       <w:r>
@@ -43564,6 +48139,21 @@
           <w:b/>
           <w:lang w:val="pt_PT" w:bidi="pt_PT"/>
         </w:rPr>
+        <w:t>μὴ αἰσχυνέσθω, δοξαζέτω δὲ τὸν Θεὸν</w:t>
+      </w:r>
+    </w:p>
+    <w:p>
+      <w:pPr/>
+      <w:r>
+        <w:rPr>
+          <w:lang w:val="pt_PT" w:bidi="pt_PT"/>
+        </w:rPr>
+      </w:r>
+      <w:r>
+        <w:rPr>
+          <w:b/>
+          <w:lang w:val="pt_PT" w:bidi="pt_PT"/>
+        </w:rPr>
         <w:t>"</w:t>
       </w:r>
       <w:r>
@@ -43661,6 +48251,21 @@
           <w:b/>
           <w:lang w:val="pt_PT" w:bidi="pt_PT"/>
         </w:rPr>
+        <w:t>ἐν τῷ ὀνόματι τούτῳ</w:t>
+      </w:r>
+    </w:p>
+    <w:p>
+      <w:pPr/>
+      <w:r>
+        <w:rPr>
+          <w:lang w:val="pt_PT" w:bidi="pt_PT"/>
+        </w:rPr>
+      </w:r>
+      <w:r>
+        <w:rPr>
+          <w:b/>
+          <w:lang w:val="pt_PT" w:bidi="pt_PT"/>
+        </w:rPr>
         <w:t>"por esse nome".</w:t>
       </w:r>
     </w:p>
@@ -43867,6 +48472,21 @@
           <w:b/>
           <w:lang w:val="pt_PT" w:bidi="pt_PT"/>
         </w:rPr>
+        <w:t>τοῦ οἴκου τοῦ Θεοῦ</w:t>
+      </w:r>
+    </w:p>
+    <w:p>
+      <w:pPr/>
+      <w:r>
+        <w:rPr>
+          <w:lang w:val="pt_PT" w:bidi="pt_PT"/>
+        </w:rPr>
+      </w:r>
+      <w:r>
+        <w:rPr>
+          <w:b/>
+          <w:lang w:val="pt_PT" w:bidi="pt_PT"/>
+        </w:rPr>
         <w:t>"ao povo de Deus".</w:t>
       </w:r>
     </w:p>
@@ -43976,6 +48596,21 @@
           <w:b/>
           <w:lang w:val="pt_PT" w:bidi="pt_PT"/>
         </w:rPr>
+        <w:t>εἰ δὲ πρῶτον ἀφ’ ἡμῶν</w:t>
+      </w:r>
+    </w:p>
+    <w:p>
+      <w:pPr/>
+      <w:r>
+        <w:rPr>
+          <w:lang w:val="pt_PT" w:bidi="pt_PT"/>
+        </w:rPr>
+      </w:r>
+      <w:r>
+        <w:rPr>
+          <w:b/>
+          <w:lang w:val="pt_PT" w:bidi="pt_PT"/>
+        </w:rPr>
         <w:t>"serão os primeiros a serem julgados".</w:t>
       </w:r>
     </w:p>
@@ -44059,6 +48694,21 @@
           <w:b/>
           <w:lang w:val="pt_PT" w:bidi="pt_PT"/>
         </w:rPr>
+        <w:t>ἀφ’ ἡμῶν</w:t>
+      </w:r>
+    </w:p>
+    <w:p>
+      <w:pPr/>
+      <w:r>
+        <w:rPr>
+          <w:lang w:val="pt_PT" w:bidi="pt_PT"/>
+        </w:rPr>
+      </w:r>
+      <w:r>
+        <w:rPr>
+          <w:b/>
+          <w:lang w:val="pt_PT" w:bidi="pt_PT"/>
+        </w:rPr>
         <w:t>"vai começar conosco".</w:t>
       </w:r>
     </w:p>
@@ -44168,6 +48818,21 @@
           <w:b/>
           <w:lang w:val="pt_PT" w:bidi="pt_PT"/>
         </w:rPr>
+        <w:t>τί τὸ τέλος τῶν ἀπειθούντων τῷ τοῦ Θεοῦ εὐαγγελίῳ</w:t>
+      </w:r>
+    </w:p>
+    <w:p>
+      <w:pPr/>
+      <w:r>
+        <w:rPr>
+          <w:lang w:val="pt_PT" w:bidi="pt_PT"/>
+        </w:rPr>
+      </w:r>
+      <w:r>
+        <w:rPr>
+          <w:b/>
+          <w:lang w:val="pt_PT" w:bidi="pt_PT"/>
+        </w:rPr>
         <w:t>"</w:t>
       </w:r>
       <w:r>
@@ -44265,6 +48930,21 @@
           <w:b/>
           <w:lang w:val="pt_PT" w:bidi="pt_PT"/>
         </w:rPr>
+        <w:t>τὸ τέλος</w:t>
+      </w:r>
+    </w:p>
+    <w:p>
+      <w:pPr/>
+      <w:r>
+        <w:rPr>
+          <w:lang w:val="pt_PT" w:bidi="pt_PT"/>
+        </w:rPr>
+      </w:r>
+      <w:r>
+        <w:rPr>
+          <w:b/>
+          <w:lang w:val="pt_PT" w:bidi="pt_PT"/>
+        </w:rPr>
         <w:t>"será o fim".</w:t>
       </w:r>
     </w:p>
@@ -44347,6 +49027,21 @@
         <w:rPr>
           <w:lang w:val="pt_PT" w:bidi="pt_PT"/>
         </w:rPr>
+      </w:r>
+    </w:p>
+    <w:p>
+      <w:pPr/>
+      <w:r>
+        <w:rPr>
+          <w:lang w:val="pt_PT" w:bidi="pt_PT"/>
+        </w:rPr>
+      </w:r>
+      <w:r>
+        <w:rPr>
+          <w:b/>
+          <w:lang w:val="pt_PT" w:bidi="pt_PT"/>
+        </w:rPr>
+        <w:t>τῶν ἀπειθούντων</w:t>
       </w:r>
     </w:p>
     <w:p>
@@ -44502,6 +49197,21 @@
           <w:b/>
           <w:lang w:val="pt_PT" w:bidi="pt_PT"/>
         </w:rPr>
+        <w:t>τῷ τοῦ Θεοῦ εὐαγγελίῳ</w:t>
+      </w:r>
+    </w:p>
+    <w:p>
+      <w:pPr/>
+      <w:r>
+        <w:rPr>
+          <w:lang w:val="pt_PT" w:bidi="pt_PT"/>
+        </w:rPr>
+      </w:r>
+      <w:r>
+        <w:rPr>
+          <w:b/>
+          <w:lang w:val="pt_PT" w:bidi="pt_PT"/>
+        </w:rPr>
         <w:t>"evangelho de Deus".</w:t>
       </w:r>
     </w:p>
@@ -44584,6 +49294,21 @@
         <w:rPr>
           <w:lang w:val="pt_PT" w:bidi="pt_PT"/>
         </w:rPr>
+      </w:r>
+    </w:p>
+    <w:p>
+      <w:pPr/>
+      <w:r>
+        <w:rPr>
+          <w:lang w:val="pt_PT" w:bidi="pt_PT"/>
+        </w:rPr>
+      </w:r>
+      <w:r>
+        <w:rPr>
+          <w:b/>
+          <w:lang w:val="pt_PT" w:bidi="pt_PT"/>
+        </w:rPr>
+        <w:t>καὶ</w:t>
       </w:r>
     </w:p>
     <w:p>
@@ -44937,6 +49662,21 @@
           <w:b/>
           <w:lang w:val="pt_PT" w:bidi="pt_PT"/>
         </w:rPr>
+        <w:t>ὁ δίκαιος &amp; ὁ ἀσεβὴς καὶ ἁμαρτωλὸς</w:t>
+      </w:r>
+    </w:p>
+    <w:p>
+      <w:pPr/>
+      <w:r>
+        <w:rPr>
+          <w:lang w:val="pt_PT" w:bidi="pt_PT"/>
+        </w:rPr>
+      </w:r>
+      <w:r>
+        <w:rPr>
+          <w:b/>
+          <w:lang w:val="pt_PT" w:bidi="pt_PT"/>
+        </w:rPr>
         <w:t>"os bons serem salvos, o que será daqueles pecadores".</w:t>
       </w:r>
     </w:p>
@@ -45033,6 +49773,21 @@
           <w:b/>
           <w:lang w:val="pt_PT" w:bidi="pt_PT"/>
         </w:rPr>
+        <w:t>ὁ ἀσεβὴς καὶ ἁμαρτωλὸς ποῦ φανεῖται</w:t>
+      </w:r>
+    </w:p>
+    <w:p>
+      <w:pPr/>
+      <w:r>
+        <w:rPr>
+          <w:lang w:val="pt_PT" w:bidi="pt_PT"/>
+        </w:rPr>
+      </w:r>
+      <w:r>
+        <w:rPr>
+          <w:b/>
+          <w:lang w:val="pt_PT" w:bidi="pt_PT"/>
+        </w:rPr>
         <w:t>"</w:t>
       </w:r>
       <w:r>
@@ -45130,6 +49885,21 @@
           <w:b/>
           <w:lang w:val="pt_PT" w:bidi="pt_PT"/>
         </w:rPr>
+        <w:t>ὁ ἀσεβὴς καὶ ἁμαρτωλὸς ποῦ φανεῖται</w:t>
+      </w:r>
+    </w:p>
+    <w:p>
+      <w:pPr/>
+      <w:r>
+        <w:rPr>
+          <w:lang w:val="pt_PT" w:bidi="pt_PT"/>
+        </w:rPr>
+      </w:r>
+      <w:r>
+        <w:rPr>
+          <w:b/>
+          <w:lang w:val="pt_PT" w:bidi="pt_PT"/>
+        </w:rPr>
         <w:t>"</w:t>
       </w:r>
       <w:r>
@@ -45252,6 +50022,21 @@
         <w:rPr>
           <w:lang w:val="pt_PT" w:bidi="pt_PT"/>
         </w:rPr>
+      </w:r>
+    </w:p>
+    <w:p>
+      <w:pPr/>
+      <w:r>
+        <w:rPr>
+          <w:lang w:val="pt_PT" w:bidi="pt_PT"/>
+        </w:rPr>
+      </w:r>
+      <w:r>
+        <w:rPr>
+          <w:b/>
+          <w:lang w:val="pt_PT" w:bidi="pt_PT"/>
+        </w:rPr>
+        <w:t>ὁ ἀσεβὴς καὶ ἁμαρτωλὸς</w:t>
       </w:r>
     </w:p>
     <w:p>
@@ -45640,6 +50425,21 @@
           <w:b/>
           <w:lang w:val="pt_PT" w:bidi="pt_PT"/>
         </w:rPr>
+        <w:t>πρεσβυτέρους &amp; ὁ συνπρεσβύτερος</w:t>
+      </w:r>
+    </w:p>
+    <w:p>
+      <w:pPr/>
+      <w:r>
+        <w:rPr>
+          <w:lang w:val="pt_PT" w:bidi="pt_PT"/>
+        </w:rPr>
+      </w:r>
+      <w:r>
+        <w:rPr>
+          <w:b/>
+          <w:lang w:val="pt_PT" w:bidi="pt_PT"/>
+        </w:rPr>
         <w:t>"sou presbítero... aos outros presbíteros".</w:t>
       </w:r>
     </w:p>
@@ -45973,6 +50773,21 @@
           <w:b/>
           <w:lang w:val="pt_PT" w:bidi="pt_PT"/>
         </w:rPr>
+        <w:t>τῆς &amp; δόξης</w:t>
+      </w:r>
+    </w:p>
+    <w:p>
+      <w:pPr/>
+      <w:r>
+        <w:rPr>
+          <w:lang w:val="pt_PT" w:bidi="pt_PT"/>
+        </w:rPr>
+      </w:r>
+      <w:r>
+        <w:rPr>
+          <w:b/>
+          <w:lang w:val="pt_PT" w:bidi="pt_PT"/>
+        </w:rPr>
         <w:t>"na glória que será revelada".</w:t>
       </w:r>
     </w:p>
@@ -46069,6 +50884,21 @@
           <w:b/>
           <w:lang w:val="pt_PT" w:bidi="pt_PT"/>
         </w:rPr>
+        <w:t>τῆς μελλούσης ἀποκαλύπτεσθαι δόξης</w:t>
+      </w:r>
+    </w:p>
+    <w:p>
+      <w:pPr/>
+      <w:r>
+        <w:rPr>
+          <w:lang w:val="pt_PT" w:bidi="pt_PT"/>
+        </w:rPr>
+      </w:r>
+      <w:r>
+        <w:rPr>
+          <w:b/>
+          <w:lang w:val="pt_PT" w:bidi="pt_PT"/>
+        </w:rPr>
         <w:t>"</w:t>
       </w:r>
       <w:r>
@@ -46179,6 +51009,21 @@
           <w:b/>
           <w:lang w:val="pt_PT" w:bidi="pt_PT"/>
         </w:rPr>
+        <w:t>ποιμάνατε τὸ &amp; ποίμνιον τοῦ Θεοῦ</w:t>
+      </w:r>
+    </w:p>
+    <w:p>
+      <w:pPr/>
+      <w:r>
+        <w:rPr>
+          <w:lang w:val="pt_PT" w:bidi="pt_PT"/>
+        </w:rPr>
+      </w:r>
+      <w:r>
+        <w:rPr>
+          <w:b/>
+          <w:lang w:val="pt_PT" w:bidi="pt_PT"/>
+        </w:rPr>
         <w:t xml:space="preserve">"que </w:t>
       </w:r>
       <w:r>
@@ -46437,6 +51282,21 @@
           <w:b/>
           <w:lang w:val="pt_PT" w:bidi="pt_PT"/>
         </w:rPr>
+        <w:t>ἐπισκοποῦντες μὴ ἀναγκαστῶς</w:t>
+      </w:r>
+    </w:p>
+    <w:p>
+      <w:pPr/>
+      <w:r>
+        <w:rPr>
+          <w:lang w:val="pt_PT" w:bidi="pt_PT"/>
+        </w:rPr>
+      </w:r>
+      <w:r>
+        <w:rPr>
+          <w:b/>
+          <w:lang w:val="pt_PT" w:bidi="pt_PT"/>
+        </w:rPr>
         <w:t>"de boa vontade, como Deus quer, e não de má vontade".</w:t>
       </w:r>
     </w:p>
@@ -46520,6 +51380,21 @@
           <w:b/>
           <w:lang w:val="pt_PT" w:bidi="pt_PT"/>
         </w:rPr>
+        <w:t>μὴ ἀναγκαστῶς, ἀλλὰ ἑκουσίως</w:t>
+      </w:r>
+    </w:p>
+    <w:p>
+      <w:pPr/>
+      <w:r>
+        <w:rPr>
+          <w:lang w:val="pt_PT" w:bidi="pt_PT"/>
+        </w:rPr>
+      </w:r>
+      <w:r>
+        <w:rPr>
+          <w:b/>
+          <w:lang w:val="pt_PT" w:bidi="pt_PT"/>
+        </w:rPr>
         <w:t>"</w:t>
       </w:r>
       <w:r>
@@ -46630,6 +51505,21 @@
           <w:b/>
           <w:lang w:val="pt_PT" w:bidi="pt_PT"/>
         </w:rPr>
+        <w:t>κατὰ Θεόν</w:t>
+      </w:r>
+    </w:p>
+    <w:p>
+      <w:pPr/>
+      <w:r>
+        <w:rPr>
+          <w:lang w:val="pt_PT" w:bidi="pt_PT"/>
+        </w:rPr>
+      </w:r>
+      <w:r>
+        <w:rPr>
+          <w:b/>
+          <w:lang w:val="pt_PT" w:bidi="pt_PT"/>
+        </w:rPr>
         <w:t>"como Deus quer".</w:t>
       </w:r>
     </w:p>
@@ -46713,6 +51603,21 @@
           <w:b/>
           <w:lang w:val="pt_PT" w:bidi="pt_PT"/>
         </w:rPr>
+        <w:t>μηδὲ αἰσχροκερδῶς, ἀλλὰ προθύμως</w:t>
+      </w:r>
+    </w:p>
+    <w:p>
+      <w:pPr/>
+      <w:r>
+        <w:rPr>
+          <w:lang w:val="pt_PT" w:bidi="pt_PT"/>
+        </w:rPr>
+      </w:r>
+      <w:r>
+        <w:rPr>
+          <w:b/>
+          <w:lang w:val="pt_PT" w:bidi="pt_PT"/>
+        </w:rPr>
         <w:t>"Não façam o seu trabalho para ganhar dinheiro, mas com o verdadeiro desejo de servir</w:t>
       </w:r>
       <w:r>
@@ -46803,6 +51708,21 @@
           <w:b/>
           <w:lang w:val="pt_PT" w:bidi="pt_PT"/>
         </w:rPr>
+        <w:t>ὡς κατακυριεύοντες</w:t>
+      </w:r>
+    </w:p>
+    <w:p>
+      <w:pPr/>
+      <w:r>
+        <w:rPr>
+          <w:lang w:val="pt_PT" w:bidi="pt_PT"/>
+        </w:rPr>
+      </w:r>
+      <w:r>
+        <w:rPr>
+          <w:b/>
+          <w:lang w:val="pt_PT" w:bidi="pt_PT"/>
+        </w:rPr>
         <w:t>"N</w:t>
       </w:r>
       <w:r>
@@ -46913,6 +51833,21 @@
           <w:b/>
           <w:lang w:val="pt_PT" w:bidi="pt_PT"/>
         </w:rPr>
+        <w:t>τῶν κλήρων</w:t>
+      </w:r>
+    </w:p>
+    <w:p>
+      <w:pPr/>
+      <w:r>
+        <w:rPr>
+          <w:lang w:val="pt_PT" w:bidi="pt_PT"/>
+        </w:rPr>
+      </w:r>
+      <w:r>
+        <w:rPr>
+          <w:b/>
+          <w:lang w:val="pt_PT" w:bidi="pt_PT"/>
+        </w:rPr>
         <w:t>"aos cuidados de vocês".</w:t>
       </w:r>
     </w:p>
@@ -47022,6 +51957,21 @@
           <w:b/>
           <w:lang w:val="pt_PT" w:bidi="pt_PT"/>
         </w:rPr>
+        <w:t>τύποι γινόμενοι τοῦ ποιμνίου</w:t>
+      </w:r>
+    </w:p>
+    <w:p>
+      <w:pPr/>
+      <w:r>
+        <w:rPr>
+          <w:lang w:val="pt_PT" w:bidi="pt_PT"/>
+        </w:rPr>
+      </w:r>
+      <w:r>
+        <w:rPr>
+          <w:b/>
+          <w:lang w:val="pt_PT" w:bidi="pt_PT"/>
+        </w:rPr>
         <w:t>"mas sejam um exemplo para o rebanho".</w:t>
       </w:r>
     </w:p>
@@ -47213,6 +52163,21 @@
         <w:rPr>
           <w:lang w:val="pt_PT" w:bidi="pt_PT"/>
         </w:rPr>
+      </w:r>
+    </w:p>
+    <w:p>
+      <w:pPr/>
+      <w:r>
+        <w:rPr>
+          <w:lang w:val="pt_PT" w:bidi="pt_PT"/>
+        </w:rPr>
+      </w:r>
+      <w:r>
+        <w:rPr>
+          <w:b/>
+          <w:lang w:val="pt_PT" w:bidi="pt_PT"/>
+        </w:rPr>
+        <w:t>καὶ</w:t>
       </w:r>
     </w:p>
     <w:p>
@@ -47341,6 +52306,21 @@
           <w:b/>
           <w:lang w:val="pt_PT" w:bidi="pt_PT"/>
         </w:rPr>
+        <w:t>τοῦ ἀρχιποίμενος</w:t>
+      </w:r>
+    </w:p>
+    <w:p>
+      <w:pPr/>
+      <w:r>
+        <w:rPr>
+          <w:lang w:val="pt_PT" w:bidi="pt_PT"/>
+        </w:rPr>
+      </w:r>
+      <w:r>
+        <w:rPr>
+          <w:b/>
+          <w:lang w:val="pt_PT" w:bidi="pt_PT"/>
+        </w:rPr>
         <w:t>"o Grande Pastor".</w:t>
       </w:r>
     </w:p>
@@ -47417,6 +52397,21 @@
         <w:rPr>
           <w:lang w:val="pt_PT" w:bidi="pt_PT"/>
         </w:rPr>
+      </w:r>
+    </w:p>
+    <w:p>
+      <w:pPr/>
+      <w:r>
+        <w:rPr>
+          <w:lang w:val="pt_PT" w:bidi="pt_PT"/>
+        </w:rPr>
+      </w:r>
+      <w:r>
+        <w:rPr>
+          <w:b/>
+          <w:lang w:val="pt_PT" w:bidi="pt_PT"/>
+        </w:rPr>
+        <w:t>τοῦ ἀρχιποίμενος</w:t>
       </w:r>
     </w:p>
     <w:p>
@@ -47648,6 +52643,21 @@
           <w:b/>
           <w:lang w:val="pt_PT" w:bidi="pt_PT"/>
         </w:rPr>
+        <w:t>τὸν ἀμαράντινον τῆς δόξης στέφανον</w:t>
+      </w:r>
+    </w:p>
+    <w:p>
+      <w:pPr/>
+      <w:r>
+        <w:rPr>
+          <w:lang w:val="pt_PT" w:bidi="pt_PT"/>
+        </w:rPr>
+      </w:r>
+      <w:r>
+        <w:rPr>
+          <w:b/>
+          <w:lang w:val="pt_PT" w:bidi="pt_PT"/>
+        </w:rPr>
         <w:t>"vocês receberão a coroa gloriosa, que nunca perde o seu brilho</w:t>
       </w:r>
       <w:r>
@@ -47776,6 +52786,21 @@
         <w:rPr>
           <w:lang w:val="pt_PT" w:bidi="pt_PT"/>
         </w:rPr>
+      </w:r>
+    </w:p>
+    <w:p>
+      <w:pPr/>
+      <w:r>
+        <w:rPr>
+          <w:lang w:val="pt_PT" w:bidi="pt_PT"/>
+        </w:rPr>
+      </w:r>
+      <w:r>
+        <w:rPr>
+          <w:b/>
+          <w:lang w:val="pt_PT" w:bidi="pt_PT"/>
+        </w:rPr>
+        <w:t>τῆς δόξης στέφανον</w:t>
       </w:r>
     </w:p>
     <w:p>
@@ -48019,6 +53044,21 @@
           <w:b/>
           <w:lang w:val="pt_PT" w:bidi="pt_PT"/>
         </w:rPr>
+        <w:t>ὑποτάγητε</w:t>
+      </w:r>
+    </w:p>
+    <w:p>
+      <w:pPr/>
+      <w:r>
+        <w:rPr>
+          <w:lang w:val="pt_PT" w:bidi="pt_PT"/>
+        </w:rPr>
+      </w:r>
+      <w:r>
+        <w:rPr>
+          <w:b/>
+          <w:lang w:val="pt_PT" w:bidi="pt_PT"/>
+        </w:rPr>
         <w:t>"sejam obedientes".</w:t>
       </w:r>
     </w:p>
@@ -48229,6 +53269,21 @@
           <w:b/>
           <w:lang w:val="pt_PT" w:bidi="pt_PT"/>
         </w:rPr>
+        <w:t>πάντες</w:t>
+      </w:r>
+    </w:p>
+    <w:p>
+      <w:pPr/>
+      <w:r>
+        <w:rPr>
+          <w:lang w:val="pt_PT" w:bidi="pt_PT"/>
+        </w:rPr>
+      </w:r>
+      <w:r>
+        <w:rPr>
+          <w:b/>
+          <w:lang w:val="pt_PT" w:bidi="pt_PT"/>
+        </w:rPr>
         <w:t>"Que todos prestem serviços".</w:t>
       </w:r>
     </w:p>
@@ -48325,6 +53380,21 @@
           <w:b/>
           <w:lang w:val="pt_PT" w:bidi="pt_PT"/>
         </w:rPr>
+        <w:t>τὴν ταπεινοφροσύνην ἐγκομβώσασθε</w:t>
+      </w:r>
+    </w:p>
+    <w:p>
+      <w:pPr/>
+      <w:r>
+        <w:rPr>
+          <w:lang w:val="pt_PT" w:bidi="pt_PT"/>
+        </w:rPr>
+      </w:r>
+      <w:r>
+        <w:rPr>
+          <w:b/>
+          <w:lang w:val="pt_PT" w:bidi="pt_PT"/>
+        </w:rPr>
         <w:t>"</w:t>
       </w:r>
       <w:r>
@@ -48448,6 +53518,21 @@
           <w:b/>
           <w:lang w:val="pt_PT" w:bidi="pt_PT"/>
         </w:rPr>
+        <w:t>τὴν ταπεινοφροσύνην</w:t>
+      </w:r>
+    </w:p>
+    <w:p>
+      <w:pPr/>
+      <w:r>
+        <w:rPr>
+          <w:lang w:val="pt_PT" w:bidi="pt_PT"/>
+        </w:rPr>
+      </w:r>
+      <w:r>
+        <w:rPr>
+          <w:b/>
+          <w:lang w:val="pt_PT" w:bidi="pt_PT"/>
+        </w:rPr>
         <w:t>"com humildade".</w:t>
       </w:r>
     </w:p>
@@ -48530,6 +53615,21 @@
         <w:rPr>
           <w:lang w:val="pt_PT" w:bidi="pt_PT"/>
         </w:rPr>
+      </w:r>
+    </w:p>
+    <w:p>
+      <w:pPr/>
+      <w:r>
+        <w:rPr>
+          <w:lang w:val="pt_PT" w:bidi="pt_PT"/>
+        </w:rPr>
+      </w:r>
+      <w:r>
+        <w:rPr>
+          <w:b/>
+          <w:lang w:val="pt_PT" w:bidi="pt_PT"/>
+        </w:rPr>
+        <w:t>ὅτι</w:t>
       </w:r>
     </w:p>
     <w:p>
@@ -48773,6 +53873,21 @@
           <w:b/>
           <w:lang w:val="pt_PT" w:bidi="pt_PT"/>
         </w:rPr>
+        <w:t>δίδωσιν χάριν</w:t>
+      </w:r>
+    </w:p>
+    <w:p>
+      <w:pPr/>
+      <w:r>
+        <w:rPr>
+          <w:lang w:val="pt_PT" w:bidi="pt_PT"/>
+        </w:rPr>
+      </w:r>
+      <w:r>
+        <w:rPr>
+          <w:b/>
+          <w:lang w:val="pt_PT" w:bidi="pt_PT"/>
+        </w:rPr>
         <w:t>"mas é bondoso".</w:t>
       </w:r>
     </w:p>
@@ -48882,6 +53997,21 @@
           <w:b/>
           <w:lang w:val="pt_PT" w:bidi="pt_PT"/>
         </w:rPr>
+        <w:t>ὑπὸ τὴν κραταιὰν χεῖρα τοῦ Θεοῦ</w:t>
+      </w:r>
+    </w:p>
+    <w:p>
+      <w:pPr/>
+      <w:r>
+        <w:rPr>
+          <w:lang w:val="pt_PT" w:bidi="pt_PT"/>
+        </w:rPr>
+      </w:r>
+      <w:r>
+        <w:rPr>
+          <w:b/>
+          <w:lang w:val="pt_PT" w:bidi="pt_PT"/>
+        </w:rPr>
         <w:t>"da poderosa mão de Deus".</w:t>
       </w:r>
     </w:p>
@@ -48978,6 +54108,21 @@
           <w:b/>
           <w:lang w:val="pt_PT" w:bidi="pt_PT"/>
         </w:rPr>
+        <w:t>ὑμᾶς ὑψώσῃ</w:t>
+      </w:r>
+    </w:p>
+    <w:p>
+      <w:pPr/>
+      <w:r>
+        <w:rPr>
+          <w:lang w:val="pt_PT" w:bidi="pt_PT"/>
+        </w:rPr>
+      </w:r>
+      <w:r>
+        <w:rPr>
+          <w:b/>
+          <w:lang w:val="pt_PT" w:bidi="pt_PT"/>
+        </w:rPr>
         <w:t>"</w:t>
       </w:r>
       <w:r>
@@ -49127,6 +54272,21 @@
           <w:b/>
           <w:lang w:val="pt_PT" w:bidi="pt_PT"/>
         </w:rPr>
+        <w:t>πᾶσαν τὴν μέριμναν ὑμῶν ἐπιρίψαντες ἐπ’ αὐτόν</w:t>
+      </w:r>
+    </w:p>
+    <w:p>
+      <w:pPr/>
+      <w:r>
+        <w:rPr>
+          <w:lang w:val="pt_PT" w:bidi="pt_PT"/>
+        </w:rPr>
+      </w:r>
+      <w:r>
+        <w:rPr>
+          <w:b/>
+          <w:lang w:val="pt_PT" w:bidi="pt_PT"/>
+        </w:rPr>
         <w:t>"</w:t>
       </w:r>
       <w:r>
@@ -49262,6 +54422,21 @@
         <w:rPr>
           <w:lang w:val="pt_PT" w:bidi="pt_PT"/>
         </w:rPr>
+      </w:r>
+    </w:p>
+    <w:p>
+      <w:pPr/>
+      <w:r>
+        <w:rPr>
+          <w:lang w:val="pt_PT" w:bidi="pt_PT"/>
+        </w:rPr>
+      </w:r>
+      <w:r>
+        <w:rPr>
+          <w:b/>
+          <w:lang w:val="pt_PT" w:bidi="pt_PT"/>
+        </w:rPr>
+        <w:t>νήψατε, γρηγορήσατε</w:t>
       </w:r>
     </w:p>
     <w:p>
@@ -49539,6 +54714,21 @@
           <w:b/>
           <w:lang w:val="pt_PT" w:bidi="pt_PT"/>
         </w:rPr>
+        <w:t>ὡς λέων ὠρυόμενος περιπατεῖ, ζητῶν τινα καταπιεῖν</w:t>
+      </w:r>
+    </w:p>
+    <w:p>
+      <w:pPr/>
+      <w:r>
+        <w:rPr>
+          <w:lang w:val="pt_PT" w:bidi="pt_PT"/>
+        </w:rPr>
+      </w:r>
+      <w:r>
+        <w:rPr>
+          <w:b/>
+          <w:lang w:val="pt_PT" w:bidi="pt_PT"/>
+        </w:rPr>
         <w:t>"</w:t>
       </w:r>
       <w:r>
@@ -49688,6 +54878,21 @@
           <w:b/>
           <w:lang w:val="pt_PT" w:bidi="pt_PT"/>
         </w:rPr>
+        <w:t>στερεοὶ τῇ πίστει</w:t>
+      </w:r>
+    </w:p>
+    <w:p>
+      <w:pPr/>
+      <w:r>
+        <w:rPr>
+          <w:lang w:val="pt_PT" w:bidi="pt_PT"/>
+        </w:rPr>
+      </w:r>
+      <w:r>
+        <w:rPr>
+          <w:b/>
+          <w:lang w:val="pt_PT" w:bidi="pt_PT"/>
+        </w:rPr>
         <w:t>"Fiquem firmes na fé".</w:t>
       </w:r>
     </w:p>
@@ -49757,6 +54962,21 @@
         <w:rPr>
           <w:lang w:val="pt_PT" w:bidi="pt_PT"/>
         </w:rPr>
+      </w:r>
+    </w:p>
+    <w:p>
+      <w:pPr/>
+      <w:r>
+        <w:rPr>
+          <w:lang w:val="pt_PT" w:bidi="pt_PT"/>
+        </w:rPr>
+      </w:r>
+      <w:r>
+        <w:rPr>
+          <w:b/>
+          <w:lang w:val="pt_PT" w:bidi="pt_PT"/>
+        </w:rPr>
+        <w:t>τῇ πίστει</w:t>
       </w:r>
     </w:p>
     <w:p>
@@ -50373,6 +55593,21 @@
           <w:b/>
           <w:lang w:val="pt_PT" w:bidi="pt_PT"/>
         </w:rPr>
+        <w:t>ὁ &amp; Θεὸς πάσης χάριτος</w:t>
+      </w:r>
+    </w:p>
+    <w:p>
+      <w:pPr/>
+      <w:r>
+        <w:rPr>
+          <w:lang w:val="pt_PT" w:bidi="pt_PT"/>
+        </w:rPr>
+      </w:r>
+      <w:r>
+        <w:rPr>
+          <w:b/>
+          <w:lang w:val="pt_PT" w:bidi="pt_PT"/>
+        </w:rPr>
         <w:t>"</w:t>
       </w:r>
       <w:r>
@@ -50501,6 +55736,21 @@
           <w:b/>
           <w:lang w:val="pt_PT" w:bidi="pt_PT"/>
         </w:rPr>
+        <w:t>εἰς τὴν αἰώνιον αὐτοῦ δόξαν</w:t>
+      </w:r>
+    </w:p>
+    <w:p>
+      <w:pPr/>
+      <w:r>
+        <w:rPr>
+          <w:lang w:val="pt_PT" w:bidi="pt_PT"/>
+        </w:rPr>
+      </w:r>
+      <w:r>
+        <w:rPr>
+          <w:b/>
+          <w:lang w:val="pt_PT" w:bidi="pt_PT"/>
+        </w:rPr>
         <w:t>"para t</w:t>
       </w:r>
       <w:r>
@@ -50611,6 +55861,21 @@
           <w:b/>
           <w:lang w:val="pt_PT" w:bidi="pt_PT"/>
         </w:rPr>
+        <w:t>ἐν Χριστῷ</w:t>
+      </w:r>
+    </w:p>
+    <w:p>
+      <w:pPr/>
+      <w:r>
+        <w:rPr>
+          <w:lang w:val="pt_PT" w:bidi="pt_PT"/>
+        </w:rPr>
+      </w:r>
+      <w:r>
+        <w:rPr>
+          <w:b/>
+          <w:lang w:val="pt_PT" w:bidi="pt_PT"/>
+        </w:rPr>
         <w:t>"por estarem unidos com Cristo".</w:t>
       </w:r>
     </w:p>
@@ -50784,6 +56049,21 @@
           <w:b/>
           <w:lang w:val="pt_PT" w:bidi="pt_PT"/>
         </w:rPr>
+        <w:t>αὐτὸς καταρτίσει, στηρίξει, σθενώσει, θεμελιώσει</w:t>
+      </w:r>
+    </w:p>
+    <w:p>
+      <w:pPr/>
+      <w:r>
+        <w:rPr>
+          <w:lang w:val="pt_PT" w:bidi="pt_PT"/>
+        </w:rPr>
+      </w:r>
+      <w:r>
+        <w:rPr>
+          <w:b/>
+          <w:lang w:val="pt_PT" w:bidi="pt_PT"/>
+        </w:rPr>
         <w:t>"</w:t>
       </w:r>
       <w:r>
@@ -50933,6 +56213,21 @@
           <w:b/>
           <w:lang w:val="pt_PT" w:bidi="pt_PT"/>
         </w:rPr>
+        <w:t>αὐτῷ τὸ κράτος</w:t>
+      </w:r>
+    </w:p>
+    <w:p>
+      <w:pPr/>
+      <w:r>
+        <w:rPr>
+          <w:lang w:val="pt_PT" w:bidi="pt_PT"/>
+        </w:rPr>
+      </w:r>
+      <w:r>
+        <w:rPr>
+          <w:b/>
+          <w:lang w:val="pt_PT" w:bidi="pt_PT"/>
+        </w:rPr>
         <w:t>"</w:t>
       </w:r>
       <w:r>
@@ -51166,6 +56461,21 @@
           <w:b/>
           <w:lang w:val="pt_PT" w:bidi="pt_PT"/>
         </w:rPr>
+        <w:t>ἀδελφοῦ</w:t>
+      </w:r>
+    </w:p>
+    <w:p>
+      <w:pPr/>
+      <w:r>
+        <w:rPr>
+          <w:lang w:val="pt_PT" w:bidi="pt_PT"/>
+        </w:rPr>
+      </w:r>
+      <w:r>
+        <w:rPr>
+          <w:b/>
+          <w:lang w:val="pt_PT" w:bidi="pt_PT"/>
+        </w:rPr>
         <w:t>"um file irmão na fé".</w:t>
       </w:r>
     </w:p>
@@ -51275,6 +56585,21 @@
           <w:b/>
           <w:lang w:val="pt_PT" w:bidi="pt_PT"/>
         </w:rPr>
+        <w:t>ταύτην</w:t>
+      </w:r>
+    </w:p>
+    <w:p>
+      <w:pPr/>
+      <w:r>
+        <w:rPr>
+          <w:lang w:val="pt_PT" w:bidi="pt_PT"/>
+        </w:rPr>
+      </w:r>
+      <w:r>
+        <w:rPr>
+          <w:b/>
+          <w:lang w:val="pt_PT" w:bidi="pt_PT"/>
+        </w:rPr>
         <w:t>"são uma prova verdadeira da graça de Deus".</w:t>
       </w:r>
     </w:p>
@@ -51397,6 +56722,21 @@
           <w:b/>
           <w:lang w:val="pt_PT" w:bidi="pt_PT"/>
         </w:rPr>
+        <w:t>ταύτην εἶναι ἀληθῆ χάριν τοῦ Θεοῦ</w:t>
+      </w:r>
+    </w:p>
+    <w:p>
+      <w:pPr/>
+      <w:r>
+        <w:rPr>
+          <w:lang w:val="pt_PT" w:bidi="pt_PT"/>
+        </w:rPr>
+      </w:r>
+      <w:r>
+        <w:rPr>
+          <w:b/>
+          <w:lang w:val="pt_PT" w:bidi="pt_PT"/>
+        </w:rPr>
         <w:t>"</w:t>
       </w:r>
       <w:r>
@@ -51507,6 +56847,21 @@
           <w:b/>
           <w:lang w:val="pt_PT" w:bidi="pt_PT"/>
         </w:rPr>
+        <w:t>εἰς ἣν στῆτε</w:t>
+      </w:r>
+    </w:p>
+    <w:p>
+      <w:pPr/>
+      <w:r>
+        <w:rPr>
+          <w:lang w:val="pt_PT" w:bidi="pt_PT"/>
+        </w:rPr>
+      </w:r>
+      <w:r>
+        <w:rPr>
+          <w:b/>
+          <w:lang w:val="pt_PT" w:bidi="pt_PT"/>
+        </w:rPr>
         <w:t>"Continuem firmes".</w:t>
       </w:r>
     </w:p>
@@ -51603,6 +56958,21 @@
           <w:b/>
           <w:lang w:val="pt_PT" w:bidi="pt_PT"/>
         </w:rPr>
+        <w:t>εἰς ἣν στῆτε</w:t>
+      </w:r>
+    </w:p>
+    <w:p>
+      <w:pPr/>
+      <w:r>
+        <w:rPr>
+          <w:lang w:val="pt_PT" w:bidi="pt_PT"/>
+        </w:rPr>
+      </w:r>
+      <w:r>
+        <w:rPr>
+          <w:b/>
+          <w:lang w:val="pt_PT" w:bidi="pt_PT"/>
+        </w:rPr>
         <w:t>"Continuem firmes, pois, nessa graça".</w:t>
       </w:r>
     </w:p>
@@ -51725,6 +57095,21 @@
           <w:b/>
           <w:lang w:val="pt_PT" w:bidi="pt_PT"/>
         </w:rPr>
+        <w:t>ἡ ἐν Βαβυλῶνι συνεκλεκτὴ</w:t>
+      </w:r>
+    </w:p>
+    <w:p>
+      <w:pPr/>
+      <w:r>
+        <w:rPr>
+          <w:lang w:val="pt_PT" w:bidi="pt_PT"/>
+        </w:rPr>
+      </w:r>
+      <w:r>
+        <w:rPr>
+          <w:b/>
+          <w:lang w:val="pt_PT" w:bidi="pt_PT"/>
+        </w:rPr>
         <w:t>"</w:t>
       </w:r>
       <w:r>
@@ -51835,6 +57220,21 @@
           <w:b/>
           <w:lang w:val="pt_PT" w:bidi="pt_PT"/>
         </w:rPr>
+        <w:t>ἐν Βαβυλῶνι</w:t>
+      </w:r>
+    </w:p>
+    <w:p>
+      <w:pPr/>
+      <w:r>
+        <w:rPr>
+          <w:lang w:val="pt_PT" w:bidi="pt_PT"/>
+        </w:rPr>
+      </w:r>
+      <w:r>
+        <w:rPr>
+          <w:b/>
+          <w:lang w:val="pt_PT" w:bidi="pt_PT"/>
+        </w:rPr>
         <w:t>"em Babilônia".</w:t>
       </w:r>
     </w:p>
@@ -51931,6 +57331,21 @@
           <w:b/>
           <w:lang w:val="pt_PT" w:bidi="pt_PT"/>
         </w:rPr>
+        <w:t>συνεκλεκτὴ</w:t>
+      </w:r>
+    </w:p>
+    <w:p>
+      <w:pPr/>
+      <w:r>
+        <w:rPr>
+          <w:lang w:val="pt_PT" w:bidi="pt_PT"/>
+        </w:rPr>
+      </w:r>
+      <w:r>
+        <w:rPr>
+          <w:b/>
+          <w:lang w:val="pt_PT" w:bidi="pt_PT"/>
+        </w:rPr>
         <w:t>"escolhida também por Deus".</w:t>
       </w:r>
     </w:p>
@@ -52014,6 +57429,21 @@
           <w:b/>
           <w:lang w:val="pt_PT" w:bidi="pt_PT"/>
         </w:rPr>
+        <w:t>ἀσπάζεται</w:t>
+      </w:r>
+    </w:p>
+    <w:p>
+      <w:pPr/>
+      <w:r>
+        <w:rPr>
+          <w:lang w:val="pt_PT" w:bidi="pt_PT"/>
+        </w:rPr>
+      </w:r>
+      <w:r>
+        <w:rPr>
+          <w:b/>
+          <w:lang w:val="pt_PT" w:bidi="pt_PT"/>
+        </w:rPr>
         <w:t>"manda saudações".</w:t>
       </w:r>
     </w:p>
@@ -52077,6 +57507,21 @@
           <w:b/>
           <w:lang w:val="pt_PT" w:bidi="pt_PT"/>
         </w:rPr>
+        <w:t>ὁ υἱός μου</w:t>
+      </w:r>
+    </w:p>
+    <w:p>
+      <w:pPr/>
+      <w:r>
+        <w:rPr>
+          <w:lang w:val="pt_PT" w:bidi="pt_PT"/>
+        </w:rPr>
+      </w:r>
+      <w:r>
+        <w:rPr>
+          <w:b/>
+          <w:lang w:val="pt_PT" w:bidi="pt_PT"/>
+        </w:rPr>
         <w:t>"O meu filho Marcos".</w:t>
       </w:r>
     </w:p>
@@ -52186,6 +57631,21 @@
           <w:b/>
           <w:lang w:val="pt_PT" w:bidi="pt_PT"/>
         </w:rPr>
+        <w:t>ἀσπάσασθε</w:t>
+      </w:r>
+    </w:p>
+    <w:p>
+      <w:pPr/>
+      <w:r>
+        <w:rPr>
+          <w:lang w:val="pt_PT" w:bidi="pt_PT"/>
+        </w:rPr>
+      </w:r>
+      <w:r>
+        <w:rPr>
+          <w:b/>
+          <w:lang w:val="pt_PT" w:bidi="pt_PT"/>
+        </w:rPr>
         <w:t>"Cumprimentem uns aos outros".</w:t>
       </w:r>
     </w:p>
@@ -52276,6 +57736,21 @@
           <w:b/>
           <w:lang w:val="pt_PT" w:bidi="pt_PT"/>
         </w:rPr>
+        <w:t>ἐν φιλήματι ἀγάπης</w:t>
+      </w:r>
+    </w:p>
+    <w:p>
+      <w:pPr/>
+      <w:r>
+        <w:rPr>
+          <w:lang w:val="pt_PT" w:bidi="pt_PT"/>
+        </w:rPr>
+      </w:r>
+      <w:r>
+        <w:rPr>
+          <w:b/>
+          <w:lang w:val="pt_PT" w:bidi="pt_PT"/>
+        </w:rPr>
         <w:t>"</w:t>
       </w:r>
       <w:r>
@@ -52372,6 +57847,21 @@
         <w:rPr>
           <w:lang w:val="pt_PT" w:bidi="pt_PT"/>
         </w:rPr>
+      </w:r>
+    </w:p>
+    <w:p>
+      <w:pPr/>
+      <w:r>
+        <w:rPr>
+          <w:lang w:val="pt_PT" w:bidi="pt_PT"/>
+        </w:rPr>
+      </w:r>
+      <w:r>
+        <w:rPr>
+          <w:b/>
+          <w:lang w:val="pt_PT" w:bidi="pt_PT"/>
+        </w:rPr>
+        <w:t>εἰρήνη ὑμῖν πᾶσιν, τοῖς ἐν Χριστῷ</w:t>
       </w:r>
     </w:p>
     <w:p>

--- a/por/docx/60.content.docx
+++ b/por/docx/60.content.docx
@@ -321,6 +321,21 @@
           <w:b/>
           <w:lang w:val="pt_PT" w:bidi="pt_PT"/>
         </w:rPr>
+        <w:t>ἀπόστολος Ἰησοῦ Χριστοῦ</w:t>
+      </w:r>
+    </w:p>
+    <w:p>
+      <w:pPr/>
+      <w:r>
+        <w:rPr>
+          <w:lang w:val="pt_PT" w:bidi="pt_PT"/>
+        </w:rPr>
+      </w:r>
+      <w:r>
+        <w:rPr>
+          <w:b/>
+          <w:lang w:val="pt_PT" w:bidi="pt_PT"/>
+        </w:rPr>
         <w:t>"apóstolo de Jesus Cristo".</w:t>
       </w:r>
     </w:p>
@@ -939,6 +954,21 @@
           <w:b/>
           <w:lang w:val="pt_PT" w:bidi="pt_PT"/>
         </w:rPr>
+        <w:t>Πόντου, Γαλατίας, Καππαδοκίας, Ἀσίας, καὶ Βιθυνίας</w:t>
+      </w:r>
+    </w:p>
+    <w:p>
+      <w:pPr/>
+      <w:r>
+        <w:rPr>
+          <w:lang w:val="pt_PT" w:bidi="pt_PT"/>
+        </w:rPr>
+      </w:r>
+      <w:r>
+        <w:rPr>
+          <w:b/>
+          <w:lang w:val="pt_PT" w:bidi="pt_PT"/>
+        </w:rPr>
         <w:t>"do Ponto, Galácia, Capadócia, Ásia e Bitínia".</w:t>
       </w:r>
     </w:p>
@@ -1081,6 +1111,21 @@
           <w:b/>
           <w:lang w:val="pt_PT" w:bidi="pt_PT"/>
         </w:rPr>
+        <w:t>πρόγνωσιν Θεοῦ Πατρός</w:t>
+      </w:r>
+    </w:p>
+    <w:p>
+      <w:pPr/>
+      <w:r>
+        <w:rPr>
+          <w:lang w:val="pt_PT" w:bidi="pt_PT"/>
+        </w:rPr>
+      </w:r>
+      <w:r>
+        <w:rPr>
+          <w:b/>
+          <w:lang w:val="pt_PT" w:bidi="pt_PT"/>
+        </w:rPr>
         <w:t>"Vocês foram escolhidos de acordo com o propósito de Deus, o Pai".</w:t>
       </w:r>
     </w:p>
@@ -1634,6 +1679,21 @@
           <w:b/>
           <w:lang w:val="pt_PT" w:bidi="pt_PT"/>
         </w:rPr>
+        <w:t>χάρις ὑμῖν καὶ εἰρήνη πληθυνθείη</w:t>
+      </w:r>
+    </w:p>
+    <w:p>
+      <w:pPr/>
+      <w:r>
+        <w:rPr>
+          <w:lang w:val="pt_PT" w:bidi="pt_PT"/>
+        </w:rPr>
+      </w:r>
+      <w:r>
+        <w:rPr>
+          <w:b/>
+          <w:lang w:val="pt_PT" w:bidi="pt_PT"/>
+        </w:rPr>
         <w:t>"Que vocês tenham, mais e mais, a graça e a paz de Deus!".</w:t>
       </w:r>
     </w:p>
@@ -1815,6 +1875,21 @@
           <w:b/>
           <w:lang w:val="pt_PT" w:bidi="pt_PT"/>
         </w:rPr>
+        <w:t>Πατρός</w:t>
+      </w:r>
+    </w:p>
+    <w:p>
+      <w:pPr/>
+      <w:r>
+        <w:rPr>
+          <w:lang w:val="pt_PT" w:bidi="pt_PT"/>
+        </w:rPr>
+      </w:r>
+      <w:r>
+        <w:rPr>
+          <w:b/>
+          <w:lang w:val="pt_PT" w:bidi="pt_PT"/>
+        </w:rPr>
         <w:t>"de Deus, o Pai".</w:t>
       </w:r>
     </w:p>
@@ -1905,6 +1980,21 @@
           <w:b/>
           <w:lang w:val="pt_PT" w:bidi="pt_PT"/>
         </w:rPr>
+        <w:t>ἐν ἁγιασμῷ Πνεύματος</w:t>
+      </w:r>
+    </w:p>
+    <w:p>
+      <w:pPr/>
+      <w:r>
+        <w:rPr>
+          <w:lang w:val="pt_PT" w:bidi="pt_PT"/>
+        </w:rPr>
+      </w:r>
+      <w:r>
+        <w:rPr>
+          <w:b/>
+          <w:lang w:val="pt_PT" w:bidi="pt_PT"/>
+        </w:rPr>
         <w:t>"E pelo Espírito de Deus vocês foram feitos um povo dedicado a ele a fim de obedecerem".</w:t>
       </w:r>
     </w:p>
@@ -2137,6 +2227,21 @@
         <w:rPr>
           <w:lang w:val="pt_PT" w:bidi="pt_PT"/>
         </w:rPr>
+      </w:r>
+    </w:p>
+    <w:p>
+      <w:pPr/>
+      <w:r>
+        <w:rPr>
+          <w:lang w:val="pt_PT" w:bidi="pt_PT"/>
+        </w:rPr>
+      </w:r>
+      <w:r>
+        <w:rPr>
+          <w:b/>
+          <w:lang w:val="pt_PT" w:bidi="pt_PT"/>
+        </w:rPr>
+        <w:t>εἰς ὑπακοὴν καὶ ῥαντισμὸν αἵματος Ἰησοῦ Χριστοῦ</w:t>
       </w:r>
     </w:p>
     <w:p>
@@ -2766,6 +2871,21 @@
           <w:b/>
           <w:lang w:val="pt_PT" w:bidi="pt_PT"/>
         </w:rPr>
+        <w:t>δι’ ἀναστάσεως Ἰησοῦ Χριστοῦ ἐκ νεκρῶν</w:t>
+      </w:r>
+    </w:p>
+    <w:p>
+      <w:pPr/>
+      <w:r>
+        <w:rPr>
+          <w:lang w:val="pt_PT" w:bidi="pt_PT"/>
+        </w:rPr>
+      </w:r>
+      <w:r>
+        <w:rPr>
+          <w:b/>
+          <w:lang w:val="pt_PT" w:bidi="pt_PT"/>
+        </w:rPr>
         <w:t>"pela ressurreição de Jesus Cristo".</w:t>
       </w:r>
     </w:p>
@@ -2862,6 +2982,21 @@
           <w:b/>
           <w:lang w:val="pt_PT" w:bidi="pt_PT"/>
         </w:rPr>
+        <w:t>Πατὴρ</w:t>
+      </w:r>
+    </w:p>
+    <w:p>
+      <w:pPr/>
+      <w:r>
+        <w:rPr>
+          <w:lang w:val="pt_PT" w:bidi="pt_PT"/>
+        </w:rPr>
+      </w:r>
+      <w:r>
+        <w:rPr>
+          <w:b/>
+          <w:lang w:val="pt_PT" w:bidi="pt_PT"/>
+        </w:rPr>
         <w:t>"ao Deus e Pai".</w:t>
       </w:r>
     </w:p>
@@ -3408,6 +3543,21 @@
         <w:rPr>
           <w:lang w:val="pt_PT" w:bidi="pt_PT"/>
         </w:rPr>
+      </w:r>
+    </w:p>
+    <w:p>
+      <w:pPr/>
+      <w:r>
+        <w:rPr>
+          <w:lang w:val="pt_PT" w:bidi="pt_PT"/>
+        </w:rPr>
+      </w:r>
+      <w:r>
+        <w:rPr>
+          <w:b/>
+          <w:lang w:val="pt_PT" w:bidi="pt_PT"/>
+        </w:rPr>
+        <w:t>ὁ &amp; ἀναγεννήσας ἡμᾶς εἰς ἐλπίδα ζῶσαν, δι’ ἀναστάσεως Ἰησοῦ Χριστοῦ ἐκ νεκρῶν</w:t>
       </w:r>
     </w:p>
     <w:p>
@@ -3958,6 +4108,21 @@
           <w:b/>
           <w:lang w:val="pt_PT" w:bidi="pt_PT"/>
         </w:rPr>
+        <w:t>εἰς κληρονομίαν ἄφθαρτον, καὶ ἀμίαντον, καὶ ἀμάραντον</w:t>
+      </w:r>
+    </w:p>
+    <w:p>
+      <w:pPr/>
+      <w:r>
+        <w:rPr>
+          <w:lang w:val="pt_PT" w:bidi="pt_PT"/>
+        </w:rPr>
+      </w:r>
+      <w:r>
+        <w:rPr>
+          <w:b/>
+          <w:lang w:val="pt_PT" w:bidi="pt_PT"/>
+        </w:rPr>
         <w:t>"as ricas bênçãos que Deus guarda para o seu povo".</w:t>
       </w:r>
     </w:p>
@@ -4191,6 +4356,21 @@
           <w:b/>
           <w:lang w:val="pt_PT" w:bidi="pt_PT"/>
         </w:rPr>
+        <w:t>τετηρημένην ἐν οὐρανοῖς εἰς ὑμᾶς</w:t>
+      </w:r>
+    </w:p>
+    <w:p>
+      <w:pPr/>
+      <w:r>
+        <w:rPr>
+          <w:lang w:val="pt_PT" w:bidi="pt_PT"/>
+        </w:rPr>
+      </w:r>
+      <w:r>
+        <w:rPr>
+          <w:b/>
+          <w:lang w:val="pt_PT" w:bidi="pt_PT"/>
+        </w:rPr>
         <w:t>"que Deus guarda para o seu povo. Ele as guarda no céu".</w:t>
       </w:r>
     </w:p>
@@ -4274,6 +4454,21 @@
           <w:b/>
           <w:lang w:val="pt_PT" w:bidi="pt_PT"/>
         </w:rPr>
+        <w:t>τοὺς ἐν δυνάμει Θεοῦ φρουρουμένους</w:t>
+      </w:r>
+    </w:p>
+    <w:p>
+      <w:pPr/>
+      <w:r>
+        <w:rPr>
+          <w:lang w:val="pt_PT" w:bidi="pt_PT"/>
+        </w:rPr>
+      </w:r>
+      <w:r>
+        <w:rPr>
+          <w:b/>
+          <w:lang w:val="pt_PT" w:bidi="pt_PT"/>
+        </w:rPr>
         <w:t>"são guardados pelo poder de Deus".</w:t>
       </w:r>
     </w:p>
@@ -4565,6 +4760,21 @@
         <w:rPr>
           <w:lang w:val="pt_PT" w:bidi="pt_PT"/>
         </w:rPr>
+      </w:r>
+    </w:p>
+    <w:p>
+      <w:pPr/>
+      <w:r>
+        <w:rPr>
+          <w:lang w:val="pt_PT" w:bidi="pt_PT"/>
+        </w:rPr>
+      </w:r>
+      <w:r>
+        <w:rPr>
+          <w:b/>
+          <w:lang w:val="pt_PT" w:bidi="pt_PT"/>
+        </w:rPr>
+        <w:t>εἰς σωτηρίαν ἑτοίμην ἀποκαλυφθῆναι</w:t>
       </w:r>
     </w:p>
     <w:p>
@@ -5234,6 +5444,21 @@
           <w:b/>
           <w:lang w:val="pt_PT" w:bidi="pt_PT"/>
         </w:rPr>
+        <w:t>ὀλίγον ἄρτι, εἰ δέον λυπηθέντες ἐν ποικίλοις πειρασμοῖς</w:t>
+      </w:r>
+    </w:p>
+    <w:p>
+      <w:pPr/>
+      <w:r>
+        <w:rPr>
+          <w:lang w:val="pt_PT" w:bidi="pt_PT"/>
+        </w:rPr>
+      </w:r>
+      <w:r>
+        <w:rPr>
+          <w:b/>
+          <w:lang w:val="pt_PT" w:bidi="pt_PT"/>
+        </w:rPr>
         <w:t>"se bem que agora é possível que vocês fiquem tristes por algum tempo, por causa dos muitos tipos de provações que vocês estão sofrendo".</w:t>
       </w:r>
     </w:p>
@@ -5591,6 +5816,21 @@
           <w:b/>
           <w:lang w:val="pt_PT" w:bidi="pt_PT"/>
         </w:rPr>
+        <w:t>ἵνα τὸ δοκίμιον ὑμῶν τῆς πίστεως πολυτιμότερον χρυσίου τοῦ ἀπολλυμένου, διὰ πυρὸς δὲ δοκιμαζομένου, εὑρεθῇ εἰς ἔπαινον, καὶ δόξαν, καὶ τιμὴν, ἐν ἀποκαλύψει Ἰησοῦ Χριστοῦ</w:t>
+      </w:r>
+    </w:p>
+    <w:p>
+      <w:pPr/>
+      <w:r>
+        <w:rPr>
+          <w:lang w:val="pt_PT" w:bidi="pt_PT"/>
+        </w:rPr>
+      </w:r>
+      <w:r>
+        <w:rPr>
+          <w:b/>
+          <w:lang w:val="pt_PT" w:bidi="pt_PT"/>
+        </w:rPr>
         <w:t>"que a fé que vocês têm é verdadeira... até o ouro, que pode ser destruído, é provado pelo fogo... vocês receberão aprovação, glória e honra, no dia em que Jesus Cristo for revelado".</w:t>
       </w:r>
     </w:p>
@@ -5811,6 +6051,21 @@
           <w:b/>
           <w:lang w:val="pt_PT" w:bidi="pt_PT"/>
         </w:rPr>
+        <w:t>εὑρεθῇ εἰς ἔπαινον, καὶ δόξαν, καὶ τιμὴν</w:t>
+      </w:r>
+    </w:p>
+    <w:p>
+      <w:pPr/>
+      <w:r>
+        <w:rPr>
+          <w:lang w:val="pt_PT" w:bidi="pt_PT"/>
+        </w:rPr>
+      </w:r>
+      <w:r>
+        <w:rPr>
+          <w:b/>
+          <w:lang w:val="pt_PT" w:bidi="pt_PT"/>
+        </w:rPr>
         <w:t>"E assim vocês receberão aprovação, glória e honra.</w:t>
       </w:r>
     </w:p>
@@ -6005,6 +6260,21 @@
           <w:b/>
           <w:lang w:val="pt_PT" w:bidi="pt_PT"/>
         </w:rPr>
+        <w:t>ἐν ἀποκαλύψει Ἰησοῦ Χριστοῦ</w:t>
+      </w:r>
+    </w:p>
+    <w:p>
+      <w:pPr/>
+      <w:r>
+        <w:rPr>
+          <w:lang w:val="pt_PT" w:bidi="pt_PT"/>
+        </w:rPr>
+      </w:r>
+      <w:r>
+        <w:rPr>
+          <w:b/>
+          <w:lang w:val="pt_PT" w:bidi="pt_PT"/>
+        </w:rPr>
         <w:t>"no dia em que Jesus Cristo for revelado".</w:t>
       </w:r>
     </w:p>
@@ -6251,6 +6521,21 @@
           <w:b/>
           <w:lang w:val="pt_PT" w:bidi="pt_PT"/>
         </w:rPr>
+        <w:t>κομιζόμενοι &amp; σωτηρίαν</w:t>
+      </w:r>
+    </w:p>
+    <w:p>
+      <w:pPr/>
+      <w:r>
+        <w:rPr>
+          <w:lang w:val="pt_PT" w:bidi="pt_PT"/>
+        </w:rPr>
+      </w:r>
+      <w:r>
+        <w:rPr>
+          <w:b/>
+          <w:lang w:val="pt_PT" w:bidi="pt_PT"/>
+        </w:rPr>
         <w:t>"porque estão recebendo a sua salvação".</w:t>
       </w:r>
     </w:p>
@@ -7456,6 +7741,21 @@
           <w:b/>
           <w:lang w:val="pt_PT" w:bidi="pt_PT"/>
         </w:rPr>
+        <w:t>τὰ εἰς Χριστὸν παθήματα, καὶ τὰς μετὰ ταῦτα δόξας</w:t>
+      </w:r>
+    </w:p>
+    <w:p>
+      <w:pPr/>
+      <w:r>
+        <w:rPr>
+          <w:lang w:val="pt_PT" w:bidi="pt_PT"/>
+        </w:rPr>
+      </w:r>
+      <w:r>
+        <w:rPr>
+          <w:b/>
+          <w:lang w:val="pt_PT" w:bidi="pt_PT"/>
+        </w:rPr>
         <w:t>"os sofrimentos que Cristo teria de suportar e a glória que viria depois".</w:t>
       </w:r>
     </w:p>
@@ -7663,6 +7963,21 @@
           <w:b/>
           <w:lang w:val="pt_PT" w:bidi="pt_PT"/>
         </w:rPr>
+        <w:t>ἃ νῦν ἀνηγγέλη ὑμῖν, διὰ τῶν εὐαγγελισαμένων ὑμᾶς</w:t>
+      </w:r>
+    </w:p>
+    <w:p>
+      <w:pPr/>
+      <w:r>
+        <w:rPr>
+          <w:lang w:val="pt_PT" w:bidi="pt_PT"/>
+        </w:rPr>
+      </w:r>
+      <w:r>
+        <w:rPr>
+          <w:b/>
+          <w:lang w:val="pt_PT" w:bidi="pt_PT"/>
+        </w:rPr>
         <w:t>"o trabalho que faziam não era para o benefício deles, mas para o bem de vocês".</w:t>
       </w:r>
     </w:p>
@@ -7843,6 +8158,21 @@
         <w:rPr>
           <w:lang w:val="pt_PT" w:bidi="pt_PT"/>
         </w:rPr>
+      </w:r>
+    </w:p>
+    <w:p>
+      <w:pPr/>
+      <w:r>
+        <w:rPr>
+          <w:lang w:val="pt_PT" w:bidi="pt_PT"/>
+        </w:rPr>
+      </w:r>
+      <w:r>
+        <w:rPr>
+          <w:b/>
+          <w:lang w:val="pt_PT" w:bidi="pt_PT"/>
+        </w:rPr>
+        <w:t>ἀποσταλέντι ἀπ’ οὐρανοῦ</w:t>
       </w:r>
     </w:p>
     <w:p>
@@ -9073,6 +9403,21 @@
           <w:b/>
           <w:lang w:val="pt_PT" w:bidi="pt_PT"/>
         </w:rPr>
+        <w:t>ἀποκαλύψει Ἰησοῦ Χριστοῦ</w:t>
+      </w:r>
+    </w:p>
+    <w:p>
+      <w:pPr/>
+      <w:r>
+        <w:rPr>
+          <w:lang w:val="pt_PT" w:bidi="pt_PT"/>
+        </w:rPr>
+      </w:r>
+      <w:r>
+        <w:rPr>
+          <w:b/>
+          <w:lang w:val="pt_PT" w:bidi="pt_PT"/>
+        </w:rPr>
         <w:t>" quando Jesus Cristo for revelado".</w:t>
       </w:r>
     </w:p>
@@ -9572,6 +9917,21 @@
           <w:b/>
           <w:lang w:val="pt_PT" w:bidi="pt_PT"/>
         </w:rPr>
+        <w:t>μὴ συνσχηματιζόμενοι ταῖς πρότερον &amp; ἐπιθυμίαις</w:t>
+      </w:r>
+    </w:p>
+    <w:p>
+      <w:pPr/>
+      <w:r>
+        <w:rPr>
+          <w:lang w:val="pt_PT" w:bidi="pt_PT"/>
+        </w:rPr>
+      </w:r>
+      <w:r>
+        <w:rPr>
+          <w:b/>
+          <w:lang w:val="pt_PT" w:bidi="pt_PT"/>
+        </w:rPr>
         <w:t>"não deixem que a vida de vocês seja dominada por aqueles desejos que vocês tinham quando ainda eram ignorantes".</w:t>
       </w:r>
     </w:p>
@@ -9765,6 +10125,21 @@
         <w:rPr>
           <w:lang w:val="pt_PT" w:bidi="pt_PT"/>
         </w:rPr>
+      </w:r>
+    </w:p>
+    <w:p>
+      <w:pPr/>
+      <w:r>
+        <w:rPr>
+          <w:lang w:val="pt_PT" w:bidi="pt_PT"/>
+        </w:rPr>
+      </w:r>
+      <w:r>
+        <w:rPr>
+          <w:b/>
+          <w:lang w:val="pt_PT" w:bidi="pt_PT"/>
+        </w:rPr>
+        <w:t>τὸν καλέσαντα ὑμᾶς</w:t>
       </w:r>
     </w:p>
     <w:p>
@@ -10546,6 +10921,21 @@
           <w:b/>
           <w:lang w:val="pt_PT" w:bidi="pt_PT"/>
         </w:rPr>
+        <w:t>τὸν ἀπροσωπολήμπτως κρίνοντα</w:t>
+      </w:r>
+    </w:p>
+    <w:p>
+      <w:pPr/>
+      <w:r>
+        <w:rPr>
+          <w:lang w:val="pt_PT" w:bidi="pt_PT"/>
+        </w:rPr>
+      </w:r>
+      <w:r>
+        <w:rPr>
+          <w:b/>
+          <w:lang w:val="pt_PT" w:bidi="pt_PT"/>
+        </w:rPr>
         <w:t>"ele que julga com igualdade as pessoas".</w:t>
       </w:r>
     </w:p>
@@ -10740,6 +11130,21 @@
           <w:b/>
           <w:lang w:val="pt_PT" w:bidi="pt_PT"/>
         </w:rPr>
+        <w:t>οὐ φθαρτοῖς, ἀργυρίῳ ἢ χρυσίῳ, ἐλυτρώθητε ἐκ τῆς ματαίας ὑμῶν ἀναστροφῆς πατροπαραδότου</w:t>
+      </w:r>
+    </w:p>
+    <w:p>
+      <w:pPr/>
+      <w:r>
+        <w:rPr>
+          <w:lang w:val="pt_PT" w:bidi="pt_PT"/>
+        </w:rPr>
+      </w:r>
+      <w:r>
+        <w:rPr>
+          <w:b/>
+          <w:lang w:val="pt_PT" w:bidi="pt_PT"/>
+        </w:rPr>
         <w:t>"Pois vocês sabem o preço que foi pago para livrá-los da vida inútil que herdaram dos seus antepassados. Esse preço não foi uma coisa que perde o seu valor como o ouro ou a prata".</w:t>
       </w:r>
     </w:p>
@@ -11267,6 +11672,21 @@
           <w:b/>
           <w:lang w:val="pt_PT" w:bidi="pt_PT"/>
         </w:rPr>
+        <w:t>τιμίῳ αἵματι &amp; Χριστοῦ</w:t>
+      </w:r>
+    </w:p>
+    <w:p>
+      <w:pPr/>
+      <w:r>
+        <w:rPr>
+          <w:lang w:val="pt_PT" w:bidi="pt_PT"/>
+        </w:rPr>
+      </w:r>
+      <w:r>
+        <w:rPr>
+          <w:b/>
+          <w:lang w:val="pt_PT" w:bidi="pt_PT"/>
+        </w:rPr>
         <w:t>"pelo precioso sangue de Cristo".</w:t>
       </w:r>
     </w:p>
@@ -11781,6 +12201,21 @@
           <w:b/>
           <w:lang w:val="pt_PT" w:bidi="pt_PT"/>
         </w:rPr>
+        <w:t>πρὸ καταβολῆς κόσμου</w:t>
+      </w:r>
+    </w:p>
+    <w:p>
+      <w:pPr/>
+      <w:r>
+        <w:rPr>
+          <w:lang w:val="pt_PT" w:bidi="pt_PT"/>
+        </w:rPr>
+      </w:r>
+      <w:r>
+        <w:rPr>
+          <w:b/>
+          <w:lang w:val="pt_PT" w:bidi="pt_PT"/>
+        </w:rPr>
         <w:t>"antes da criação do mundo".</w:t>
       </w:r>
     </w:p>
@@ -12432,6 +12867,21 @@
           <w:b/>
           <w:lang w:val="pt_PT" w:bidi="pt_PT"/>
         </w:rPr>
+        <w:t>τὴν πίστιν ὑμῶν καὶ ἐλπίδα, εἶναι εἰς Θεόν</w:t>
+      </w:r>
+    </w:p>
+    <w:p>
+      <w:pPr/>
+      <w:r>
+        <w:rPr>
+          <w:lang w:val="pt_PT" w:bidi="pt_PT"/>
+        </w:rPr>
+      </w:r>
+      <w:r>
+        <w:rPr>
+          <w:b/>
+          <w:lang w:val="pt_PT" w:bidi="pt_PT"/>
+        </w:rPr>
         <w:t>"Assim a fé e a esperança que vocês têm estão firmadas em Deus".</w:t>
       </w:r>
     </w:p>
@@ -12645,6 +13095,21 @@
         <w:rPr>
           <w:lang w:val="pt_PT" w:bidi="pt_PT"/>
         </w:rPr>
+      </w:r>
+    </w:p>
+    <w:p>
+      <w:pPr/>
+      <w:r>
+        <w:rPr>
+          <w:lang w:val="pt_PT" w:bidi="pt_PT"/>
+        </w:rPr>
+      </w:r>
+      <w:r>
+        <w:rPr>
+          <w:b/>
+          <w:lang w:val="pt_PT" w:bidi="pt_PT"/>
+        </w:rPr>
+        <w:t>τὰς ψυχὰς</w:t>
       </w:r>
     </w:p>
     <w:p>
@@ -13308,6 +13773,21 @@
           <w:b/>
           <w:lang w:val="pt_PT" w:bidi="pt_PT"/>
         </w:rPr>
+        <w:t>ἀναγεγεννημένοι</w:t>
+      </w:r>
+    </w:p>
+    <w:p>
+      <w:pPr/>
+      <w:r>
+        <w:rPr>
+          <w:lang w:val="pt_PT" w:bidi="pt_PT"/>
+        </w:rPr>
+      </w:r>
+      <w:r>
+        <w:rPr>
+          <w:b/>
+          <w:lang w:val="pt_PT" w:bidi="pt_PT"/>
+        </w:rPr>
         <w:t>"nasceram de novo".</w:t>
       </w:r>
     </w:p>
@@ -14059,6 +14539,21 @@
           <w:b/>
           <w:lang w:val="pt_PT" w:bidi="pt_PT"/>
         </w:rPr>
+        <w:t>πᾶσα σὰρξ ὡς χόρτος, καὶ πᾶσα δόξα αὐτῆς ὡς ἄνθος χόρτου. ἐξηράνθη ὁ χόρτος, καὶ τὸ ἄνθος ἐξέπεσεν</w:t>
+      </w:r>
+    </w:p>
+    <w:p>
+      <w:pPr/>
+      <w:r>
+        <w:rPr>
+          <w:lang w:val="pt_PT" w:bidi="pt_PT"/>
+        </w:rPr>
+      </w:r>
+      <w:r>
+        <w:rPr>
+          <w:b/>
+          <w:lang w:val="pt_PT" w:bidi="pt_PT"/>
+        </w:rPr>
         <w:t>"Como dizem as Escrituras Sagradas".</w:t>
       </w:r>
     </w:p>
@@ -14408,6 +14903,21 @@
           <w:b/>
           <w:lang w:val="pt_PT" w:bidi="pt_PT"/>
         </w:rPr>
+        <w:t>ἄνθος χόρτου. ἐξηράνθη ὁ χόρτος, καὶ τὸ ἄνθος ἐξέπεσεν</w:t>
+      </w:r>
+    </w:p>
+    <w:p>
+      <w:pPr/>
+      <w:r>
+        <w:rPr>
+          <w:lang w:val="pt_PT" w:bidi="pt_PT"/>
+        </w:rPr>
+      </w:r>
+      <w:r>
+        <w:rPr>
+          <w:b/>
+          <w:lang w:val="pt_PT" w:bidi="pt_PT"/>
+        </w:rPr>
         <w:t>"A erva seca e a flor cai"</w:t>
       </w:r>
     </w:p>
@@ -15258,6 +15768,21 @@
           <w:b/>
           <w:lang w:val="pt_PT" w:bidi="pt_PT"/>
         </w:rPr>
+        <w:t>τὸ ῥῆμα τὸ εὐαγγελισθὲν</w:t>
+      </w:r>
+    </w:p>
+    <w:p>
+      <w:pPr/>
+      <w:r>
+        <w:rPr>
+          <w:lang w:val="pt_PT" w:bidi="pt_PT"/>
+        </w:rPr>
+      </w:r>
+      <w:r>
+        <w:rPr>
+          <w:b/>
+          <w:lang w:val="pt_PT" w:bidi="pt_PT"/>
+        </w:rPr>
         <w:t>"Esta é a palavra que o evangelho trouxe para vocês".</w:t>
       </w:r>
     </w:p>
@@ -15464,6 +15989,21 @@
           <w:b/>
           <w:lang w:val="pt_PT" w:bidi="pt_PT"/>
         </w:rPr>
+        <w:t>ἀποθέμενοι &amp; πᾶσαν κακίαν, καὶ πάντα δόλον, καὶ ὑποκρίσεις, καὶ φθόνους, καὶ πάσας καταλαλιάς</w:t>
+      </w:r>
+    </w:p>
+    <w:p>
+      <w:pPr/>
+      <w:r>
+        <w:rPr>
+          <w:lang w:val="pt_PT" w:bidi="pt_PT"/>
+        </w:rPr>
+      </w:r>
+      <w:r>
+        <w:rPr>
+          <w:b/>
+          <w:lang w:val="pt_PT" w:bidi="pt_PT"/>
+        </w:rPr>
         <w:t>"abandonem tudo o que é mau, toda mentira, fingimento, inveja e críticas injustas".</w:t>
       </w:r>
     </w:p>
@@ -15547,6 +16087,21 @@
           <w:b/>
           <w:lang w:val="pt_PT" w:bidi="pt_PT"/>
         </w:rPr>
+        <w:t>ἀποθέμενοι &amp; πᾶσαν κακίαν, καὶ πάντα δόλον, καὶ ὑποκρίσεις, καὶ φθόνους, καὶ πάσας καταλαλιάς</w:t>
+      </w:r>
+    </w:p>
+    <w:p>
+      <w:pPr/>
+      <w:r>
+        <w:rPr>
+          <w:lang w:val="pt_PT" w:bidi="pt_PT"/>
+        </w:rPr>
+      </w:r>
+      <w:r>
+        <w:rPr>
+          <w:b/>
+          <w:lang w:val="pt_PT" w:bidi="pt_PT"/>
+        </w:rPr>
         <w:t>"abandonem tudo o que é mau, toda mentira, fingimento, inveja e críticas injustas".</w:t>
       </w:r>
     </w:p>
@@ -15643,6 +16198,21 @@
           <w:b/>
           <w:lang w:val="pt_PT" w:bidi="pt_PT"/>
         </w:rPr>
+        <w:t>ἀποθέμενοι &amp; πᾶσαν κακίαν, καὶ πάντα δόλον, καὶ ὑποκρίσεις, καὶ φθόνους, καὶ πάσας καταλαλιάς</w:t>
+      </w:r>
+    </w:p>
+    <w:p>
+      <w:pPr/>
+      <w:r>
+        <w:rPr>
+          <w:lang w:val="pt_PT" w:bidi="pt_PT"/>
+        </w:rPr>
+      </w:r>
+      <w:r>
+        <w:rPr>
+          <w:b/>
+          <w:lang w:val="pt_PT" w:bidi="pt_PT"/>
+        </w:rPr>
         <w:t>"abandonem tudo o que é mau, toda mentira, fingimento, inveja e críticas injustas".</w:t>
       </w:r>
     </w:p>
@@ -15875,6 +16445,21 @@
         <w:rPr>
           <w:lang w:val="pt_PT" w:bidi="pt_PT"/>
         </w:rPr>
+      </w:r>
+    </w:p>
+    <w:p>
+      <w:pPr/>
+      <w:r>
+        <w:rPr>
+          <w:lang w:val="pt_PT" w:bidi="pt_PT"/>
+        </w:rPr>
+      </w:r>
+      <w:r>
+        <w:rPr>
+          <w:b/>
+          <w:lang w:val="pt_PT" w:bidi="pt_PT"/>
+        </w:rPr>
+        <w:t>ἐπιποθήσατε</w:t>
       </w:r>
     </w:p>
     <w:p>
@@ -16727,6 +17312,21 @@
           <w:b/>
           <w:lang w:val="pt_PT" w:bidi="pt_PT"/>
         </w:rPr>
+        <w:t>ἐγεύσασθε ὅτι χρηστὸς ὁ Κύριος</w:t>
+      </w:r>
+    </w:p>
+    <w:p>
+      <w:pPr/>
+      <w:r>
+        <w:rPr>
+          <w:lang w:val="pt_PT" w:bidi="pt_PT"/>
+        </w:rPr>
+      </w:r>
+      <w:r>
+        <w:rPr>
+          <w:b/>
+          <w:lang w:val="pt_PT" w:bidi="pt_PT"/>
+        </w:rPr>
         <w:t>"Vocês já descobriram por vocês mesmos que o Senhor é bom".</w:t>
       </w:r>
     </w:p>
@@ -17866,6 +18466,21 @@
           <w:b/>
           <w:lang w:val="pt_PT" w:bidi="pt_PT"/>
         </w:rPr>
+        <w:t>οἰκοδομεῖσθε, οἶκος πνευματικὸς</w:t>
+      </w:r>
+    </w:p>
+    <w:p>
+      <w:pPr/>
+      <w:r>
+        <w:rPr>
+          <w:lang w:val="pt_PT" w:bidi="pt_PT"/>
+        </w:rPr>
+      </w:r>
+      <w:r>
+        <w:rPr>
+          <w:b/>
+          <w:lang w:val="pt_PT" w:bidi="pt_PT"/>
+        </w:rPr>
         <w:t>"Vocês... deixem que Deus os use na construção de um templo espiritual".</w:t>
       </w:r>
     </w:p>
@@ -18711,6 +19326,21 @@
           <w:b/>
           <w:lang w:val="pt_PT" w:bidi="pt_PT"/>
         </w:rPr>
+        <w:t>ἰδοὺ, τίθημι ἐν Σιὼν λίθον, ἀκρογωνιαῖον ἐκλεκτὸν ἔντιμον; καὶ ὁ πιστεύων ἐπ’ αὐτῷ, οὐ μὴ καταισχυνθῇ</w:t>
+      </w:r>
+    </w:p>
+    <w:p>
+      <w:pPr/>
+      <w:r>
+        <w:rPr>
+          <w:lang w:val="pt_PT" w:bidi="pt_PT"/>
+        </w:rPr>
+      </w:r>
+      <w:r>
+        <w:rPr>
+          <w:b/>
+          <w:lang w:val="pt_PT" w:bidi="pt_PT"/>
+        </w:rPr>
         <w:t>"Eu escolhi uma pedra de muito valor... como a pedra principal do alicerce".</w:t>
       </w:r>
     </w:p>
@@ -19804,6 +20434,21 @@
           <w:b/>
           <w:lang w:val="pt_PT" w:bidi="pt_PT"/>
         </w:rPr>
+        <w:t>λίθος ὃν ἀπεδοκίμασαν οἱ οἰκοδομοῦντες, οὗτος ἐγενήθη εἰς κεφαλὴν γωνίας</w:t>
+      </w:r>
+    </w:p>
+    <w:p>
+      <w:pPr/>
+      <w:r>
+        <w:rPr>
+          <w:lang w:val="pt_PT" w:bidi="pt_PT"/>
+        </w:rPr>
+      </w:r>
+      <w:r>
+        <w:rPr>
+          <w:b/>
+          <w:lang w:val="pt_PT" w:bidi="pt_PT"/>
+        </w:rPr>
         <w:t>"A pedra que os construtores rejeitaram".</w:t>
       </w:r>
     </w:p>
@@ -20269,6 +20914,21 @@
           <w:b/>
           <w:lang w:val="pt_PT" w:bidi="pt_PT"/>
         </w:rPr>
+        <w:t>εἰς ὃ καὶ ἐτέθησαν</w:t>
+      </w:r>
+    </w:p>
+    <w:p>
+      <w:pPr/>
+      <w:r>
+        <w:rPr>
+          <w:lang w:val="pt_PT" w:bidi="pt_PT"/>
+        </w:rPr>
+      </w:r>
+      <w:r>
+        <w:rPr>
+          <w:b/>
+          <w:lang w:val="pt_PT" w:bidi="pt_PT"/>
+        </w:rPr>
         <w:t>"de acordo com a vontade de Deus para elas".</w:t>
       </w:r>
     </w:p>
@@ -20475,6 +21135,21 @@
         <w:rPr>
           <w:lang w:val="pt_PT" w:bidi="pt_PT"/>
         </w:rPr>
+      </w:r>
+    </w:p>
+    <w:p>
+      <w:pPr/>
+      <w:r>
+        <w:rPr>
+          <w:lang w:val="pt_PT" w:bidi="pt_PT"/>
+        </w:rPr>
+      </w:r>
+      <w:r>
+        <w:rPr>
+          <w:b/>
+          <w:lang w:val="pt_PT" w:bidi="pt_PT"/>
+        </w:rPr>
+        <w:t>λίθος προσκόμματος, καὶ πέτρα σκανδάλου</w:t>
       </w:r>
     </w:p>
     <w:p>
@@ -21497,6 +22172,21 @@
           <w:b/>
           <w:lang w:val="pt_PT" w:bidi="pt_PT"/>
         </w:rPr>
+        <w:t>γένος ἐκλεκτόν, βασίλειον ἱεράτευμα, ἔθνος ἅγιον, λαὸς εἰς περιποίησιν</w:t>
+      </w:r>
+    </w:p>
+    <w:p>
+      <w:pPr/>
+      <w:r>
+        <w:rPr>
+          <w:lang w:val="pt_PT" w:bidi="pt_PT"/>
+        </w:rPr>
+      </w:r>
+      <w:r>
+        <w:rPr>
+          <w:b/>
+          <w:lang w:val="pt_PT" w:bidi="pt_PT"/>
+        </w:rPr>
         <w:t>"Mas vocês são a raça escolhida, os sacerdotes do Rei, a nação completamente dedicada a Deus, o povo que pertence a ele".</w:t>
       </w:r>
     </w:p>
@@ -22156,6 +22846,21 @@
           <w:b/>
           <w:lang w:val="pt_PT" w:bidi="pt_PT"/>
         </w:rPr>
+        <w:t>τοῦ ἐκ σκότους ὑμᾶς καλέσαντος, εἰς τὸ θαυμαστὸν αὐτοῦ φῶς</w:t>
+      </w:r>
+    </w:p>
+    <w:p>
+      <w:pPr/>
+      <w:r>
+        <w:rPr>
+          <w:lang w:val="pt_PT" w:bidi="pt_PT"/>
+        </w:rPr>
+      </w:r>
+      <w:r>
+        <w:rPr>
+          <w:b/>
+          <w:lang w:val="pt_PT" w:bidi="pt_PT"/>
+        </w:rPr>
         <w:t>"que os chamou da escuridão para a sua maravilhosa luz".</w:t>
       </w:r>
     </w:p>
@@ -22362,6 +23067,21 @@
         <w:rPr>
           <w:lang w:val="pt_PT" w:bidi="pt_PT"/>
         </w:rPr>
+      </w:r>
+    </w:p>
+    <w:p>
+      <w:pPr/>
+      <w:r>
+        <w:rPr>
+          <w:lang w:val="pt_PT" w:bidi="pt_PT"/>
+        </w:rPr>
+      </w:r>
+      <w:r>
+        <w:rPr>
+          <w:b/>
+          <w:lang w:val="pt_PT" w:bidi="pt_PT"/>
+        </w:rPr>
+        <w:t>οὐ λαὸς &amp; λαὸς Θεοῦ &amp; οὐκ ἠλεημένοι &amp; ἐλεηθέντες</w:t>
       </w:r>
     </w:p>
     <w:p>
@@ -22788,6 +23508,21 @@
           <w:b/>
           <w:lang w:val="pt_PT" w:bidi="pt_PT"/>
         </w:rPr>
+        <w:t>παρεπιδήμους</w:t>
+      </w:r>
+    </w:p>
+    <w:p>
+      <w:pPr/>
+      <w:r>
+        <w:rPr>
+          <w:lang w:val="pt_PT" w:bidi="pt_PT"/>
+        </w:rPr>
+      </w:r>
+      <w:r>
+        <w:rPr>
+          <w:b/>
+          <w:lang w:val="pt_PT" w:bidi="pt_PT"/>
+        </w:rPr>
         <w:t>"de passagem por este mundo".</w:t>
       </w:r>
     </w:p>
@@ -23248,6 +23983,21 @@
           <w:b/>
           <w:lang w:val="pt_PT" w:bidi="pt_PT"/>
         </w:rPr>
+        <w:t>τὴν ἀναστροφὴν ὑμῶν ἐν τοῖς ἔθνεσιν ἔχοντες καλήν</w:t>
+      </w:r>
+    </w:p>
+    <w:p>
+      <w:pPr/>
+      <w:r>
+        <w:rPr>
+          <w:lang w:val="pt_PT" w:bidi="pt_PT"/>
+        </w:rPr>
+      </w:r>
+      <w:r>
+        <w:rPr>
+          <w:b/>
+          <w:lang w:val="pt_PT" w:bidi="pt_PT"/>
+        </w:rPr>
         <w:t>"A conduta de vocês entre os pagãos deve ser boa".</w:t>
       </w:r>
     </w:p>
@@ -23331,6 +24081,21 @@
           <w:b/>
           <w:lang w:val="pt_PT" w:bidi="pt_PT"/>
         </w:rPr>
+        <w:t>τὴν ἀναστροφὴν ὑμῶν ἐν τοῖς ἔθνεσιν ἔχοντες καλήν</w:t>
+      </w:r>
+    </w:p>
+    <w:p>
+      <w:pPr/>
+      <w:r>
+        <w:rPr>
+          <w:lang w:val="pt_PT" w:bidi="pt_PT"/>
+        </w:rPr>
+      </w:r>
+      <w:r>
+        <w:rPr>
+          <w:b/>
+          <w:lang w:val="pt_PT" w:bidi="pt_PT"/>
+        </w:rPr>
         <w:t>"A conduta de vocês entre os pagãos deve ser boa".</w:t>
       </w:r>
     </w:p>
@@ -23564,6 +24329,21 @@
           <w:b/>
           <w:lang w:val="pt_PT" w:bidi="pt_PT"/>
         </w:rPr>
+        <w:t>ἐν ᾧ καταλαλοῦσιν ὑμῶν ὡς</w:t>
+      </w:r>
+    </w:p>
+    <w:p>
+      <w:pPr/>
+      <w:r>
+        <w:rPr>
+          <w:lang w:val="pt_PT" w:bidi="pt_PT"/>
+        </w:rPr>
+      </w:r>
+      <w:r>
+        <w:rPr>
+          <w:b/>
+          <w:lang w:val="pt_PT" w:bidi="pt_PT"/>
+        </w:rPr>
         <w:t>"para que, quando eles os acusarem de criminosos".</w:t>
       </w:r>
     </w:p>
@@ -24071,6 +24851,21 @@
           <w:b/>
           <w:lang w:val="pt_PT" w:bidi="pt_PT"/>
         </w:rPr>
+        <w:t>βασιλεῖ ὡς ὑπερέχοντι</w:t>
+      </w:r>
+    </w:p>
+    <w:p>
+      <w:pPr/>
+      <w:r>
+        <w:rPr>
+          <w:lang w:val="pt_PT" w:bidi="pt_PT"/>
+        </w:rPr>
+      </w:r>
+      <w:r>
+        <w:rPr>
+          <w:b/>
+          <w:lang w:val="pt_PT" w:bidi="pt_PT"/>
+        </w:rPr>
         <w:t>"ao Imperador, que é a mais alta autoridade".</w:t>
       </w:r>
     </w:p>
@@ -24134,6 +24929,21 @@
           <w:b/>
           <w:lang w:val="pt_PT" w:bidi="pt_PT"/>
         </w:rPr>
+        <w:t>ἡγεμόσιν ὡς δι’ αὐτοῦ πεμπομένοις</w:t>
+      </w:r>
+    </w:p>
+    <w:p>
+      <w:pPr/>
+      <w:r>
+        <w:rPr>
+          <w:lang w:val="pt_PT" w:bidi="pt_PT"/>
+        </w:rPr>
+      </w:r>
+      <w:r>
+        <w:rPr>
+          <w:b/>
+          <w:lang w:val="pt_PT" w:bidi="pt_PT"/>
+        </w:rPr>
         <w:t>"e aos governadores , que são escolhidos por ele".</w:t>
       </w:r>
     </w:p>
@@ -24406,6 +25216,21 @@
           <w:b/>
           <w:lang w:val="pt_PT" w:bidi="pt_PT"/>
         </w:rPr>
+        <w:t>εἰς ἐκδίκησιν κακοποιῶν, ἔπαινον δὲ ἀγαθοποιῶν</w:t>
+      </w:r>
+    </w:p>
+    <w:p>
+      <w:pPr/>
+      <w:r>
+        <w:rPr>
+          <w:lang w:val="pt_PT" w:bidi="pt_PT"/>
+        </w:rPr>
+      </w:r>
+      <w:r>
+        <w:rPr>
+          <w:b/>
+          <w:lang w:val="pt_PT" w:bidi="pt_PT"/>
+        </w:rPr>
         <w:t>"para castigar os criminosos e elogiar os que fazem o bem".</w:t>
       </w:r>
     </w:p>
@@ -24528,6 +25353,21 @@
           <w:b/>
           <w:lang w:val="pt_PT" w:bidi="pt_PT"/>
         </w:rPr>
+        <w:t>ἀγαθοποιοῦντας φιμοῦν τὴν τῶν ἀφρόνων ἀνθρώπων ἀγνωσίαν</w:t>
+      </w:r>
+    </w:p>
+    <w:p>
+      <w:pPr/>
+      <w:r>
+        <w:rPr>
+          <w:lang w:val="pt_PT" w:bidi="pt_PT"/>
+        </w:rPr>
+      </w:r>
+      <w:r>
+        <w:rPr>
+          <w:b/>
+          <w:lang w:val="pt_PT" w:bidi="pt_PT"/>
+        </w:rPr>
         <w:t>"Pois Deus quer que vocês façam o bem para que os ignorantes e tolos não tenham nada que dizer contra vocês".</w:t>
       </w:r>
     </w:p>
@@ -24597,6 +25437,21 @@
         <w:rPr>
           <w:lang w:val="pt_PT" w:bidi="pt_PT"/>
         </w:rPr>
+      </w:r>
+    </w:p>
+    <w:p>
+      <w:pPr/>
+      <w:r>
+        <w:rPr>
+          <w:lang w:val="pt_PT" w:bidi="pt_PT"/>
+        </w:rPr>
+      </w:r>
+      <w:r>
+        <w:rPr>
+          <w:b/>
+          <w:lang w:val="pt_PT" w:bidi="pt_PT"/>
+        </w:rPr>
+        <w:t>ἀγαθοποιοῦντας φιμοῦν τὴν τῶν ἀφρόνων ἀνθρώπων ἀγνωσίαν</w:t>
       </w:r>
     </w:p>
     <w:p>
@@ -25531,6 +26386,21 @@
           <w:b/>
           <w:lang w:val="pt_PT" w:bidi="pt_PT"/>
         </w:rPr>
+        <w:t>διὰ συνείδησιν Θεοῦ</w:t>
+      </w:r>
+    </w:p>
+    <w:p>
+      <w:pPr/>
+      <w:r>
+        <w:rPr>
+          <w:lang w:val="pt_PT" w:bidi="pt_PT"/>
+        </w:rPr>
+      </w:r>
+      <w:r>
+        <w:rPr>
+          <w:b/>
+          <w:lang w:val="pt_PT" w:bidi="pt_PT"/>
+        </w:rPr>
         <w:t>"sabendo que esta é a vontade de Deus".</w:t>
       </w:r>
     </w:p>
@@ -26169,6 +27039,21 @@
           <w:b/>
           <w:lang w:val="pt_PT" w:bidi="pt_PT"/>
         </w:rPr>
+        <w:t>τοῦτο χάρις παρὰ Θεῷ</w:t>
+      </w:r>
+    </w:p>
+    <w:p>
+      <w:pPr/>
+      <w:r>
+        <w:rPr>
+          <w:lang w:val="pt_PT" w:bidi="pt_PT"/>
+        </w:rPr>
+      </w:r>
+      <w:r>
+        <w:rPr>
+          <w:b/>
+          <w:lang w:val="pt_PT" w:bidi="pt_PT"/>
+        </w:rPr>
         <w:t>"Deus os abençoará por causa disso".</w:t>
       </w:r>
     </w:p>
@@ -26538,6 +27423,21 @@
         <w:rPr>
           <w:lang w:val="pt_PT" w:bidi="pt_PT"/>
         </w:rPr>
+      </w:r>
+    </w:p>
+    <w:p>
+      <w:pPr/>
+      <w:r>
+        <w:rPr>
+          <w:lang w:val="pt_PT" w:bidi="pt_PT"/>
+        </w:rPr>
+      </w:r>
+      <w:r>
+        <w:rPr>
+          <w:b/>
+          <w:lang w:val="pt_PT" w:bidi="pt_PT"/>
+        </w:rPr>
+        <w:t>ὃς ἁμαρτίαν οὐκ ἐποίησεν, οὐδὲ εὑρέθη δόλος ἐν τῷ στόματι αὐτοῦ</w:t>
       </w:r>
     </w:p>
     <w:p>
@@ -26653,6 +27553,21 @@
           <w:b/>
           <w:lang w:val="pt_PT" w:bidi="pt_PT"/>
         </w:rPr>
+        <w:t>οὐδὲ εὑρέθη δόλος ἐν τῷ στόματι αὐτοῦ</w:t>
+      </w:r>
+    </w:p>
+    <w:p>
+      <w:pPr/>
+      <w:r>
+        <w:rPr>
+          <w:lang w:val="pt_PT" w:bidi="pt_PT"/>
+        </w:rPr>
+      </w:r>
+      <w:r>
+        <w:rPr>
+          <w:b/>
+          <w:lang w:val="pt_PT" w:bidi="pt_PT"/>
+        </w:rPr>
         <w:t>"e nunca disse uma só mentira".</w:t>
       </w:r>
     </w:p>
@@ -26984,6 +27899,21 @@
           <w:b/>
           <w:lang w:val="pt_PT" w:bidi="pt_PT"/>
         </w:rPr>
+        <w:t>ὃς λοιδορούμενος, οὐκ ἀντελοιδόρει</w:t>
+      </w:r>
+    </w:p>
+    <w:p>
+      <w:pPr/>
+      <w:r>
+        <w:rPr>
+          <w:lang w:val="pt_PT" w:bidi="pt_PT"/>
+        </w:rPr>
+      </w:r>
+      <w:r>
+        <w:rPr>
+          <w:b/>
+          <w:lang w:val="pt_PT" w:bidi="pt_PT"/>
+        </w:rPr>
         <w:t>"Quando foi insultado, não respondeu com insultos".</w:t>
       </w:r>
     </w:p>
@@ -27895,6 +28825,21 @@
         <w:rPr>
           <w:lang w:val="pt_PT" w:bidi="pt_PT"/>
         </w:rPr>
+      </w:r>
+    </w:p>
+    <w:p>
+      <w:pPr/>
+      <w:r>
+        <w:rPr>
+          <w:lang w:val="pt_PT" w:bidi="pt_PT"/>
+        </w:rPr>
+      </w:r>
+      <w:r>
+        <w:rPr>
+          <w:b/>
+          <w:lang w:val="pt_PT" w:bidi="pt_PT"/>
+        </w:rPr>
+        <w:t>τῇ δικαιοσύνῃ ζήσωμεν</w:t>
       </w:r>
     </w:p>
     <w:p>
@@ -28715,6 +29660,21 @@
           <w:b/>
           <w:lang w:val="pt_PT" w:bidi="pt_PT"/>
         </w:rPr>
+        <w:t>τῶν ψυχῶν ὑμῶν</w:t>
+      </w:r>
+    </w:p>
+    <w:p>
+      <w:pPr/>
+      <w:r>
+        <w:rPr>
+          <w:lang w:val="pt_PT" w:bidi="pt_PT"/>
+        </w:rPr>
+      </w:r>
+      <w:r>
+        <w:rPr>
+          <w:b/>
+          <w:lang w:val="pt_PT" w:bidi="pt_PT"/>
+        </w:rPr>
         <w:t>"da vida espiritual de vocês".</w:t>
       </w:r>
     </w:p>
@@ -31188,6 +32148,21 @@
           <w:b/>
           <w:lang w:val="pt_PT" w:bidi="pt_PT"/>
         </w:rPr>
+        <w:t>ὑποτασσόμεναι τοῖς ἰδίοις ἀνδράσιν</w:t>
+      </w:r>
+    </w:p>
+    <w:p>
+      <w:pPr/>
+      <w:r>
+        <w:rPr>
+          <w:lang w:val="pt_PT" w:bidi="pt_PT"/>
+        </w:rPr>
+      </w:r>
+      <w:r>
+        <w:rPr>
+          <w:b/>
+          <w:lang w:val="pt_PT" w:bidi="pt_PT"/>
+        </w:rPr>
         <w:t>"Elas eram obedientes ao seu marido".</w:t>
       </w:r>
     </w:p>
@@ -32065,6 +33040,21 @@
           <w:b/>
           <w:lang w:val="pt_PT" w:bidi="pt_PT"/>
         </w:rPr>
+        <w:t>ἀπονέμοντες τιμήν ὡς καὶ συνκληρονόμοις χάριτος ζωῆς</w:t>
+      </w:r>
+    </w:p>
+    <w:p>
+      <w:pPr/>
+      <w:r>
+        <w:rPr>
+          <w:lang w:val="pt_PT" w:bidi="pt_PT"/>
+        </w:rPr>
+      </w:r>
+      <w:r>
+        <w:rPr>
+          <w:b/>
+          <w:lang w:val="pt_PT" w:bidi="pt_PT"/>
+        </w:rPr>
         <w:t>"</w:t>
       </w:r>
       <w:r>
@@ -32501,6 +33491,21 @@
         <w:rPr>
           <w:lang w:val="pt_PT" w:bidi="pt_PT"/>
         </w:rPr>
+      </w:r>
+    </w:p>
+    <w:p>
+      <w:pPr/>
+      <w:r>
+        <w:rPr>
+          <w:lang w:val="pt_PT" w:bidi="pt_PT"/>
+        </w:rPr>
+      </w:r>
+      <w:r>
+        <w:rPr>
+          <w:b/>
+          <w:lang w:val="pt_PT" w:bidi="pt_PT"/>
+        </w:rPr>
+        <w:t>εἰς τὸ μὴ ἐνκόπτεσθαι τὰς προσευχὰς ὑμῶν</w:t>
       </w:r>
     </w:p>
     <w:p>
@@ -32693,6 +33698,21 @@
           <w:b/>
           <w:lang w:val="pt_PT" w:bidi="pt_PT"/>
         </w:rPr>
+        <w:t>ὁμόφρονες</w:t>
+      </w:r>
+    </w:p>
+    <w:p>
+      <w:pPr/>
+      <w:r>
+        <w:rPr>
+          <w:lang w:val="pt_PT" w:bidi="pt_PT"/>
+        </w:rPr>
+      </w:r>
+      <w:r>
+        <w:rPr>
+          <w:b/>
+          <w:lang w:val="pt_PT" w:bidi="pt_PT"/>
+        </w:rPr>
         <w:t>"</w:t>
       </w:r>
       <w:r>
@@ -32907,6 +33927,21 @@
         <w:rPr>
           <w:lang w:val="pt_PT" w:bidi="pt_PT"/>
         </w:rPr>
+      </w:r>
+    </w:p>
+    <w:p>
+      <w:pPr/>
+      <w:r>
+        <w:rPr>
+          <w:lang w:val="pt_PT" w:bidi="pt_PT"/>
+        </w:rPr>
+      </w:r>
+      <w:r>
+        <w:rPr>
+          <w:b/>
+          <w:lang w:val="pt_PT" w:bidi="pt_PT"/>
+        </w:rPr>
+        <w:t>μὴ ἀποδιδόντες κακὸν ἀντὶ κακοῦ, ἢ λοιδορίαν ἀντὶ λοιδορίας</w:t>
       </w:r>
     </w:p>
     <w:p>
@@ -33672,6 +34707,21 @@
           <w:b/>
           <w:lang w:val="pt_PT" w:bidi="pt_PT"/>
         </w:rPr>
+        <w:t>ὁ &amp; θέλων ζωὴν ἀγαπᾶν, καὶ ἰδεῖν ἡμέρας ἀγαθὰς, παυσάτω</w:t>
+      </w:r>
+    </w:p>
+    <w:p>
+      <w:pPr/>
+      <w:r>
+        <w:rPr>
+          <w:lang w:val="pt_PT" w:bidi="pt_PT"/>
+        </w:rPr>
+      </w:r>
+      <w:r>
+        <w:rPr>
+          <w:b/>
+          <w:lang w:val="pt_PT" w:bidi="pt_PT"/>
+        </w:rPr>
         <w:t>"</w:t>
       </w:r>
       <w:r>
@@ -33805,6 +34855,21 @@
           <w:b/>
           <w:lang w:val="pt_PT" w:bidi="pt_PT"/>
         </w:rPr>
+        <w:t>ὁ &amp; θέλων ζωὴν ἀγαπᾶν, καὶ ἰδεῖν ἡμέρας ἀγαθὰς</w:t>
+      </w:r>
+    </w:p>
+    <w:p>
+      <w:pPr/>
+      <w:r>
+        <w:rPr>
+          <w:lang w:val="pt_PT" w:bidi="pt_PT"/>
+        </w:rPr>
+      </w:r>
+      <w:r>
+        <w:rPr>
+          <w:b/>
+          <w:lang w:val="pt_PT" w:bidi="pt_PT"/>
+        </w:rPr>
         <w:t>"Quem quiser gozar a vida e ter dias felizes".</w:t>
       </w:r>
     </w:p>
@@ -34012,6 +35077,21 @@
           <w:b/>
           <w:lang w:val="pt_PT" w:bidi="pt_PT"/>
         </w:rPr>
+        <w:t>τὴν γλῶσσαν ἀπὸ κακοῦ, καὶ χείλη τοῦ μὴ λαλῆσαι δόλον</w:t>
+      </w:r>
+    </w:p>
+    <w:p>
+      <w:pPr/>
+      <w:r>
+        <w:rPr>
+          <w:lang w:val="pt_PT" w:bidi="pt_PT"/>
+        </w:rPr>
+      </w:r>
+      <w:r>
+        <w:rPr>
+          <w:b/>
+          <w:lang w:val="pt_PT" w:bidi="pt_PT"/>
+        </w:rPr>
         <w:t>"</w:t>
       </w:r>
       <w:r>
@@ -34148,6 +35228,21 @@
           <w:b/>
           <w:lang w:val="pt_PT" w:bidi="pt_PT"/>
         </w:rPr>
+        <w:t>τὴν γλῶσσαν ἀπὸ κακοῦ, καὶ χείλη τοῦ μὴ λαλῆσαι δόλον</w:t>
+      </w:r>
+    </w:p>
+    <w:p>
+      <w:pPr/>
+      <w:r>
+        <w:rPr>
+          <w:lang w:val="pt_PT" w:bidi="pt_PT"/>
+        </w:rPr>
+      </w:r>
+      <w:r>
+        <w:rPr>
+          <w:b/>
+          <w:lang w:val="pt_PT" w:bidi="pt_PT"/>
+        </w:rPr>
         <w:t>"</w:t>
       </w:r>
       <w:r>
@@ -35162,6 +36257,21 @@
         <w:rPr>
           <w:lang w:val="pt_PT" w:bidi="pt_PT"/>
         </w:rPr>
+      </w:r>
+    </w:p>
+    <w:p>
+      <w:pPr/>
+      <w:r>
+        <w:rPr>
+          <w:lang w:val="pt_PT" w:bidi="pt_PT"/>
+        </w:rPr>
+      </w:r>
+      <w:r>
+        <w:rPr>
+          <w:b/>
+          <w:lang w:val="pt_PT" w:bidi="pt_PT"/>
+        </w:rPr>
+        <w:t>πρόσωπον δὲ Κυρίου ἐπὶ</w:t>
       </w:r>
     </w:p>
     <w:p>
@@ -35647,6 +36757,21 @@
           <w:b/>
           <w:lang w:val="pt_PT" w:bidi="pt_PT"/>
         </w:rPr>
+        <w:t>τίς ὁ κακώσων ὑμᾶς, ἐὰν τοῦ ἀγαθοῦ ζηλωταὶ γένησθε</w:t>
+      </w:r>
+    </w:p>
+    <w:p>
+      <w:pPr/>
+      <w:r>
+        <w:rPr>
+          <w:lang w:val="pt_PT" w:bidi="pt_PT"/>
+        </w:rPr>
+      </w:r>
+      <w:r>
+        <w:rPr>
+          <w:b/>
+          <w:lang w:val="pt_PT" w:bidi="pt_PT"/>
+        </w:rPr>
         <w:t>"Se, de fato, vocês quiserem fazer o bem, quem lhes fará o mal?</w:t>
       </w:r>
       <w:r>
@@ -35874,6 +36999,21 @@
           <w:b/>
           <w:lang w:val="pt_PT" w:bidi="pt_PT"/>
         </w:rPr>
+        <w:t>πάσχοιτε διὰ δικαιοσύνην</w:t>
+      </w:r>
+    </w:p>
+    <w:p>
+      <w:pPr/>
+      <w:r>
+        <w:rPr>
+          <w:lang w:val="pt_PT" w:bidi="pt_PT"/>
+        </w:rPr>
+      </w:r>
+      <w:r>
+        <w:rPr>
+          <w:b/>
+          <w:lang w:val="pt_PT" w:bidi="pt_PT"/>
+        </w:rPr>
         <w:t>"</w:t>
       </w:r>
       <w:r>
@@ -36081,6 +37221,21 @@
         <w:rPr>
           <w:lang w:val="pt_PT" w:bidi="pt_PT"/>
         </w:rPr>
+      </w:r>
+    </w:p>
+    <w:p>
+      <w:pPr/>
+      <w:r>
+        <w:rPr>
+          <w:lang w:val="pt_PT" w:bidi="pt_PT"/>
+        </w:rPr>
+      </w:r>
+      <w:r>
+        <w:rPr>
+          <w:b/>
+          <w:lang w:val="pt_PT" w:bidi="pt_PT"/>
+        </w:rPr>
+        <w:t>τὸν δὲ φόβον αὐτῶν, μὴ φοβηθῆτε μηδὲ ταραχθῆτε</w:t>
       </w:r>
     </w:p>
     <w:p>
@@ -36434,6 +37589,21 @@
           <w:b/>
           <w:lang w:val="pt_PT" w:bidi="pt_PT"/>
         </w:rPr>
+        <w:t>Κύριον &amp; τὸν Χριστὸν ἁγιάσατε ἐν ταῖς καρδίαις ὑμῶν</w:t>
+      </w:r>
+    </w:p>
+    <w:p>
+      <w:pPr/>
+      <w:r>
+        <w:rPr>
+          <w:lang w:val="pt_PT" w:bidi="pt_PT"/>
+        </w:rPr>
+      </w:r>
+      <w:r>
+        <w:rPr>
+          <w:b/>
+          <w:lang w:val="pt_PT" w:bidi="pt_PT"/>
+        </w:rPr>
         <w:t>"</w:t>
       </w:r>
       <w:r>
@@ -37303,6 +38473,21 @@
           <w:b/>
           <w:lang w:val="pt_PT" w:bidi="pt_PT"/>
         </w:rPr>
+        <w:t>ἵνα ἐν ᾧ καταλαλεῖσθε, καταισχυνθῶσιν, οἱ ἐπηρεάζοντες ὑμῶν τὴν ἀγαθὴν ἐν Χριστῷ ἀναστροφήν</w:t>
+      </w:r>
+    </w:p>
+    <w:p>
+      <w:pPr/>
+      <w:r>
+        <w:rPr>
+          <w:lang w:val="pt_PT" w:bidi="pt_PT"/>
+        </w:rPr>
+      </w:r>
+      <w:r>
+        <w:rPr>
+          <w:b/>
+          <w:lang w:val="pt_PT" w:bidi="pt_PT"/>
+        </w:rPr>
         <w:t>"</w:t>
       </w:r>
       <w:r>
@@ -37636,6 +38821,21 @@
         <w:rPr>
           <w:lang w:val="pt_PT" w:bidi="pt_PT"/>
         </w:rPr>
+      </w:r>
+    </w:p>
+    <w:p>
+      <w:pPr/>
+      <w:r>
+        <w:rPr>
+          <w:lang w:val="pt_PT" w:bidi="pt_PT"/>
+        </w:rPr>
+      </w:r>
+      <w:r>
+        <w:rPr>
+          <w:b/>
+          <w:lang w:val="pt_PT" w:bidi="pt_PT"/>
+        </w:rPr>
+        <w:t>καταισχυνθῶσιν, οἱ ἐπηρεάζοντες ὑμῶν τὴν ἀγαθὴν ἐν Χριστῷ ἀναστροφήν</w:t>
       </w:r>
     </w:p>
     <w:p>
@@ -39694,6 +40894,21 @@
           <w:b/>
           <w:lang w:val="pt_PT" w:bidi="pt_PT"/>
         </w:rPr>
+        <w:t>ὃ καὶ ὑμᾶς ἀντίτυπον νῦν σῴζει βάπτισμα</w:t>
+      </w:r>
+    </w:p>
+    <w:p>
+      <w:pPr/>
+      <w:r>
+        <w:rPr>
+          <w:lang w:val="pt_PT" w:bidi="pt_PT"/>
+        </w:rPr>
+      </w:r>
+      <w:r>
+        <w:rPr>
+          <w:b/>
+          <w:lang w:val="pt_PT" w:bidi="pt_PT"/>
+        </w:rPr>
         <w:t>"</w:t>
       </w:r>
       <w:r>
@@ -40071,6 +41286,21 @@
           <w:b/>
           <w:lang w:val="pt_PT" w:bidi="pt_PT"/>
         </w:rPr>
+        <w:t>οὐ σαρκὸς ἀπόθεσις ῥύπου, ἀλλὰ συνειδήσεως ἀγαθῆς, ἐπερώτημα εἰς Θεόν</w:t>
+      </w:r>
+    </w:p>
+    <w:p>
+      <w:pPr/>
+      <w:r>
+        <w:rPr>
+          <w:lang w:val="pt_PT" w:bidi="pt_PT"/>
+        </w:rPr>
+      </w:r>
+      <w:r>
+        <w:rPr>
+          <w:b/>
+          <w:lang w:val="pt_PT" w:bidi="pt_PT"/>
+        </w:rPr>
         <w:t>"</w:t>
       </w:r>
       <w:r>
@@ -40495,6 +41725,21 @@
           <w:b/>
           <w:lang w:val="pt_PT" w:bidi="pt_PT"/>
         </w:rPr>
+        <w:t>καὶ ὑμᾶς &amp; νῦν σῴζει βάπτισμα, οὐ σαρκὸς ἀπόθεσις ῥύπου, ἀλλὰ συνειδήσεως ἀγαθῆς, ἐπερώτημα εἰς Θεόν δι’ ἀναστάσεως Ἰησοῦ Χριστοῦ</w:t>
+      </w:r>
+    </w:p>
+    <w:p>
+      <w:pPr/>
+      <w:r>
+        <w:rPr>
+          <w:lang w:val="pt_PT" w:bidi="pt_PT"/>
+        </w:rPr>
+      </w:r>
+      <w:r>
+        <w:rPr>
+          <w:b/>
+          <w:lang w:val="pt_PT" w:bidi="pt_PT"/>
+        </w:rPr>
         <w:t>"</w:t>
       </w:r>
       <w:r>
@@ -40633,6 +41878,21 @@
           <w:b/>
           <w:lang w:val="pt_PT" w:bidi="pt_PT"/>
         </w:rPr>
+        <w:t>δι’ ἀναστάσεως Ἰησοῦ Χριστοῦ</w:t>
+      </w:r>
+    </w:p>
+    <w:p>
+      <w:pPr/>
+      <w:r>
+        <w:rPr>
+          <w:lang w:val="pt_PT" w:bidi="pt_PT"/>
+        </w:rPr>
+      </w:r>
+      <w:r>
+        <w:rPr>
+          <w:b/>
+          <w:lang w:val="pt_PT" w:bidi="pt_PT"/>
+        </w:rPr>
         <w:t>"</w:t>
       </w:r>
       <w:r>
@@ -40743,6 +42003,21 @@
           <w:b/>
           <w:lang w:val="pt_PT" w:bidi="pt_PT"/>
         </w:rPr>
+        <w:t>ὅς ἐστιν ἐν δεξιᾷ Θεοῦ, πορευθεὶς εἰς οὐρανὸν, ὑποταγέντων αὐτῷ ἀγγέλων, καὶ ἐξουσιῶν, καὶ δυνάμεων</w:t>
+      </w:r>
+    </w:p>
+    <w:p>
+      <w:pPr/>
+      <w:r>
+        <w:rPr>
+          <w:lang w:val="pt_PT" w:bidi="pt_PT"/>
+        </w:rPr>
+      </w:r>
+      <w:r>
+        <w:rPr>
+          <w:b/>
+          <w:lang w:val="pt_PT" w:bidi="pt_PT"/>
+        </w:rPr>
         <w:t>"</w:t>
       </w:r>
       <w:r>
@@ -41142,6 +42417,21 @@
           <w:b/>
           <w:lang w:val="pt_PT" w:bidi="pt_PT"/>
         </w:rPr>
+        <w:t>ὑποταγέντων αὐτῷ ἀγγέλων, καὶ ἐξουσιῶν, καὶ δυνάμεων</w:t>
+      </w:r>
+    </w:p>
+    <w:p>
+      <w:pPr/>
+      <w:r>
+        <w:rPr>
+          <w:lang w:val="pt_PT" w:bidi="pt_PT"/>
+        </w:rPr>
+      </w:r>
+      <w:r>
+        <w:rPr>
+          <w:b/>
+          <w:lang w:val="pt_PT" w:bidi="pt_PT"/>
+        </w:rPr>
         <w:t>"</w:t>
       </w:r>
       <w:r>
@@ -41264,6 +42554,21 @@
         <w:rPr>
           <w:lang w:val="pt_PT" w:bidi="pt_PT"/>
         </w:rPr>
+      </w:r>
+    </w:p>
+    <w:p>
+      <w:pPr/>
+      <w:r>
+        <w:rPr>
+          <w:lang w:val="pt_PT" w:bidi="pt_PT"/>
+        </w:rPr>
+      </w:r>
+      <w:r>
+        <w:rPr>
+          <w:b/>
+          <w:lang w:val="pt_PT" w:bidi="pt_PT"/>
+        </w:rPr>
+        <w:t>ὑποταγέντων αὐτῷ ἀγγέλων, καὶ ἐξουσιῶν, καὶ δυνάμεων</w:t>
       </w:r>
     </w:p>
     <w:p>
@@ -42532,6 +43837,21 @@
           <w:b/>
           <w:lang w:val="pt_PT" w:bidi="pt_PT"/>
         </w:rPr>
+        <w:t>ἀρκετὸς &amp; ὁ παρεληλυθὼς χρόνος</w:t>
+      </w:r>
+    </w:p>
+    <w:p>
+      <w:pPr/>
+      <w:r>
+        <w:rPr>
+          <w:lang w:val="pt_PT" w:bidi="pt_PT"/>
+        </w:rPr>
+      </w:r>
+      <w:r>
+        <w:rPr>
+          <w:b/>
+          <w:lang w:val="pt_PT" w:bidi="pt_PT"/>
+        </w:rPr>
         <w:t>"</w:t>
       </w:r>
       <w:r>
@@ -42747,6 +44067,21 @@
           <w:b/>
           <w:lang w:val="pt_PT" w:bidi="pt_PT"/>
         </w:rPr>
+        <w:t>πεπορευμένους ἐν ἀσελγείαις, ἐπιθυμίαις, οἰνοφλυγίαις, κώμοις, πότοις, καὶ ἀθεμίτοις εἰδωλολατρίαις</w:t>
+      </w:r>
+    </w:p>
+    <w:p>
+      <w:pPr/>
+      <w:r>
+        <w:rPr>
+          <w:lang w:val="pt_PT" w:bidi="pt_PT"/>
+        </w:rPr>
+      </w:r>
+      <w:r>
+        <w:rPr>
+          <w:b/>
+          <w:lang w:val="pt_PT" w:bidi="pt_PT"/>
+        </w:rPr>
         <w:t>"</w:t>
       </w:r>
       <w:r>
@@ -42857,6 +44192,21 @@
           <w:b/>
           <w:lang w:val="pt_PT" w:bidi="pt_PT"/>
         </w:rPr>
+        <w:t>πεπορευμένους ἐν ἀσελγείαις, ἐπιθυμίαις, οἰνοφλυγίαις, κώμοις, πότοις, καὶ ἀθεμίτοις εἰδωλολατρίαις</w:t>
+      </w:r>
+    </w:p>
+    <w:p>
+      <w:pPr/>
+      <w:r>
+        <w:rPr>
+          <w:lang w:val="pt_PT" w:bidi="pt_PT"/>
+        </w:rPr>
+      </w:r>
+      <w:r>
+        <w:rPr>
+          <w:b/>
+          <w:lang w:val="pt_PT" w:bidi="pt_PT"/>
+        </w:rPr>
         <w:t>"</w:t>
       </w:r>
       <w:r>
@@ -42993,6 +44343,21 @@
           <w:b/>
           <w:lang w:val="pt_PT" w:bidi="pt_PT"/>
         </w:rPr>
+        <w:t>μὴ συντρεχόντων ὑμῶν εἰς τὴν αὐτὴν τῆς ἀσωτίας ἀνάχυσιν</w:t>
+      </w:r>
+    </w:p>
+    <w:p>
+      <w:pPr/>
+      <w:r>
+        <w:rPr>
+          <w:lang w:val="pt_PT" w:bidi="pt_PT"/>
+        </w:rPr>
+      </w:r>
+      <w:r>
+        <w:rPr>
+          <w:b/>
+          <w:lang w:val="pt_PT" w:bidi="pt_PT"/>
+        </w:rPr>
         <w:t>"q</w:t>
       </w:r>
       <w:r>
@@ -43666,6 +45031,21 @@
         <w:rPr>
           <w:lang w:val="pt_PT" w:bidi="pt_PT"/>
         </w:rPr>
+      </w:r>
+    </w:p>
+    <w:p>
+      <w:pPr/>
+      <w:r>
+        <w:rPr>
+          <w:lang w:val="pt_PT" w:bidi="pt_PT"/>
+        </w:rPr>
+      </w:r>
+      <w:r>
+        <w:rPr>
+          <w:b/>
+          <w:lang w:val="pt_PT" w:bidi="pt_PT"/>
+        </w:rPr>
+        <w:t>τῷ ἑτοίμως ἔχοντι κρῖναι</w:t>
       </w:r>
     </w:p>
     <w:p>
@@ -45168,6 +46548,21 @@
           <w:b/>
           <w:lang w:val="pt_PT" w:bidi="pt_PT"/>
         </w:rPr>
+        <w:t>νήψατε</w:t>
+      </w:r>
+    </w:p>
+    <w:p>
+      <w:pPr/>
+      <w:r>
+        <w:rPr>
+          <w:lang w:val="pt_PT" w:bidi="pt_PT"/>
+        </w:rPr>
+      </w:r>
+      <w:r>
+        <w:rPr>
+          <w:b/>
+          <w:lang w:val="pt_PT" w:bidi="pt_PT"/>
+        </w:rPr>
         <w:t>"e estejam alertas".</w:t>
       </w:r>
     </w:p>
@@ -46530,6 +47925,21 @@
           <w:b/>
           <w:lang w:val="pt_PT" w:bidi="pt_PT"/>
         </w:rPr>
+        <w:t>ᾧ ἐστιν ἡ δόξα καὶ τὸ κράτος</w:t>
+      </w:r>
+    </w:p>
+    <w:p>
+      <w:pPr/>
+      <w:r>
+        <w:rPr>
+          <w:lang w:val="pt_PT" w:bidi="pt_PT"/>
+        </w:rPr>
+      </w:r>
+      <w:r>
+        <w:rPr>
+          <w:b/>
+          <w:lang w:val="pt_PT" w:bidi="pt_PT"/>
+        </w:rPr>
         <w:t>"</w:t>
       </w:r>
       <w:r>
@@ -47846,6 +49256,21 @@
           <w:b/>
           <w:lang w:val="pt_PT" w:bidi="pt_PT"/>
         </w:rPr>
+        <w:t>ὡς φονεὺς, ἢ κλέπτης, ἢ κακοποιὸς, ἢ ὡς ἀλλοτριεπίσκοπος</w:t>
+      </w:r>
+    </w:p>
+    <w:p>
+      <w:pPr/>
+      <w:r>
+        <w:rPr>
+          <w:lang w:val="pt_PT" w:bidi="pt_PT"/>
+        </w:rPr>
+      </w:r>
+      <w:r>
+        <w:rPr>
+          <w:b/>
+          <w:lang w:val="pt_PT" w:bidi="pt_PT"/>
+        </w:rPr>
         <w:t xml:space="preserve">"por ser </w:t>
       </w:r>
       <w:r>
@@ -48348,6 +49773,21 @@
         <w:rPr>
           <w:lang w:val="pt_PT" w:bidi="pt_PT"/>
         </w:rPr>
+      </w:r>
+    </w:p>
+    <w:p>
+      <w:pPr/>
+      <w:r>
+        <w:rPr>
+          <w:lang w:val="pt_PT" w:bidi="pt_PT"/>
+        </w:rPr>
+      </w:r>
+      <w:r>
+        <w:rPr>
+          <w:b/>
+          <w:lang w:val="pt_PT" w:bidi="pt_PT"/>
+        </w:rPr>
+        <w:t>ὁ καιρὸς τοῦ ἄρξασθαι τὸ κρίμα ἀπὸ τοῦ οἴκου τοῦ Θεοῦ</w:t>
       </w:r>
     </w:p>
     <w:p>
@@ -49450,6 +50890,21 @@
           <w:b/>
           <w:lang w:val="pt_PT" w:bidi="pt_PT"/>
         </w:rPr>
+        <w:t>εἰ ὁ δίκαιος μόλις σῴζεται, ὁ ἀσεβὴς καὶ ἁμαρτωλὸς ποῦ φανεῖται</w:t>
+      </w:r>
+    </w:p>
+    <w:p>
+      <w:pPr/>
+      <w:r>
+        <w:rPr>
+          <w:lang w:val="pt_PT" w:bidi="pt_PT"/>
+        </w:rPr>
+      </w:r>
+      <w:r>
+        <w:rPr>
+          <w:b/>
+          <w:lang w:val="pt_PT" w:bidi="pt_PT"/>
+        </w:rPr>
         <w:t>"</w:t>
       </w:r>
       <w:r>
@@ -49565,6 +51020,21 @@
           <w:b/>
           <w:lang w:val="pt_PT" w:bidi="pt_PT"/>
         </w:rPr>
+        <w:t>εἰ ὁ δίκαιος μόλις σῴζεται</w:t>
+      </w:r>
+    </w:p>
+    <w:p>
+      <w:pPr/>
+      <w:r>
+        <w:rPr>
+          <w:lang w:val="pt_PT" w:bidi="pt_PT"/>
+        </w:rPr>
+      </w:r>
+      <w:r>
+        <w:rPr>
+          <w:b/>
+          <w:lang w:val="pt_PT" w:bidi="pt_PT"/>
+        </w:rPr>
         <w:t>"</w:t>
       </w:r>
       <w:r>
@@ -50133,6 +51603,21 @@
         <w:rPr>
           <w:lang w:val="pt_PT" w:bidi="pt_PT"/>
         </w:rPr>
+      </w:r>
+    </w:p>
+    <w:p>
+      <w:pPr/>
+      <w:r>
+        <w:rPr>
+          <w:lang w:val="pt_PT" w:bidi="pt_PT"/>
+        </w:rPr>
+      </w:r>
+      <w:r>
+        <w:rPr>
+          <w:b/>
+          <w:lang w:val="pt_PT" w:bidi="pt_PT"/>
+        </w:rPr>
+        <w:t>τὰς ψυχὰς</w:t>
       </w:r>
     </w:p>
     <w:p>
@@ -50281,6 +51766,21 @@
           <w:b/>
           <w:lang w:val="pt_PT" w:bidi="pt_PT"/>
         </w:rPr>
+        <w:t>ἐν ἀγαθοποιΐᾳ</w:t>
+      </w:r>
+    </w:p>
+    <w:p>
+      <w:pPr/>
+      <w:r>
+        <w:rPr>
+          <w:lang w:val="pt_PT" w:bidi="pt_PT"/>
+        </w:rPr>
+      </w:r>
+      <w:r>
+        <w:rPr>
+          <w:b/>
+          <w:lang w:val="pt_PT" w:bidi="pt_PT"/>
+        </w:rPr>
         <w:t>"por meio das suas boas ações".</w:t>
       </w:r>
     </w:p>
@@ -50567,6 +52067,21 @@
           <w:b/>
           <w:lang w:val="pt_PT" w:bidi="pt_PT"/>
         </w:rPr>
+        <w:t>μάρτυς τῶν τοῦ Χριστοῦ παθημάτων</w:t>
+      </w:r>
+    </w:p>
+    <w:p>
+      <w:pPr/>
+      <w:r>
+        <w:rPr>
+          <w:lang w:val="pt_PT" w:bidi="pt_PT"/>
+        </w:rPr>
+      </w:r>
+      <w:r>
+        <w:rPr>
+          <w:b/>
+          <w:lang w:val="pt_PT" w:bidi="pt_PT"/>
+        </w:rPr>
         <w:t>"testemunha dos sofrimentos de Cristo".</w:t>
       </w:r>
     </w:p>
@@ -50676,6 +52191,21 @@
           <w:b/>
           <w:lang w:val="pt_PT" w:bidi="pt_PT"/>
         </w:rPr>
+        <w:t>τῆς μελλούσης ἀποκαλύπτεσθαι δόξης</w:t>
+      </w:r>
+    </w:p>
+    <w:p>
+      <w:pPr/>
+      <w:r>
+        <w:rPr>
+          <w:lang w:val="pt_PT" w:bidi="pt_PT"/>
+        </w:rPr>
+      </w:r>
+      <w:r>
+        <w:rPr>
+          <w:b/>
+          <w:lang w:val="pt_PT" w:bidi="pt_PT"/>
+        </w:rPr>
         <w:t>"</w:t>
       </w:r>
       <w:r>
@@ -51160,6 +52690,21 @@
           <w:b/>
           <w:lang w:val="pt_PT" w:bidi="pt_PT"/>
         </w:rPr>
+        <w:t>ἐπισκοποῦντες μὴ ἀναγκαστῶς</w:t>
+      </w:r>
+    </w:p>
+    <w:p>
+      <w:pPr/>
+      <w:r>
+        <w:rPr>
+          <w:lang w:val="pt_PT" w:bidi="pt_PT"/>
+        </w:rPr>
+      </w:r>
+      <w:r>
+        <w:rPr>
+          <w:b/>
+          <w:lang w:val="pt_PT" w:bidi="pt_PT"/>
+        </w:rPr>
         <w:t>"de boa vontade, como Deus quer, e não de má vontade".</w:t>
       </w:r>
     </w:p>
@@ -52067,6 +53612,21 @@
         <w:rPr>
           <w:lang w:val="pt_PT" w:bidi="pt_PT"/>
         </w:rPr>
+      </w:r>
+    </w:p>
+    <w:p>
+      <w:pPr/>
+      <w:r>
+        <w:rPr>
+          <w:lang w:val="pt_PT" w:bidi="pt_PT"/>
+        </w:rPr>
+      </w:r>
+      <w:r>
+        <w:rPr>
+          <w:b/>
+          <w:lang w:val="pt_PT" w:bidi="pt_PT"/>
+        </w:rPr>
+        <w:t>τοῦ ποιμνίου</w:t>
       </w:r>
     </w:p>
     <w:p>
@@ -52553,6 +54113,21 @@
           <w:b/>
           <w:lang w:val="pt_PT" w:bidi="pt_PT"/>
         </w:rPr>
+        <w:t>φανερωθέντος τοῦ ἀρχιποίμενος</w:t>
+      </w:r>
+    </w:p>
+    <w:p>
+      <w:pPr/>
+      <w:r>
+        <w:rPr>
+          <w:lang w:val="pt_PT" w:bidi="pt_PT"/>
+        </w:rPr>
+      </w:r>
+      <w:r>
+        <w:rPr>
+          <w:b/>
+          <w:lang w:val="pt_PT" w:bidi="pt_PT"/>
+        </w:rPr>
         <w:t>"q</w:t>
       </w:r>
       <w:r>
@@ -53142,6 +54717,21 @@
           <w:b/>
           <w:lang w:val="pt_PT" w:bidi="pt_PT"/>
         </w:rPr>
+        <w:t>πρεσβυτέροις</w:t>
+      </w:r>
+    </w:p>
+    <w:p>
+      <w:pPr/>
+      <w:r>
+        <w:rPr>
+          <w:lang w:val="pt_PT" w:bidi="pt_PT"/>
+        </w:rPr>
+      </w:r>
+      <w:r>
+        <w:rPr>
+          <w:b/>
+          <w:lang w:val="pt_PT" w:bidi="pt_PT"/>
+        </w:rPr>
         <w:t>"aos mais velhos".</w:t>
       </w:r>
     </w:p>
@@ -53758,6 +55348,21 @@
           <w:b/>
           <w:lang w:val="pt_PT" w:bidi="pt_PT"/>
         </w:rPr>
+        <w:t>ὁ Θεὸς ὑπερηφάνοις ἀντιτάσσεται, ταπεινοῖς δὲ δίδωσιν χάριν</w:t>
+      </w:r>
+    </w:p>
+    <w:p>
+      <w:pPr/>
+      <w:r>
+        <w:rPr>
+          <w:lang w:val="pt_PT" w:bidi="pt_PT"/>
+        </w:rPr>
+      </w:r>
+      <w:r>
+        <w:rPr>
+          <w:b/>
+          <w:lang w:val="pt_PT" w:bidi="pt_PT"/>
+        </w:rPr>
         <w:t>"D</w:t>
       </w:r>
       <w:r>
@@ -54574,6 +56179,21 @@
           <w:b/>
           <w:lang w:val="pt_PT" w:bidi="pt_PT"/>
         </w:rPr>
+        <w:t>νήψατε</w:t>
+      </w:r>
+    </w:p>
+    <w:p>
+      <w:pPr/>
+      <w:r>
+        <w:rPr>
+          <w:lang w:val="pt_PT" w:bidi="pt_PT"/>
+        </w:rPr>
+      </w:r>
+      <w:r>
+        <w:rPr>
+          <w:b/>
+          <w:lang w:val="pt_PT" w:bidi="pt_PT"/>
+        </w:rPr>
         <w:t>"Estejam alertas".</w:t>
       </w:r>
     </w:p>
@@ -55087,6 +56707,21 @@
           <w:b/>
           <w:lang w:val="pt_PT" w:bidi="pt_PT"/>
         </w:rPr>
+        <w:t>τὰ αὐτὰ τῶν παθημάτων &amp; ἐπιτελεῖσθαι</w:t>
+      </w:r>
+    </w:p>
+    <w:p>
+      <w:pPr/>
+      <w:r>
+        <w:rPr>
+          <w:lang w:val="pt_PT" w:bidi="pt_PT"/>
+        </w:rPr>
+      </w:r>
+      <w:r>
+        <w:rPr>
+          <w:b/>
+          <w:lang w:val="pt_PT" w:bidi="pt_PT"/>
+        </w:rPr>
         <w:t>"</w:t>
       </w:r>
       <w:r>
@@ -55197,6 +56832,21 @@
           <w:b/>
           <w:lang w:val="pt_PT" w:bidi="pt_PT"/>
         </w:rPr>
+        <w:t>τὰ αὐτὰ τῶν παθημάτων &amp; ἐπιτελεῖσθαι</w:t>
+      </w:r>
+    </w:p>
+    <w:p>
+      <w:pPr/>
+      <w:r>
+        <w:rPr>
+          <w:lang w:val="pt_PT" w:bidi="pt_PT"/>
+        </w:rPr>
+      </w:r>
+      <w:r>
+        <w:rPr>
+          <w:b/>
+          <w:lang w:val="pt_PT" w:bidi="pt_PT"/>
+        </w:rPr>
         <w:t xml:space="preserve">"os seus irmãos na fé estão passando </w:t>
       </w:r>
       <w:r>
@@ -55280,6 +56930,21 @@
         <w:rPr>
           <w:lang w:val="pt_PT" w:bidi="pt_PT"/>
         </w:rPr>
+      </w:r>
+    </w:p>
+    <w:p>
+      <w:pPr/>
+      <w:r>
+        <w:rPr>
+          <w:lang w:val="pt_PT" w:bidi="pt_PT"/>
+        </w:rPr>
+      </w:r>
+      <w:r>
+        <w:rPr>
+          <w:b/>
+          <w:lang w:val="pt_PT" w:bidi="pt_PT"/>
+        </w:rPr>
+        <w:t>τῇ &amp; ὑμῶν ἀδελφότητι</w:t>
       </w:r>
     </w:p>
     <w:p>
@@ -55421,6 +57086,21 @@
           <w:b/>
           <w:lang w:val="pt_PT" w:bidi="pt_PT"/>
         </w:rPr>
+        <w:t>ἐν τῷ κόσμῳ</w:t>
+      </w:r>
+    </w:p>
+    <w:p>
+      <w:pPr/>
+      <w:r>
+        <w:rPr>
+          <w:lang w:val="pt_PT" w:bidi="pt_PT"/>
+        </w:rPr>
+      </w:r>
+      <w:r>
+        <w:rPr>
+          <w:b/>
+          <w:lang w:val="pt_PT" w:bidi="pt_PT"/>
+        </w:rPr>
         <w:t>"no mundo inteiro".</w:t>
       </w:r>
     </w:p>
@@ -55470,6 +57150,21 @@
         <w:rPr>
           <w:lang w:val="pt_PT" w:bidi="pt_PT"/>
         </w:rPr>
+      </w:r>
+    </w:p>
+    <w:p>
+      <w:pPr/>
+      <w:r>
+        <w:rPr>
+          <w:lang w:val="pt_PT" w:bidi="pt_PT"/>
+        </w:rPr>
+      </w:r>
+      <w:r>
+        <w:rPr>
+          <w:b/>
+          <w:lang w:val="pt_PT" w:bidi="pt_PT"/>
+        </w:rPr>
+        <w:t>ὁ δὲ Θεὸς πάσης χάριτος, ὁ καλέσας ὑμᾶς εἰς τὴν αἰώνιον αὐτοῦ δόξαν ἐν Χριστῷ, ὀλίγον παθόντας</w:t>
       </w:r>
     </w:p>
     <w:p>
@@ -55972,6 +57667,21 @@
           <w:b/>
           <w:lang w:val="pt_PT" w:bidi="pt_PT"/>
         </w:rPr>
+        <w:t>ὀλίγον</w:t>
+      </w:r>
+    </w:p>
+    <w:p>
+      <w:pPr/>
+      <w:r>
+        <w:rPr>
+          <w:lang w:val="pt_PT" w:bidi="pt_PT"/>
+        </w:rPr>
+      </w:r>
+      <w:r>
+        <w:rPr>
+          <w:b/>
+          <w:lang w:val="pt_PT" w:bidi="pt_PT"/>
+        </w:rPr>
         <w:t>"</w:t>
       </w:r>
       <w:r>
@@ -56338,6 +58048,21 @@
           <w:b/>
           <w:lang w:val="pt_PT" w:bidi="pt_PT"/>
         </w:rPr>
+        <w:t>διὰ Σιλουανοῦ, ὑμῖν τοῦ πιστοῦ ἀδελφοῦ (ὡς λογίζομαι), δι’ ὀλίγων ἔγραψα</w:t>
+      </w:r>
+    </w:p>
+    <w:p>
+      <w:pPr/>
+      <w:r>
+        <w:rPr>
+          <w:lang w:val="pt_PT" w:bidi="pt_PT"/>
+        </w:rPr>
+      </w:r>
+      <w:r>
+        <w:rPr>
+          <w:b/>
+          <w:lang w:val="pt_PT" w:bidi="pt_PT"/>
+        </w:rPr>
         <w:t>"</w:t>
       </w:r>
       <w:r>
@@ -57959,6 +59684,21 @@
         <w:rPr>
           <w:lang w:val="pt_PT" w:bidi="pt_PT"/>
         </w:rPr>
+      </w:r>
+    </w:p>
+    <w:p>
+      <w:pPr/>
+      <w:r>
+        <w:rPr>
+          <w:lang w:val="pt_PT" w:bidi="pt_PT"/>
+        </w:rPr>
+      </w:r>
+      <w:r>
+        <w:rPr>
+          <w:b/>
+          <w:lang w:val="pt_PT" w:bidi="pt_PT"/>
+        </w:rPr>
+        <w:t>ἐν Χριστῷ</w:t>
       </w:r>
     </w:p>
     <w:p>
